--- a/fuentes/CF3_52450478_DU.docx
+++ b/fuentes/CF3_52450478_DU.docx
@@ -2324,10 +2324,10 @@
           <w:lang w:eastAsia="es-CO"/>
         </w:rPr>
         <w:drawing>
-          <wp:inline distT="0" distB="0" distL="0" distR="0" wp14:anchorId="17B174A3" wp14:editId="1B1E9602">
+          <wp:inline distT="0" distB="0" distL="0" distR="0" wp14:anchorId="17B174A3" wp14:editId="448BACCA">
             <wp:extent cx="4486275" cy="1314450"/>
             <wp:effectExtent l="0" t="0" r="9525" b="0"/>
-            <wp:docPr id="7" name="Imagen 7" descr="Presenta la frase “HILO DEL TEJIDO” en orientación vertical, acompañada de dos flechas rectas con doble punta en sentido vertical. Estas indican la dirección correcta del hilo en la tela para colocar el patrón."/>
+            <wp:docPr id="7" name="Imagen 7" descr="Presenta la frase “HILO DEL TEJIDO” en orientación horizontal, acompañada de dos flechas rectas con doble punta en sentido vertical. Estas indican la dirección correcta del hilo en la tela para colocar el patrón."/>
             <wp:cNvGraphicFramePr>
               <a:graphicFrameLocks xmlns:a="http://schemas.openxmlformats.org/drawingml/2006/main" noChangeAspect="1"/>
             </wp:cNvGraphicFramePr>
@@ -2335,7 +2335,7 @@
               <a:graphicData uri="http://schemas.openxmlformats.org/drawingml/2006/picture">
                 <pic:pic xmlns:pic="http://schemas.openxmlformats.org/drawingml/2006/picture">
                   <pic:nvPicPr>
-                    <pic:cNvPr id="7" name="Imagen 7" descr="Presenta la frase “HILO DEL TEJIDO” en orientación vertical, acompañada de dos flechas rectas con doble punta en sentido vertical. Estas indican la dirección correcta del hilo en la tela para colocar el patrón."/>
+                    <pic:cNvPr id="7" name="Imagen 7" descr="Presenta la frase “HILO DEL TEJIDO” en orientación horizontal, acompañada de dos flechas rectas con doble punta en sentido vertical. Estas indican la dirección correcta del hilo en la tela para colocar el patrón."/>
                     <pic:cNvPicPr>
                       <a:picLocks noChangeAspect="1" noChangeArrowheads="1"/>
                     </pic:cNvPicPr>
@@ -2884,10 +2884,10 @@
           <w:lang w:eastAsia="es-CO"/>
         </w:rPr>
         <w:drawing>
-          <wp:inline distT="0" distB="0" distL="0" distR="0" wp14:anchorId="6EC646CE" wp14:editId="7DE3696C">
+          <wp:inline distT="0" distB="0" distL="0" distR="0" wp14:anchorId="6EC646CE" wp14:editId="4B1B638D">
             <wp:extent cx="4486275" cy="1314450"/>
             <wp:effectExtent l="0" t="0" r="9525" b="0"/>
-            <wp:docPr id="12" name="Imagen 12" descr="Presenta el texto “MARGEN DE COSTURA” en orientación vertical. A la derecha, hay dos líneas: una continua que representa el borde del patrón y otra discontinua que indica el espacio añadido para la costura."/>
+            <wp:docPr id="12" name="Imagen 12" descr="Presenta el texto “MARGEN DE COSTURA” en orientación horizontal. A la derecha, hay dos líneas: una continua que representa el borde del patrón y otra discontinua que indica el espacio añadido para la costura."/>
             <wp:cNvGraphicFramePr>
               <a:graphicFrameLocks xmlns:a="http://schemas.openxmlformats.org/drawingml/2006/main" noChangeAspect="1"/>
             </wp:cNvGraphicFramePr>
@@ -2895,7 +2895,7 @@
               <a:graphicData uri="http://schemas.openxmlformats.org/drawingml/2006/picture">
                 <pic:pic xmlns:pic="http://schemas.openxmlformats.org/drawingml/2006/picture">
                   <pic:nvPicPr>
-                    <pic:cNvPr id="12" name="Imagen 12" descr="Presenta el texto “MARGEN DE COSTURA” en orientación vertical. A la derecha, hay dos líneas: una continua que representa el borde del patrón y otra discontinua que indica el espacio añadido para la costura."/>
+                    <pic:cNvPr id="12" name="Imagen 12" descr="Presenta el texto “MARGEN DE COSTURA” en orientación horizontal. A la derecha, hay dos líneas: una continua que representa el borde del patrón y otra discontinua que indica el espacio añadido para la costura."/>
                     <pic:cNvPicPr>
                       <a:picLocks noChangeAspect="1" noChangeArrowheads="1"/>
                     </pic:cNvPicPr>
@@ -6326,7 +6326,33 @@
         <w:rPr>
           <w:lang w:eastAsia="es-CO"/>
         </w:rPr>
-        <w:t>Desde el punto más profundo del escote delantero, ubicado en el centro del molde, se traza una curva ascendente hacia el extremo superior de la sisa del delantero. Esta línea continua de forma fluida y simétrica hacia la sisa del molde posterior, formando una curva continua que rodea el cuello.</w:t>
+        <w:t xml:space="preserve">Desde el punto más profundo del escote delantero, ubicado en el centro del molde, se traza una curva ascendente hacia el extremo superior de la sisa del delantero. Esta línea </w:t>
+      </w:r>
+      <w:proofErr w:type="spellStart"/>
+      <w:r>
+        <w:rPr>
+          <w:lang w:eastAsia="es-CO"/>
+        </w:rPr>
+        <w:t>contin</w:t>
+      </w:r>
+      <w:r>
+        <w:rPr>
+          <w:lang w:eastAsia="es-CO"/>
+        </w:rPr>
+        <w:t>ú</w:t>
+      </w:r>
+      <w:r>
+        <w:rPr>
+          <w:lang w:eastAsia="es-CO"/>
+        </w:rPr>
+        <w:t>a</w:t>
+      </w:r>
+      <w:proofErr w:type="spellEnd"/>
+      <w:r>
+        <w:rPr>
+          <w:lang w:eastAsia="es-CO"/>
+        </w:rPr>
+        <w:t xml:space="preserve"> de forma fluida y simétrica hacia la sisa del molde posterior, formando una curva continua que rodea el cuello.</w:t>
       </w:r>
     </w:p>
     <w:p>
@@ -7875,10 +7901,28 @@
     </w:p>
     <w:p>
       <w:pPr>
+        <w:ind w:left="1080" w:firstLine="0"/>
+        <w:rPr>
+          <w:b/>
+          <w:bCs/>
+          <w:lang w:eastAsia="es-CO"/>
+        </w:rPr>
+      </w:pPr>
+      <w:r>
+        <w:rPr>
+          <w:b/>
+          <w:bCs/>
+          <w:lang w:eastAsia="es-CO"/>
+        </w:rPr>
+        <w:lastRenderedPageBreak/>
+        <w:t>Capota</w:t>
+      </w:r>
+    </w:p>
+    <w:p>
+      <w:pPr>
         <w:pStyle w:val="Figura"/>
       </w:pPr>
       <w:r>
-        <w:lastRenderedPageBreak/>
         <w:t>Capota</w:t>
       </w:r>
     </w:p>
@@ -8014,6 +8058,7 @@
         <w:rPr>
           <w:lang w:eastAsia="es-CO"/>
         </w:rPr>
+        <w:lastRenderedPageBreak/>
         <w:t>Ancho total: 25 cm (medido desde la parte posterior hasta el centro frontal).</w:t>
       </w:r>
     </w:p>
@@ -8050,7 +8095,6 @@
           <w:bCs/>
           <w:lang w:eastAsia="es-CO"/>
         </w:rPr>
-        <w:lastRenderedPageBreak/>
         <w:t>Curva superior:</w:t>
       </w:r>
       <w:r>
@@ -8304,7 +8348,14 @@
         <w:rPr>
           <w:lang w:eastAsia="es-CO"/>
         </w:rPr>
-        <w:t>, chaquetas o abrigos. El diseño permite que el cuello se doble hacia afuera, formando una solapa visible en el delantero. La figura presenta una secuencia de pasos que permiten construir correctamente esta estructura.</w:t>
+        <w:t xml:space="preserve">, chaquetas o abrigos. El diseño permite que el cuello se doble hacia afuera, </w:t>
+      </w:r>
+      <w:r>
+        <w:rPr>
+          <w:lang w:eastAsia="es-CO"/>
+        </w:rPr>
+        <w:lastRenderedPageBreak/>
+        <w:t>formando una solapa visible en el delantero. La figura presenta una secuencia de pasos que permiten construir correctamente esta estructura.</w:t>
       </w:r>
     </w:p>
     <w:p>
@@ -8322,8 +8373,198 @@
           <w:bCs/>
           <w:lang w:eastAsia="es-CO"/>
         </w:rPr>
+        <w:t>Paso 1: identificación de piezas base</w:t>
+      </w:r>
+    </w:p>
+    <w:p>
+      <w:pPr>
+        <w:ind w:left="360" w:firstLine="0"/>
+        <w:rPr>
+          <w:lang w:eastAsia="es-CO"/>
+        </w:rPr>
+      </w:pPr>
+      <w:r>
+        <w:rPr>
+          <w:lang w:eastAsia="es-CO"/>
+        </w:rPr>
+        <w:t>A la izquierda, se indican las partes que componen el cuello y la solapa:</w:t>
+      </w:r>
+    </w:p>
+    <w:p>
+      <w:pPr>
+        <w:ind w:left="360" w:firstLine="0"/>
+        <w:rPr>
+          <w:lang w:eastAsia="es-CO"/>
+        </w:rPr>
+      </w:pPr>
+      <w:r>
+        <w:rPr>
+          <w:lang w:eastAsia="es-CO"/>
+        </w:rPr>
+        <w:t>Pieza superior del cuello (número 4).</w:t>
+      </w:r>
+    </w:p>
+    <w:p>
+      <w:pPr>
+        <w:ind w:left="360" w:firstLine="0"/>
+        <w:rPr>
+          <w:lang w:eastAsia="es-CO"/>
+        </w:rPr>
+      </w:pPr>
+      <w:r>
+        <w:rPr>
+          <w:lang w:eastAsia="es-CO"/>
+        </w:rPr>
+        <w:t>Pieza inferior de soporte (número 5).</w:t>
+      </w:r>
+    </w:p>
+    <w:p>
+      <w:pPr>
+        <w:ind w:left="360" w:firstLine="0"/>
+        <w:rPr>
+          <w:lang w:eastAsia="es-CO"/>
+        </w:rPr>
+      </w:pPr>
+      <w:r>
+        <w:rPr>
+          <w:lang w:eastAsia="es-CO"/>
+        </w:rPr>
+        <w:t>Solapa delantera dividida en varias secciones que se ensamblan sobre la línea del escote.</w:t>
+      </w:r>
+    </w:p>
+    <w:p>
+      <w:pPr>
+        <w:ind w:left="360" w:firstLine="0"/>
+        <w:rPr>
+          <w:b/>
+          <w:bCs/>
+          <w:lang w:eastAsia="es-CO"/>
+        </w:rPr>
+      </w:pPr>
+      <w:r>
+        <w:rPr>
+          <w:b/>
+          <w:bCs/>
+          <w:lang w:eastAsia="es-CO"/>
+        </w:rPr>
+        <w:t>Paso 2: transformación del escote y montaje de solapa</w:t>
+      </w:r>
+    </w:p>
+    <w:p>
+      <w:pPr>
+        <w:ind w:left="360" w:firstLine="0"/>
+        <w:rPr>
+          <w:lang w:eastAsia="es-CO"/>
+        </w:rPr>
+      </w:pPr>
+      <w:r>
+        <w:rPr>
+          <w:lang w:eastAsia="es-CO"/>
+        </w:rPr>
+        <w:t>En el centro de la figura:</w:t>
+      </w:r>
+    </w:p>
+    <w:p>
+      <w:pPr>
+        <w:ind w:left="360" w:firstLine="0"/>
+        <w:rPr>
+          <w:lang w:eastAsia="es-CO"/>
+        </w:rPr>
+      </w:pPr>
+      <w:r>
+        <w:rPr>
+          <w:lang w:eastAsia="es-CO"/>
+        </w:rPr>
+        <w:t>Se parte del delantero con pinza busto.</w:t>
+      </w:r>
+    </w:p>
+    <w:p>
+      <w:pPr>
+        <w:ind w:left="360" w:firstLine="0"/>
+        <w:rPr>
+          <w:lang w:eastAsia="es-CO"/>
+        </w:rPr>
+      </w:pPr>
+      <w:r>
+        <w:rPr>
+          <w:lang w:eastAsia="es-CO"/>
+        </w:rPr>
+        <w:t>Sobre el hombro se traza un desplazamiento de 5.5 cm hacia afuera para ubicar el punto de quiebre del cuello.</w:t>
+      </w:r>
+    </w:p>
+    <w:p>
+      <w:pPr>
+        <w:ind w:left="360" w:firstLine="0"/>
+        <w:rPr>
+          <w:lang w:eastAsia="es-CO"/>
+        </w:rPr>
+      </w:pPr>
+      <w:r>
+        <w:rPr>
+          <w:lang w:eastAsia="es-CO"/>
+        </w:rPr>
+        <w:t>Se gira la pieza superior (pieza 1) en distintos ángulos, numerados del 1 al 5, para visualizar cómo se comporta el quiebre de la solapa y encontrar el punto correcto de ajuste.</w:t>
+      </w:r>
+    </w:p>
+    <w:p>
+      <w:pPr>
+        <w:ind w:left="360" w:firstLine="0"/>
+        <w:rPr>
+          <w:lang w:eastAsia="es-CO"/>
+        </w:rPr>
+      </w:pPr>
+      <w:r>
+        <w:rPr>
+          <w:lang w:eastAsia="es-CO"/>
+        </w:rPr>
+        <w:t>El cuello se curva hacia el centro delantero (zona marcada con el número 5 en la base).</w:t>
+      </w:r>
+    </w:p>
+    <w:p>
+      <w:pPr>
+        <w:ind w:left="360" w:firstLine="0"/>
+        <w:rPr>
+          <w:b/>
+          <w:bCs/>
+          <w:lang w:eastAsia="es-CO"/>
+        </w:rPr>
+      </w:pPr>
+      <w:r>
+        <w:rPr>
+          <w:b/>
+          <w:bCs/>
+          <w:lang w:eastAsia="es-CO"/>
+        </w:rPr>
+        <w:t>Paso 3: integración de cuello y solapa</w:t>
+      </w:r>
+    </w:p>
+    <w:p>
+      <w:pPr>
+        <w:ind w:left="360" w:firstLine="0"/>
+        <w:rPr>
+          <w:lang w:eastAsia="es-CO"/>
+        </w:rPr>
+      </w:pPr>
+      <w:r>
+        <w:rPr>
+          <w:lang w:eastAsia="es-CO"/>
+        </w:rPr>
+        <w:t>En la tercera figura (derecha):</w:t>
+      </w:r>
+    </w:p>
+    <w:p>
+      <w:pPr>
+        <w:ind w:left="360" w:firstLine="0"/>
+        <w:rPr>
+          <w:lang w:eastAsia="es-CO"/>
+        </w:rPr>
+      </w:pPr>
+      <w:r>
+        <w:rPr>
+          <w:lang w:eastAsia="es-CO"/>
+        </w:rPr>
         <w:lastRenderedPageBreak/>
-        <w:t>Paso 1: identificación de piezas base</w:t>
+        <w:t>Se confirma la forma definitiva del cuello y la solapa integradas al delantero.</w:t>
       </w:r>
     </w:p>
     <w:p>
@@ -8337,197 +8578,6 @@
         <w:rPr>
           <w:lang w:eastAsia="es-CO"/>
         </w:rPr>
-        <w:t>A la izquierda, se indican las partes que componen el cuello y la solapa:</w:t>
-      </w:r>
-    </w:p>
-    <w:p>
-      <w:pPr>
-        <w:ind w:left="360" w:firstLine="0"/>
-        <w:rPr>
-          <w:lang w:eastAsia="es-CO"/>
-        </w:rPr>
-      </w:pPr>
-      <w:r>
-        <w:rPr>
-          <w:lang w:eastAsia="es-CO"/>
-        </w:rPr>
-        <w:t>Pieza superior del cuello (número 4).</w:t>
-      </w:r>
-    </w:p>
-    <w:p>
-      <w:pPr>
-        <w:ind w:left="360" w:firstLine="0"/>
-        <w:rPr>
-          <w:lang w:eastAsia="es-CO"/>
-        </w:rPr>
-      </w:pPr>
-      <w:r>
-        <w:rPr>
-          <w:lang w:eastAsia="es-CO"/>
-        </w:rPr>
-        <w:t>Pieza inferior de soporte (número 5).</w:t>
-      </w:r>
-    </w:p>
-    <w:p>
-      <w:pPr>
-        <w:ind w:left="360" w:firstLine="0"/>
-        <w:rPr>
-          <w:lang w:eastAsia="es-CO"/>
-        </w:rPr>
-      </w:pPr>
-      <w:r>
-        <w:rPr>
-          <w:lang w:eastAsia="es-CO"/>
-        </w:rPr>
-        <w:t>Solapa delantera dividida en varias secciones que se ensamblan sobre la línea del escote.</w:t>
-      </w:r>
-    </w:p>
-    <w:p>
-      <w:pPr>
-        <w:ind w:left="360" w:firstLine="0"/>
-        <w:rPr>
-          <w:b/>
-          <w:bCs/>
-          <w:lang w:eastAsia="es-CO"/>
-        </w:rPr>
-      </w:pPr>
-      <w:r>
-        <w:rPr>
-          <w:b/>
-          <w:bCs/>
-          <w:lang w:eastAsia="es-CO"/>
-        </w:rPr>
-        <w:t>Paso 2: transformación del escote y montaje de solapa</w:t>
-      </w:r>
-    </w:p>
-    <w:p>
-      <w:pPr>
-        <w:ind w:left="360" w:firstLine="0"/>
-        <w:rPr>
-          <w:lang w:eastAsia="es-CO"/>
-        </w:rPr>
-      </w:pPr>
-      <w:r>
-        <w:rPr>
-          <w:lang w:eastAsia="es-CO"/>
-        </w:rPr>
-        <w:t>En el centro de la figura:</w:t>
-      </w:r>
-    </w:p>
-    <w:p>
-      <w:pPr>
-        <w:ind w:left="360" w:firstLine="0"/>
-        <w:rPr>
-          <w:lang w:eastAsia="es-CO"/>
-        </w:rPr>
-      </w:pPr>
-      <w:r>
-        <w:rPr>
-          <w:lang w:eastAsia="es-CO"/>
-        </w:rPr>
-        <w:t>Se parte del delantero con pinza busto.</w:t>
-      </w:r>
-    </w:p>
-    <w:p>
-      <w:pPr>
-        <w:ind w:left="360" w:firstLine="0"/>
-        <w:rPr>
-          <w:lang w:eastAsia="es-CO"/>
-        </w:rPr>
-      </w:pPr>
-      <w:r>
-        <w:rPr>
-          <w:lang w:eastAsia="es-CO"/>
-        </w:rPr>
-        <w:t>Sobre el hombro se traza un desplazamiento de 5.5 cm hacia afuera para ubicar el punto de quiebre del cuello.</w:t>
-      </w:r>
-    </w:p>
-    <w:p>
-      <w:pPr>
-        <w:ind w:left="360" w:firstLine="0"/>
-        <w:rPr>
-          <w:lang w:eastAsia="es-CO"/>
-        </w:rPr>
-      </w:pPr>
-      <w:r>
-        <w:rPr>
-          <w:lang w:eastAsia="es-CO"/>
-        </w:rPr>
-        <w:t>Se gira la pieza superior (pieza 1) en distintos ángulos, numerados del 1 al 5, para visualizar cómo se comporta el quiebre de la solapa y encontrar el punto correcto de ajuste.</w:t>
-      </w:r>
-    </w:p>
-    <w:p>
-      <w:pPr>
-        <w:ind w:left="360" w:firstLine="0"/>
-        <w:rPr>
-          <w:lang w:eastAsia="es-CO"/>
-        </w:rPr>
-      </w:pPr>
-      <w:r>
-        <w:rPr>
-          <w:lang w:eastAsia="es-CO"/>
-        </w:rPr>
-        <w:t>El cuello se curva hacia el centro delantero (zona marcada con el número 5 en la base).</w:t>
-      </w:r>
-    </w:p>
-    <w:p>
-      <w:pPr>
-        <w:ind w:left="360" w:firstLine="0"/>
-        <w:rPr>
-          <w:b/>
-          <w:bCs/>
-          <w:lang w:eastAsia="es-CO"/>
-        </w:rPr>
-      </w:pPr>
-      <w:r>
-        <w:rPr>
-          <w:b/>
-          <w:bCs/>
-          <w:lang w:eastAsia="es-CO"/>
-        </w:rPr>
-        <w:t>Paso 3: integración de cuello y solapa</w:t>
-      </w:r>
-    </w:p>
-    <w:p>
-      <w:pPr>
-        <w:ind w:left="360" w:firstLine="0"/>
-        <w:rPr>
-          <w:lang w:eastAsia="es-CO"/>
-        </w:rPr>
-      </w:pPr>
-      <w:r>
-        <w:rPr>
-          <w:lang w:eastAsia="es-CO"/>
-        </w:rPr>
-        <w:t>En la tercera figura (derecha):</w:t>
-      </w:r>
-    </w:p>
-    <w:p>
-      <w:pPr>
-        <w:ind w:left="360" w:firstLine="0"/>
-        <w:rPr>
-          <w:lang w:eastAsia="es-CO"/>
-        </w:rPr>
-      </w:pPr>
-      <w:r>
-        <w:rPr>
-          <w:lang w:eastAsia="es-CO"/>
-        </w:rPr>
-        <w:t>Se confirma la forma definitiva del cuello y la solapa integradas al delantero.</w:t>
-      </w:r>
-    </w:p>
-    <w:p>
-      <w:pPr>
-        <w:ind w:left="360" w:firstLine="0"/>
-        <w:rPr>
-          <w:lang w:eastAsia="es-CO"/>
-        </w:rPr>
-      </w:pPr>
-      <w:r>
-        <w:rPr>
-          <w:lang w:eastAsia="es-CO"/>
-        </w:rPr>
-        <w:lastRenderedPageBreak/>
         <w:t>Se destacan dos líneas: la que forma el cuello exterior (número 2) y la que da forma a la solapa frontal (número 3).</w:t>
       </w:r>
     </w:p>
@@ -8746,7 +8796,6 @@
         <w:pStyle w:val="Figura"/>
       </w:pPr>
       <w:r>
-        <w:lastRenderedPageBreak/>
         <w:t>Cuello y solapa</w:t>
       </w:r>
     </w:p>
@@ -8886,7 +8935,6 @@
         <w:pStyle w:val="Figura"/>
       </w:pPr>
       <w:r>
-        <w:lastRenderedPageBreak/>
         <w:t>Cuello alto con manga raglán</w:t>
       </w:r>
     </w:p>
@@ -9044,6 +9092,7 @@
         <w:rPr>
           <w:lang w:eastAsia="es-CO"/>
         </w:rPr>
+        <w:lastRenderedPageBreak/>
         <w:t>Fuente: SENA, (2021)</w:t>
       </w:r>
     </w:p>
@@ -9066,7 +9115,6 @@
           <w:bCs/>
           <w:lang w:eastAsia="es-CO"/>
         </w:rPr>
-        <w:lastRenderedPageBreak/>
         <w:t>Trazado de la pieza posterior</w:t>
       </w:r>
     </w:p>
@@ -9273,7 +9321,6 @@
           <w:bCs/>
           <w:lang w:eastAsia="es-CO"/>
         </w:rPr>
-        <w:lastRenderedPageBreak/>
         <w:t>Cuello alto</w:t>
       </w:r>
     </w:p>
@@ -9439,20 +9486,26 @@
         <w:rPr>
           <w:lang w:eastAsia="es-CO"/>
         </w:rPr>
-        <w:t>Entre las variaciones más utilizadas se encuentran la manga japonesa, que extiende el hombro de forma continua sin costura en la sisa, generando una caída natural del tejido. También destaca la manga abullonada, que incorpora frunces en uno o ambos extremos, aportando dramatismo y volumen. Por otro lado, la manga murciélago se distingue por su gran amplitud desde el hombro hasta la cintura, ofreciendo libertad de movimiento y un diseño más relajado.</w:t>
-      </w:r>
-    </w:p>
-    <w:p>
-      <w:pPr>
-        <w:rPr>
-          <w:lang w:eastAsia="es-CO"/>
-        </w:rPr>
-      </w:pPr>
+        <w:t xml:space="preserve">Entre las variaciones más utilizadas se encuentran la manga japonesa, que extiende el hombro de forma continua sin costura en la sisa, generando una caída natural del tejido. También destaca la manga abullonada, que incorpora frunces en uno o ambos extremos, aportando dramatismo y volumen. Por otro lado, la manga </w:t>
+      </w:r>
       <w:r>
         <w:rPr>
           <w:lang w:eastAsia="es-CO"/>
         </w:rPr>
         <w:lastRenderedPageBreak/>
+        <w:t>murciélago se distingue por su gran amplitud desde el hombro hasta la cintura, ofreciendo libertad de movimiento y un diseño más relajado.</w:t>
+      </w:r>
+    </w:p>
+    <w:p>
+      <w:pPr>
+        <w:rPr>
+          <w:lang w:eastAsia="es-CO"/>
+        </w:rPr>
+      </w:pPr>
+      <w:r>
+        <w:rPr>
+          <w:lang w:eastAsia="es-CO"/>
+        </w:rPr>
         <w:t>Estas transformaciones no solo enriquecen visualmente las prendas, sino que también mejoran su ajuste al cuerpo, incrementan la funcionalidad del diseño y responden a las preferencias individuales de quienes las visten. Asimismo, permiten a las personas que diseñan ropa explorar nuevas formas y reinterpretar estilos clásicos con creatividad e innovación.</w:t>
       </w:r>
     </w:p>
@@ -9559,24 +9612,6 @@
         </w:rPr>
         <w:t>Fuente: SENA, (2021)</w:t>
       </w:r>
-    </w:p>
-    <w:p>
-      <w:pPr>
-        <w:rPr>
-          <w:b/>
-          <w:bCs/>
-          <w:lang w:eastAsia="es-CO"/>
-        </w:rPr>
-      </w:pPr>
-    </w:p>
-    <w:p>
-      <w:pPr>
-        <w:rPr>
-          <w:b/>
-          <w:bCs/>
-          <w:lang w:eastAsia="es-CO"/>
-        </w:rPr>
-      </w:pPr>
     </w:p>
     <w:p>
       <w:pPr>
@@ -9851,7 +9886,19 @@
         <w:rPr>
           <w:lang w:eastAsia="es-CO"/>
         </w:rPr>
-        <w:t> la más amplia. La sisa cae casi a nivel de la cintura, generando un estilo tipo "murciélago" o "</w:t>
+        <w:t xml:space="preserve"> la más amplia. La sisa cae casi a nivel de la cintura, generando un estilo tipo "murciélago" </w:t>
+      </w:r>
+      <w:r>
+        <w:rPr>
+          <w:lang w:eastAsia="es-CO"/>
+        </w:rPr>
+        <w:t>u</w:t>
+      </w:r>
+      <w:r>
+        <w:rPr>
+          <w:lang w:eastAsia="es-CO"/>
+        </w:rPr>
+        <w:t xml:space="preserve"> "</w:t>
       </w:r>
       <w:r>
         <w:rPr>
@@ -10832,16 +10879,10 @@
     </w:p>
     <w:p>
       <w:pPr>
-        <w:rPr>
-          <w:lang w:eastAsia="es-CO"/>
-        </w:rPr>
-      </w:pPr>
-    </w:p>
-    <w:p>
-      <w:pPr>
         <w:pStyle w:val="Figura"/>
       </w:pPr>
       <w:r>
+        <w:lastRenderedPageBreak/>
         <w:t>Trazo de manga tulipán</w:t>
       </w:r>
     </w:p>
@@ -10936,6 +10977,14 @@
     </w:p>
     <w:p>
       <w:pPr>
+        <w:ind w:firstLine="0"/>
+        <w:rPr>
+          <w:lang w:eastAsia="es-CO"/>
+        </w:rPr>
+      </w:pPr>
+    </w:p>
+    <w:p>
+      <w:pPr>
         <w:pStyle w:val="Prrafodelista"/>
         <w:numPr>
           <w:ilvl w:val="0"/>
@@ -11716,7 +11765,19 @@
         <w:rPr>
           <w:lang w:eastAsia="es-CO"/>
         </w:rPr>
-        <w:t>Marcar un punto en la mitad del largo hombro y hacer corte hasta el punto se separación de busto. Girar el patrón abriendo esta nueva pinza y cerrando la pinza de cintura hasta que la pinza de la cintura quede sobre la línea horizontal.</w:t>
+        <w:t xml:space="preserve">Marcar un punto en la mitad del largo hombro y hacer corte hasta el punto </w:t>
+      </w:r>
+      <w:r>
+        <w:rPr>
+          <w:lang w:eastAsia="es-CO"/>
+        </w:rPr>
+        <w:t>d</w:t>
+      </w:r>
+      <w:r>
+        <w:rPr>
+          <w:lang w:eastAsia="es-CO"/>
+        </w:rPr>
+        <w:t>e separación de busto. Girar el patrón abriendo esta nueva pinza y cerrando la pinza de cintura hasta que la pinza de la cintura quede sobre la línea horizontal.</w:t>
       </w:r>
     </w:p>
     <w:p>
@@ -13124,7 +13185,23 @@
           <w:bCs/>
           <w:lang w:eastAsia="es-CO"/>
         </w:rPr>
-        <w:t>PDF – Manual patronaje básico e interpretación de diseños.</w:t>
+        <w:t xml:space="preserve">PDF </w:t>
+      </w:r>
+      <w:r>
+        <w:rPr>
+          <w:b/>
+          <w:bCs/>
+          <w:lang w:eastAsia="es-CO"/>
+        </w:rPr>
+        <w:t>-</w:t>
+      </w:r>
+      <w:r>
+        <w:rPr>
+          <w:b/>
+          <w:bCs/>
+          <w:lang w:eastAsia="es-CO"/>
+        </w:rPr>
+        <w:t xml:space="preserve"> Manual patronaje básico e interpretación de diseños.</w:t>
       </w:r>
     </w:p>
     <w:p>
@@ -13204,7 +13281,23 @@
           <w:bCs/>
           <w:lang w:eastAsia="es-CO"/>
         </w:rPr>
-        <w:t>Video - Trazo de prendas – bata o vestido</w:t>
+        <w:t xml:space="preserve">Video - Trazo de prendas </w:t>
+      </w:r>
+      <w:r>
+        <w:rPr>
+          <w:b/>
+          <w:bCs/>
+          <w:lang w:eastAsia="es-CO"/>
+        </w:rPr>
+        <w:t>-</w:t>
+      </w:r>
+      <w:r>
+        <w:rPr>
+          <w:b/>
+          <w:bCs/>
+          <w:lang w:eastAsia="es-CO"/>
+        </w:rPr>
+        <w:t xml:space="preserve"> bata o vestido</w:t>
       </w:r>
     </w:p>
     <w:p>
@@ -13564,12 +13657,61 @@
     </w:p>
     <w:p>
       <w:pPr>
+        <w:ind w:left="709" w:firstLine="0"/>
+        <w:rPr>
+          <w:lang w:eastAsia="es-CO"/>
+        </w:rPr>
+      </w:pPr>
+    </w:p>
+    <w:p>
+      <w:pPr>
+        <w:ind w:left="709" w:firstLine="0"/>
+        <w:rPr>
+          <w:lang w:eastAsia="es-CO"/>
+        </w:rPr>
+      </w:pPr>
+    </w:p>
+    <w:p>
+      <w:pPr>
+        <w:ind w:left="709" w:firstLine="0"/>
+        <w:rPr>
+          <w:lang w:eastAsia="es-CO"/>
+        </w:rPr>
+      </w:pPr>
+    </w:p>
+    <w:p>
+      <w:pPr>
+        <w:ind w:left="709" w:firstLine="0"/>
+        <w:rPr>
+          <w:lang w:eastAsia="es-CO"/>
+        </w:rPr>
+      </w:pPr>
+    </w:p>
+    <w:p>
+      <w:pPr>
+        <w:ind w:left="709" w:firstLine="0"/>
+        <w:rPr>
+          <w:lang w:eastAsia="es-CO"/>
+        </w:rPr>
+      </w:pPr>
+    </w:p>
+    <w:p>
+      <w:pPr>
+        <w:ind w:left="709" w:firstLine="0"/>
+        <w:rPr>
+          <w:lang w:eastAsia="es-CO"/>
+        </w:rPr>
+      </w:pPr>
+    </w:p>
+    <w:p>
+      <w:pPr>
         <w:pStyle w:val="Figura"/>
       </w:pPr>
       <w:r>
         <w:rPr>
           <w:rStyle w:val="Extranjerismo"/>
         </w:rPr>
+        <w:lastRenderedPageBreak/>
         <w:t>Crop top</w:t>
       </w:r>
       <w:r>
@@ -13589,10 +13731,10 @@
           <w:lang w:eastAsia="es-CO"/>
         </w:rPr>
         <w:drawing>
-          <wp:inline distT="0" distB="0" distL="0" distR="0" wp14:anchorId="6AE08F20" wp14:editId="6D2288E7">
+          <wp:inline distT="0" distB="0" distL="0" distR="0" wp14:anchorId="6AE08F20" wp14:editId="3A04D7ED">
             <wp:extent cx="3059994" cy="1702690"/>
             <wp:effectExtent l="0" t="0" r="7620" b="0"/>
-            <wp:docPr id="55" name="Imagen 55" descr="Representa el proceso de transformación del molde base de una prenda superior sin mangas en un diseño con corte tipo princesa. La secuencia comienza con el trazo original, seguido por la división del delantero en piezas que atraviesan el busto, y finaliza con el molde separado en partes para facilitar el ajuste al cuerpo."/>
+            <wp:docPr id="55" name="Imagen 55" descr="Representa la transformación del molde base de una prenda superior sin mangas en un diseño con corte tipo princesa hacia la sisa. El proceso se muestra en tres etapas: el diseño final, el trazo con líneas guía que pasan por el busto y la sisa, y la división del molde en piezas que permiten un ajuste anatómico."/>
             <wp:cNvGraphicFramePr>
               <a:graphicFrameLocks xmlns:a="http://schemas.openxmlformats.org/drawingml/2006/main" noChangeAspect="1"/>
             </wp:cNvGraphicFramePr>
@@ -13600,7 +13742,7 @@
               <a:graphicData uri="http://schemas.openxmlformats.org/drawingml/2006/picture">
                 <pic:pic xmlns:pic="http://schemas.openxmlformats.org/drawingml/2006/picture">
                   <pic:nvPicPr>
-                    <pic:cNvPr id="55" name="Imagen 55" descr="Representa el proceso de transformación del molde base de una prenda superior sin mangas en un diseño con corte tipo princesa. La secuencia comienza con el trazo original, seguido por la división del delantero en piezas que atraviesan el busto, y finaliza con el molde separado en partes para facilitar el ajuste al cuerpo."/>
+                    <pic:cNvPr id="55" name="Imagen 55" descr="Representa la transformación del molde base de una prenda superior sin mangas en un diseño con corte tipo princesa hacia la sisa. El proceso se muestra en tres etapas: el diseño final, el trazo con líneas guía que pasan por el busto y la sisa, y la división del molde en piezas que permiten un ajuste anatómico."/>
                     <pic:cNvPicPr>
                       <a:picLocks noChangeAspect="1" noChangeArrowheads="1"/>
                     </pic:cNvPicPr>
@@ -13673,7 +13815,6 @@
           <w:bCs/>
           <w:lang w:eastAsia="es-CO"/>
         </w:rPr>
-        <w:lastRenderedPageBreak/>
         <w:t>Paso 1: partir del patrón base</w:t>
       </w:r>
     </w:p>
@@ -13812,6 +13953,7 @@
         <w:rPr>
           <w:lang w:eastAsia="es-CO"/>
         </w:rPr>
+        <w:lastRenderedPageBreak/>
         <w:t>Se obtienen dos piezas delanteras: una central (centro frente) y una lateral (costado), ambas con forma curva.</w:t>
       </w:r>
     </w:p>
@@ -13863,7 +14005,6 @@
         <w:rPr>
           <w:rStyle w:val="Extranjerismo"/>
         </w:rPr>
-        <w:lastRenderedPageBreak/>
         <w:t>Crop top</w:t>
       </w:r>
       <w:r>
@@ -13883,10 +14024,10 @@
           <w:lang w:eastAsia="es-CO"/>
         </w:rPr>
         <w:drawing>
-          <wp:inline distT="0" distB="0" distL="0" distR="0" wp14:anchorId="05A528EA" wp14:editId="4A317FBE">
+          <wp:inline distT="0" distB="0" distL="0" distR="0" wp14:anchorId="05A528EA" wp14:editId="33B9599E">
             <wp:extent cx="4810125" cy="2676525"/>
             <wp:effectExtent l="0" t="0" r="9525" b="9525"/>
-            <wp:docPr id="56" name="Imagen 56" descr="Representa la transformación del molde base de una prenda superior sin mangas en un diseño con corte tipo princesa hacia la sisa. El proceso se muestra en tres etapas: el diseño final, el trazo con líneas guía que pasan por el busto y la sisa, y la división del molde en piezas que permiten un ajuste anatómico."/>
+            <wp:docPr id="56" name="Imagen 56" descr="Representa la transformación del molde base de una prenda superior sin mangas en un diseño con corte tipo princesa hacia la sisa. El proceso Representa la transformación del molde base de una prenda superior sin mangas en un diseño de crop top corto con corte tipo princesa hacia la sisa. El proceso se muestra en tres etapas: el diseño final del crop top ajustado y de longitud reducida, el trazo con líneas guía que pasan por el busto y se dirigen hacia la sisa, y la división del molde en piezas que permiten un ajuste anatómico al contorno del cuerpo."/>
             <wp:cNvGraphicFramePr>
               <a:graphicFrameLocks xmlns:a="http://schemas.openxmlformats.org/drawingml/2006/main" noChangeAspect="1"/>
             </wp:cNvGraphicFramePr>
@@ -13894,7 +14035,7 @@
               <a:graphicData uri="http://schemas.openxmlformats.org/drawingml/2006/picture">
                 <pic:pic xmlns:pic="http://schemas.openxmlformats.org/drawingml/2006/picture">
                   <pic:nvPicPr>
-                    <pic:cNvPr id="56" name="Imagen 56" descr="Representa la transformación del molde base de una prenda superior sin mangas en un diseño con corte tipo princesa hacia la sisa. El proceso se muestra en tres etapas: el diseño final, el trazo con líneas guía que pasan por el busto y la sisa, y la división del molde en piezas que permiten un ajuste anatómico."/>
+                    <pic:cNvPr id="56" name="Imagen 56" descr="Representa la transformación del molde base de una prenda superior sin mangas en un diseño con corte tipo princesa hacia la sisa. El proceso Representa la transformación del molde base de una prenda superior sin mangas en un diseño de crop top corto con corte tipo princesa hacia la sisa. El proceso se muestra en tres etapas: el diseño final del crop top ajustado y de longitud reducida, el trazo con líneas guía que pasan por el busto y se dirigen hacia la sisa, y la división del molde en piezas que permiten un ajuste anatómico al contorno del cuerpo."/>
                     <pic:cNvPicPr>
                       <a:picLocks noChangeAspect="1" noChangeArrowheads="1"/>
                     </pic:cNvPicPr>
@@ -13965,11 +14106,15 @@
     <w:p>
       <w:pPr>
         <w:rPr>
-          <w:lang w:eastAsia="es-CO"/>
-        </w:rPr>
-      </w:pPr>
-      <w:r>
-        <w:rPr>
+          <w:b/>
+          <w:bCs/>
+          <w:lang w:eastAsia="es-CO"/>
+        </w:rPr>
+      </w:pPr>
+      <w:r>
+        <w:rPr>
+          <w:b/>
+          <w:bCs/>
           <w:lang w:eastAsia="es-CO"/>
         </w:rPr>
         <w:t>Pasos principales del ajuste de patrones</w:t>
@@ -14027,6 +14172,7 @@
         <w:rPr>
           <w:lang w:eastAsia="es-CO"/>
         </w:rPr>
+        <w:lastRenderedPageBreak/>
         <w:t>Contorno de busto, cintura, cadera.</w:t>
       </w:r>
     </w:p>
@@ -14131,7 +14277,6 @@
           <w:bCs/>
           <w:lang w:eastAsia="es-CO"/>
         </w:rPr>
-        <w:lastRenderedPageBreak/>
         <w:t>Ajuste de longitudes</w:t>
       </w:r>
     </w:p>
@@ -14370,6 +14515,7 @@
         <w:rPr>
           <w:lang w:eastAsia="es-CO"/>
         </w:rPr>
+        <w:lastRenderedPageBreak/>
         <w:t>Se confecciona una prenda de prueba en tela económica para validar ajustes. Se analiza el calce real y se marcan correcciones directamente sobre la muestra.</w:t>
       </w:r>
     </w:p>
@@ -14410,39 +14556,18 @@
     </w:p>
     <w:p>
       <w:pPr>
-        <w:ind w:firstLine="0"/>
-        <w:rPr>
-          <w:b/>
-          <w:bCs/>
-          <w:lang w:eastAsia="es-CO"/>
-        </w:rPr>
-      </w:pPr>
-    </w:p>
-    <w:p>
-      <w:pPr>
-        <w:ind w:firstLine="0"/>
-        <w:rPr>
-          <w:b/>
-          <w:bCs/>
-          <w:lang w:eastAsia="es-CO"/>
-        </w:rPr>
-      </w:pPr>
-    </w:p>
-    <w:p>
-      <w:pPr>
-        <w:rPr>
-          <w:b/>
-          <w:bCs/>
-          <w:lang w:eastAsia="es-CO"/>
-        </w:rPr>
-      </w:pPr>
-      <w:r>
-        <w:rPr>
-          <w:b/>
-          <w:bCs/>
-          <w:lang w:eastAsia="es-CO"/>
-        </w:rPr>
-        <w:lastRenderedPageBreak/>
+        <w:rPr>
+          <w:b/>
+          <w:bCs/>
+          <w:lang w:eastAsia="es-CO"/>
+        </w:rPr>
+      </w:pPr>
+      <w:r>
+        <w:rPr>
+          <w:b/>
+          <w:bCs/>
+          <w:lang w:eastAsia="es-CO"/>
+        </w:rPr>
         <w:t>Puntos de ajuste comunes</w:t>
       </w:r>
     </w:p>
@@ -14699,34 +14824,7 @@
     </w:p>
     <w:p>
       <w:pPr>
-        <w:rPr>
-          <w:lang w:eastAsia="es-CO"/>
-        </w:rPr>
-      </w:pPr>
-    </w:p>
-    <w:p>
-      <w:pPr>
-        <w:rPr>
-          <w:lang w:eastAsia="es-CO"/>
-        </w:rPr>
-      </w:pPr>
-    </w:p>
-    <w:p>
-      <w:pPr>
-        <w:rPr>
-          <w:lang w:eastAsia="es-CO"/>
-        </w:rPr>
-      </w:pPr>
-    </w:p>
-    <w:p>
-      <w:pPr>
-        <w:rPr>
-          <w:lang w:eastAsia="es-CO"/>
-        </w:rPr>
-      </w:pPr>
-    </w:p>
-    <w:p>
-      <w:pPr>
+        <w:ind w:firstLine="0"/>
         <w:rPr>
           <w:lang w:eastAsia="es-CO"/>
         </w:rPr>
@@ -15468,10 +15566,19 @@
       </w:pPr>
       <w:r>
         <w:rPr>
+          <w:b/>
+          <w:bCs/>
           <w:bdr w:val="none" w:sz="0" w:space="0" w:color="auto" w:frame="1"/>
           <w:lang w:eastAsia="es-CO"/>
         </w:rPr>
-        <w:t>Despiece: proceso de división de una prenda en todas sus piezas individuales, detallando sus formas, dimensiones y materiales, para facilitar su confección organizada.</w:t>
+        <w:t>Despiece:</w:t>
+      </w:r>
+      <w:r>
+        <w:rPr>
+          <w:bdr w:val="none" w:sz="0" w:space="0" w:color="auto" w:frame="1"/>
+          <w:lang w:eastAsia="es-CO"/>
+        </w:rPr>
+        <w:t> proceso de división de una prenda en todas sus piezas individuales, detallando sus formas, dimensiones y materiales, para facilitar su confección organizada.</w:t>
       </w:r>
     </w:p>
     <w:p>
@@ -16549,8 +16656,22 @@
               <w:pStyle w:val="TextoTablas"/>
             </w:pPr>
             <w:r>
-              <w:t>Claudia Johana Gómez</w:t>
+              <w:t>Claudia Johan</w:t>
             </w:r>
+            <w:r>
+              <w:t>n</w:t>
+            </w:r>
+            <w:r>
+              <w:t>a Gómez</w:t>
+            </w:r>
+            <w:r>
+              <w:t xml:space="preserve"> </w:t>
+            </w:r>
+            <w:proofErr w:type="spellStart"/>
+            <w:r>
+              <w:t>Peréz</w:t>
+            </w:r>
+            <w:proofErr w:type="spellEnd"/>
           </w:p>
         </w:tc>
         <w:tc>
@@ -16778,6 +16899,50 @@
               <w:pStyle w:val="TextoTablas"/>
             </w:pPr>
             <w:r>
+              <w:t>Johann Sebastián Terán Carvajal</w:t>
+            </w:r>
+          </w:p>
+        </w:tc>
+        <w:tc>
+          <w:tcPr>
+            <w:tcW w:w="3139" w:type="dxa"/>
+          </w:tcPr>
+          <w:p>
+            <w:pPr>
+              <w:pStyle w:val="TextoTablas"/>
+            </w:pPr>
+            <w:r>
+              <w:t>Animador y productor audiovisual</w:t>
+            </w:r>
+          </w:p>
+        </w:tc>
+        <w:tc>
+          <w:tcPr>
+            <w:tcW w:w="3821" w:type="dxa"/>
+          </w:tcPr>
+          <w:p>
+            <w:pPr>
+              <w:pStyle w:val="TextoTablas"/>
+            </w:pPr>
+            <w:r>
+              <w:t>Centro Agroturístico - Regional Santander</w:t>
+            </w:r>
+          </w:p>
+        </w:tc>
+      </w:tr>
+      <w:tr>
+        <w:trPr>
+          <w:trHeight w:val="852"/>
+        </w:trPr>
+        <w:tc>
+          <w:tcPr>
+            <w:tcW w:w="2724" w:type="dxa"/>
+          </w:tcPr>
+          <w:p>
+            <w:pPr>
+              <w:pStyle w:val="TextoTablas"/>
+            </w:pPr>
+            <w:r>
               <w:t>Erika Daniela Manrique Rueda</w:t>
             </w:r>
           </w:p>
@@ -16811,6 +16976,7 @@
       </w:tr>
       <w:tr>
         <w:trPr>
+          <w:cnfStyle w:val="000000100000" w:firstRow="0" w:lastRow="0" w:firstColumn="0" w:lastColumn="0" w:oddVBand="0" w:evenVBand="0" w:oddHBand="1" w:evenHBand="0" w:firstRowFirstColumn="0" w:firstRowLastColumn="0" w:lastRowFirstColumn="0" w:lastRowLastColumn="0"/>
           <w:trHeight w:val="852"/>
         </w:trPr>
         <w:tc>
@@ -17008,13 +17174,6 @@
                                   <w:bCs/>
                                 </w:rPr>
                               </w:pPr>
-                              <w:r>
-                                <w:rPr>
-                                  <w:b/>
-                                  <w:bCs/>
-                                </w:rPr>
-                                <w:t>Grupo de Ejecución de la Formación Virtual</w:t>
-                              </w:r>
                             </w:p>
                           </w:txbxContent>
                         </wps:txbx>
@@ -17051,13 +17210,6 @@
                             <w:bCs/>
                           </w:rPr>
                         </w:pPr>
-                        <w:r>
-                          <w:rPr>
-                            <w:b/>
-                            <w:bCs/>
-                          </w:rPr>
-                          <w:t>Grupo de Ejecución de la Formación Virtual</w:t>
-                        </w:r>
                       </w:p>
                     </w:txbxContent>
                   </v:textbox>
@@ -17230,7 +17382,7 @@
         <v:path o:extrusionok="f" gradientshapeok="t" o:connecttype="rect"/>
         <o:lock v:ext="edit" aspectratio="t"/>
       </v:shapetype>
-      <v:shape id="_x0000_i1040" type="#_x0000_t75" style="width:11.15pt;height:11.15pt" o:bullet="t">
+      <v:shape id="_x0000_i1042" type="#_x0000_t75" style="width:11.35pt;height:11.35pt" o:bullet="t">
         <v:imagedata r:id="rId1" o:title="mso8C56"/>
       </v:shape>
     </w:pict>
@@ -20574,17 +20726,19 @@
   <w:abstractNum w:abstractNumId="33" w15:restartNumberingAfterBreak="0">
     <w:nsid w:val="650C43B5"/>
     <w:multiLevelType w:val="hybridMultilevel"/>
-    <w:tmpl w:val="700E6AB4"/>
-    <w:lvl w:ilvl="0" w:tplc="240A0015">
-      <w:start w:val="1"/>
-      <w:numFmt w:val="upperLetter"/>
-      <w:lvlText w:val="%1."/>
+    <w:tmpl w:val="A02E8BFC"/>
+    <w:lvl w:ilvl="0" w:tplc="2BD0598A">
+      <w:start w:val="1"/>
+      <w:numFmt w:val="lowerLetter"/>
+      <w:lvlText w:val="%1)"/>
       <w:lvlJc w:val="left"/>
       <w:pPr>
         <w:ind w:left="1429" w:hanging="360"/>
       </w:pPr>
       <w:rPr>
         <w:rFonts w:hint="default"/>
+        <w:b/>
+        <w:bCs/>
       </w:rPr>
     </w:lvl>
     <w:lvl w:ilvl="1" w:tplc="240A0019" w:tentative="1">
@@ -21510,7 +21664,7 @@
       <w:lvlText w:val="%1)"/>
       <w:lvlJc w:val="left"/>
       <w:pPr>
-        <w:ind w:left="720" w:hanging="360"/>
+        <w:ind w:left="1068" w:hanging="360"/>
       </w:pPr>
       <w:rPr>
         <w:rFonts w:hint="default"/>
@@ -21524,7 +21678,7 @@
       <w:lvlText w:val="%2."/>
       <w:lvlJc w:val="left"/>
       <w:pPr>
-        <w:ind w:left="1440" w:hanging="360"/>
+        <w:ind w:left="1788" w:hanging="360"/>
       </w:pPr>
     </w:lvl>
     <w:lvl w:ilvl="2" w:tplc="240A001B" w:tentative="1">
@@ -21533,7 +21687,7 @@
       <w:lvlText w:val="%3."/>
       <w:lvlJc w:val="right"/>
       <w:pPr>
-        <w:ind w:left="2160" w:hanging="180"/>
+        <w:ind w:left="2508" w:hanging="180"/>
       </w:pPr>
     </w:lvl>
     <w:lvl w:ilvl="3" w:tplc="240A000F" w:tentative="1">
@@ -21542,7 +21696,7 @@
       <w:lvlText w:val="%4."/>
       <w:lvlJc w:val="left"/>
       <w:pPr>
-        <w:ind w:left="2880" w:hanging="360"/>
+        <w:ind w:left="3228" w:hanging="360"/>
       </w:pPr>
     </w:lvl>
     <w:lvl w:ilvl="4" w:tplc="240A0019" w:tentative="1">
@@ -21551,7 +21705,7 @@
       <w:lvlText w:val="%5."/>
       <w:lvlJc w:val="left"/>
       <w:pPr>
-        <w:ind w:left="3600" w:hanging="360"/>
+        <w:ind w:left="3948" w:hanging="360"/>
       </w:pPr>
     </w:lvl>
     <w:lvl w:ilvl="5" w:tplc="240A001B" w:tentative="1">
@@ -21560,7 +21714,7 @@
       <w:lvlText w:val="%6."/>
       <w:lvlJc w:val="right"/>
       <w:pPr>
-        <w:ind w:left="4320" w:hanging="180"/>
+        <w:ind w:left="4668" w:hanging="180"/>
       </w:pPr>
     </w:lvl>
     <w:lvl w:ilvl="6" w:tplc="240A000F" w:tentative="1">
@@ -21569,7 +21723,7 @@
       <w:lvlText w:val="%7."/>
       <w:lvlJc w:val="left"/>
       <w:pPr>
-        <w:ind w:left="5040" w:hanging="360"/>
+        <w:ind w:left="5388" w:hanging="360"/>
       </w:pPr>
     </w:lvl>
     <w:lvl w:ilvl="7" w:tplc="240A0019" w:tentative="1">
@@ -21578,7 +21732,7 @@
       <w:lvlText w:val="%8."/>
       <w:lvlJc w:val="left"/>
       <w:pPr>
-        <w:ind w:left="5760" w:hanging="360"/>
+        <w:ind w:left="6108" w:hanging="360"/>
       </w:pPr>
     </w:lvl>
     <w:lvl w:ilvl="8" w:tplc="240A001B" w:tentative="1">
@@ -21587,7 +21741,7 @@
       <w:lvlText w:val="%9."/>
       <w:lvlJc w:val="right"/>
       <w:pPr>
-        <w:ind w:left="6480" w:hanging="180"/>
+        <w:ind w:left="6828" w:hanging="180"/>
       </w:pPr>
     </w:lvl>
   </w:abstractNum>
@@ -24120,10 +24274,6 @@
 </file>
 
 <file path=customXml/item1.xml><?xml version="1.0" encoding="utf-8"?>
-<b:Sources xmlns:b="http://schemas.openxmlformats.org/officeDocument/2006/bibliography" xmlns="http://schemas.openxmlformats.org/officeDocument/2006/bibliography" SelectedStyle="\APASixthEditionOfficeOnline.xsl" StyleName="APA" Version="6"/>
-</file>
-
-<file path=customXml/item2.xml><?xml version="1.0" encoding="utf-8"?>
 <?mso-contentType ?>
 <FormTemplates xmlns="http://schemas.microsoft.com/sharepoint/v3/contenttype/forms">
   <Display>DocumentLibraryForm</Display>
@@ -24132,7 +24282,7 @@
 </FormTemplates>
 </file>
 
-<file path=customXml/item3.xml><?xml version="1.0" encoding="utf-8"?>
+<file path=customXml/item2.xml><?xml version="1.0" encoding="utf-8"?>
 <p:properties xmlns:p="http://schemas.microsoft.com/office/2006/metadata/properties" xmlns:xsi="http://www.w3.org/2001/XMLSchema-instance" xmlns:pc="http://schemas.microsoft.com/office/infopath/2007/PartnerControls">
   <documentManagement>
     <TaxCatchAll xmlns="cb45339b-ced9-4d0d-8f64-77573914d53b" xsi:nil="true"/>
@@ -24141,6 +24291,10 @@
     </lcf76f155ced4ddcb4097134ff3c332f>
   </documentManagement>
 </p:properties>
+</file>
+
+<file path=customXml/item3.xml><?xml version="1.0" encoding="utf-8"?>
+<b:Sources xmlns:b="http://schemas.openxmlformats.org/officeDocument/2006/bibliography" xmlns="http://schemas.openxmlformats.org/officeDocument/2006/bibliography" SelectedStyle="\APASixthEditionOfficeOnline.xsl" StyleName="APA" Version="6"/>
 </file>
 
 <file path=customXml/item4.xml><?xml version="1.0" encoding="utf-8"?>
@@ -24379,14 +24533,6 @@
 </file>
 
 <file path=customXml/itemProps1.xml><?xml version="1.0" encoding="utf-8"?>
-<ds:datastoreItem xmlns:ds="http://schemas.openxmlformats.org/officeDocument/2006/customXml" ds:itemID="{A9F2CEBA-C824-4C86-81A8-E32CBD0EB92D}">
-  <ds:schemaRefs>
-    <ds:schemaRef ds:uri="http://schemas.openxmlformats.org/officeDocument/2006/bibliography"/>
-  </ds:schemaRefs>
-</ds:datastoreItem>
-</file>
-
-<file path=customXml/itemProps2.xml><?xml version="1.0" encoding="utf-8"?>
 <ds:datastoreItem xmlns:ds="http://schemas.openxmlformats.org/officeDocument/2006/customXml" ds:itemID="{D00A4A46-BDBD-48AC-87B9-2BA42D9CC06F}">
   <ds:schemaRefs>
     <ds:schemaRef ds:uri="http://schemas.microsoft.com/sharepoint/v3/contenttype/forms"/>
@@ -24394,13 +24540,21 @@
 </ds:datastoreItem>
 </file>
 
-<file path=customXml/itemProps3.xml><?xml version="1.0" encoding="utf-8"?>
+<file path=customXml/itemProps2.xml><?xml version="1.0" encoding="utf-8"?>
 <ds:datastoreItem xmlns:ds="http://schemas.openxmlformats.org/officeDocument/2006/customXml" ds:itemID="{26259216-AD86-464A-AEAD-95B1F9E17392}">
   <ds:schemaRefs>
     <ds:schemaRef ds:uri="http://schemas.microsoft.com/office/2006/metadata/properties"/>
     <ds:schemaRef ds:uri="http://schemas.microsoft.com/office/infopath/2007/PartnerControls"/>
     <ds:schemaRef ds:uri="cb45339b-ced9-4d0d-8f64-77573914d53b"/>
     <ds:schemaRef ds:uri="43a3ca16-9c26-4813-b83f-4aec9927b43f"/>
+  </ds:schemaRefs>
+</ds:datastoreItem>
+</file>
+
+<file path=customXml/itemProps3.xml><?xml version="1.0" encoding="utf-8"?>
+<ds:datastoreItem xmlns:ds="http://schemas.openxmlformats.org/officeDocument/2006/customXml" ds:itemID="{A9F2CEBA-C824-4C86-81A8-E32CBD0EB92D}">
+  <ds:schemaRefs>
+    <ds:schemaRef ds:uri="http://schemas.openxmlformats.org/officeDocument/2006/bibliography"/>
   </ds:schemaRefs>
 </ds:datastoreItem>
 </file>

--- a/fuentes/CF3_52450478_DU.docx
+++ b/fuentes/CF3_52450478_DU.docx
@@ -4134,7 +4134,14 @@
             <w:rStyle w:val="Hipervnculo"/>
             <w:lang w:eastAsia="es-CO"/>
           </w:rPr>
-          <w:t>Ir al sitio</w:t>
+          <w:t>Ir</w:t>
+        </w:r>
+        <w:r>
+          <w:rPr>
+            <w:rStyle w:val="Hipervnculo"/>
+            <w:lang w:eastAsia="es-CO"/>
+          </w:rPr>
+          <w:t xml:space="preserve"> al sitio</w:t>
         </w:r>
       </w:hyperlink>
     </w:p>
@@ -6326,14 +6333,7 @@
         <w:rPr>
           <w:lang w:eastAsia="es-CO"/>
         </w:rPr>
-        <w:t xml:space="preserve">Desde el punto más profundo del escote delantero, ubicado en el centro del molde, se traza una curva ascendente hacia el extremo superior de la sisa del delantero. Esta línea </w:t>
-      </w:r>
-      <w:proofErr w:type="spellStart"/>
-      <w:r>
-        <w:rPr>
-          <w:lang w:eastAsia="es-CO"/>
-        </w:rPr>
-        <w:t>contin</w:t>
+        <w:t>Desde el punto más profundo del escote delantero, ubicado en el centro del molde, se traza una curva ascendente hacia el extremo superior de la sisa del delantero. Esta línea contin</w:t>
       </w:r>
       <w:r>
         <w:rPr>
@@ -6345,14 +6345,7 @@
         <w:rPr>
           <w:lang w:eastAsia="es-CO"/>
         </w:rPr>
-        <w:t>a</w:t>
-      </w:r>
-      <w:proofErr w:type="spellEnd"/>
-      <w:r>
-        <w:rPr>
-          <w:lang w:eastAsia="es-CO"/>
-        </w:rPr>
-        <w:t xml:space="preserve"> de forma fluida y simétrica hacia la sisa del molde posterior, formando una curva continua que rodea el cuello.</w:t>
+        <w:t>a de forma fluida y simétrica hacia la sisa del molde posterior, formando una curva continua que rodea el cuello.</w:t>
       </w:r>
     </w:p>
     <w:p>
@@ -6664,7 +6657,6 @@
           <w:lang w:eastAsia="es-CO"/>
         </w:rPr>
       </w:pPr>
-      <w:proofErr w:type="gramStart"/>
       <w:r>
         <w:rPr>
           <w:b/>
@@ -6674,17 +6666,14 @@
         <w:lastRenderedPageBreak/>
         <w:t>Cuello cascada</w:t>
       </w:r>
-      <w:proofErr w:type="gramEnd"/>
     </w:p>
     <w:p>
       <w:pPr>
         <w:pStyle w:val="Figura"/>
       </w:pPr>
-      <w:proofErr w:type="gramStart"/>
       <w:r>
         <w:t>Cuello cascada</w:t>
       </w:r>
-      <w:proofErr w:type="gramEnd"/>
     </w:p>
     <w:p>
       <w:pPr>
@@ -7115,33 +7104,15 @@
           <w:bCs/>
           <w:lang w:eastAsia="es-CO"/>
         </w:rPr>
-        <w:t xml:space="preserve">Cuello </w:t>
-      </w:r>
-      <w:proofErr w:type="spellStart"/>
-      <w:r>
-        <w:rPr>
-          <w:b/>
-          <w:bCs/>
-          <w:lang w:eastAsia="es-CO"/>
-        </w:rPr>
-        <w:t>nerú</w:t>
-      </w:r>
-      <w:proofErr w:type="spellEnd"/>
+        <w:t>Cuello nerú</w:t>
+      </w:r>
     </w:p>
     <w:p>
       <w:pPr>
         <w:pStyle w:val="Figura"/>
       </w:pPr>
       <w:r>
-        <w:t xml:space="preserve">Cuello </w:t>
-      </w:r>
-      <w:proofErr w:type="spellStart"/>
-      <w:r>
-        <w:t>nerú</w:t>
-      </w:r>
-      <w:proofErr w:type="spellEnd"/>
-      <w:r>
-        <w:t xml:space="preserve"> básico</w:t>
+        <w:t>Cuello nerú básico</w:t>
       </w:r>
     </w:p>
     <w:p>
@@ -11554,21 +11525,7 @@
         <w:rPr>
           <w:lang w:eastAsia="es-CO"/>
         </w:rPr>
-        <w:t xml:space="preserve">El vestido sin corte en la cintura es una </w:t>
-      </w:r>
-      <w:proofErr w:type="spellStart"/>
-      <w:r>
-        <w:rPr>
-          <w:lang w:eastAsia="es-CO"/>
-        </w:rPr>
-        <w:t>monoprenda</w:t>
-      </w:r>
-      <w:proofErr w:type="spellEnd"/>
-      <w:r>
-        <w:rPr>
-          <w:lang w:eastAsia="es-CO"/>
-        </w:rPr>
-        <w:t xml:space="preserve"> en donde se emplea el patrón base superior y se prolonga el largo. En otros casos se puede unir con moldes de faldas logrando diferentes tipologías de vestidos.</w:t>
+        <w:t>El vestido sin corte en la cintura es una monoprenda en donde se emplea el patrón base superior y se prolonga el largo. En otros casos se puede unir con moldes de faldas logrando diferentes tipologías de vestidos.</w:t>
       </w:r>
     </w:p>
     <w:p>
@@ -14024,10 +13981,10 @@
           <w:lang w:eastAsia="es-CO"/>
         </w:rPr>
         <w:drawing>
-          <wp:inline distT="0" distB="0" distL="0" distR="0" wp14:anchorId="05A528EA" wp14:editId="33B9599E">
+          <wp:inline distT="0" distB="0" distL="0" distR="0" wp14:anchorId="05A528EA" wp14:editId="22B1955F">
             <wp:extent cx="4810125" cy="2676525"/>
             <wp:effectExtent l="0" t="0" r="9525" b="9525"/>
-            <wp:docPr id="56" name="Imagen 56" descr="Representa la transformación del molde base de una prenda superior sin mangas en un diseño con corte tipo princesa hacia la sisa. El proceso Representa la transformación del molde base de una prenda superior sin mangas en un diseño de crop top corto con corte tipo princesa hacia la sisa. El proceso se muestra en tres etapas: el diseño final del crop top ajustado y de longitud reducida, el trazo con líneas guía que pasan por el busto y se dirigen hacia la sisa, y la división del molde en piezas que permiten un ajuste anatómico al contorno del cuerpo."/>
+            <wp:docPr id="56" name="Imagen 56" descr="Representa la transformación del molde base de una prenda superior sin mangas en un diseño de crop top corto con corte tipo princesa hacia la sisa. El proceso se muestra en tres etapas: el diseño final del crop top ajustado y de longitud reducida, el trazo con líneas guía que pasan por el busto y se dirigen hacia la sisa, y la división del molde en piezas que permiten un ajuste anatómico al contorno del cuerpo."/>
             <wp:cNvGraphicFramePr>
               <a:graphicFrameLocks xmlns:a="http://schemas.openxmlformats.org/drawingml/2006/main" noChangeAspect="1"/>
             </wp:cNvGraphicFramePr>
@@ -14035,7 +13992,7 @@
               <a:graphicData uri="http://schemas.openxmlformats.org/drawingml/2006/picture">
                 <pic:pic xmlns:pic="http://schemas.openxmlformats.org/drawingml/2006/picture">
                   <pic:nvPicPr>
-                    <pic:cNvPr id="56" name="Imagen 56" descr="Representa la transformación del molde base de una prenda superior sin mangas en un diseño con corte tipo princesa hacia la sisa. El proceso Representa la transformación del molde base de una prenda superior sin mangas en un diseño de crop top corto con corte tipo princesa hacia la sisa. El proceso se muestra en tres etapas: el diseño final del crop top ajustado y de longitud reducida, el trazo con líneas guía que pasan por el busto y se dirigen hacia la sisa, y la división del molde en piezas que permiten un ajuste anatómico al contorno del cuerpo."/>
+                    <pic:cNvPr id="56" name="Imagen 56" descr="Representa la transformación del molde base de una prenda superior sin mangas en un diseño de crop top corto con corte tipo princesa hacia la sisa. El proceso se muestra en tres etapas: el diseño final del crop top ajustado y de longitud reducida, el trazo con líneas guía que pasan por el busto y se dirigen hacia la sisa, y la división del molde en piezas que permiten un ajuste anatómico al contorno del cuerpo."/>
                     <pic:cNvPicPr>
                       <a:picLocks noChangeAspect="1" noChangeArrowheads="1"/>
                     </pic:cNvPicPr>
@@ -14851,21 +14808,7 @@
         <w:rPr>
           <w:lang w:eastAsia="es-CO"/>
         </w:rPr>
-        <w:t xml:space="preserve">A continuación, se presenta el patronaje de la chaqueta tipo </w:t>
-      </w:r>
-      <w:proofErr w:type="spellStart"/>
-      <w:r>
-        <w:rPr>
-          <w:lang w:eastAsia="es-CO"/>
-        </w:rPr>
-        <w:t>Levi's</w:t>
-      </w:r>
-      <w:proofErr w:type="spellEnd"/>
-      <w:r>
-        <w:rPr>
-          <w:lang w:eastAsia="es-CO"/>
-        </w:rPr>
-        <w:t xml:space="preserve"> en </w:t>
+        <w:t xml:space="preserve">A continuación, se presenta el patronaje de la chaqueta tipo Levi's en </w:t>
       </w:r>
       <w:r>
         <w:rPr>
@@ -14886,15 +14829,7 @@
         <w:pStyle w:val="Figura"/>
       </w:pPr>
       <w:r>
-        <w:t xml:space="preserve">Chaqueta para dama tipo </w:t>
-      </w:r>
-      <w:proofErr w:type="spellStart"/>
-      <w:r>
-        <w:t>Levi's</w:t>
-      </w:r>
-      <w:proofErr w:type="spellEnd"/>
-      <w:r>
-        <w:t xml:space="preserve"> en </w:t>
+        <w:t xml:space="preserve">Chaqueta para dama tipo Levi's en </w:t>
       </w:r>
       <w:r>
         <w:rPr>
@@ -15933,10 +15868,12 @@
           <w:lang w:eastAsia="es-CO"/>
           <w14:ligatures w14:val="none"/>
         </w:rPr>
-        <w:t xml:space="preserve">Aldrich, W. (2008). </w:t>
-      </w:r>
-      <w:proofErr w:type="spellStart"/>
-      <w:r>
+        <w:t>Aldrich, W. (2008). Metric pattern cutting for women’s wear (5th ed.). Wiley-Blackwell.</w:t>
+      </w:r>
+    </w:p>
+    <w:p>
+      <w:pPr>
+        <w:ind w:left="709" w:hanging="709"/>
         <w:rPr>
           <w:rFonts w:eastAsia="Times New Roman" w:cstheme="minorHAnsi"/>
           <w:kern w:val="0"/>
@@ -15945,9 +15882,7 @@
           <w:lang w:eastAsia="es-CO"/>
           <w14:ligatures w14:val="none"/>
         </w:rPr>
-        <w:t>Metric</w:t>
-      </w:r>
-      <w:proofErr w:type="spellEnd"/>
+      </w:pPr>
       <w:r>
         <w:rPr>
           <w:rFonts w:eastAsia="Times New Roman" w:cstheme="minorHAnsi"/>
@@ -15957,10 +15892,12 @@
           <w:lang w:eastAsia="es-CO"/>
           <w14:ligatures w14:val="none"/>
         </w:rPr>
-        <w:t xml:space="preserve"> </w:t>
-      </w:r>
-      <w:proofErr w:type="spellStart"/>
-      <w:r>
+        <w:t>Hall, S. J. (2021). Basic biomechanics (9th ed.). McGraw-Hill Education.</w:t>
+      </w:r>
+    </w:p>
+    <w:p>
+      <w:pPr>
+        <w:ind w:left="709" w:hanging="709"/>
         <w:rPr>
           <w:rFonts w:eastAsia="Times New Roman" w:cstheme="minorHAnsi"/>
           <w:kern w:val="0"/>
@@ -15969,9 +15906,7 @@
           <w:lang w:eastAsia="es-CO"/>
           <w14:ligatures w14:val="none"/>
         </w:rPr>
-        <w:t>pattern</w:t>
-      </w:r>
-      <w:proofErr w:type="spellEnd"/>
+      </w:pPr>
       <w:r>
         <w:rPr>
           <w:rFonts w:eastAsia="Times New Roman" w:cstheme="minorHAnsi"/>
@@ -15981,10 +15916,12 @@
           <w:lang w:eastAsia="es-CO"/>
           <w14:ligatures w14:val="none"/>
         </w:rPr>
-        <w:t xml:space="preserve"> </w:t>
-      </w:r>
-      <w:proofErr w:type="spellStart"/>
-      <w:r>
+        <w:t>Norton, K. (2019). Anthropometry and biomechanics: Foundations for human movement analysis. Routledge.</w:t>
+      </w:r>
+    </w:p>
+    <w:p>
+      <w:pPr>
+        <w:ind w:left="709" w:hanging="709"/>
         <w:rPr>
           <w:rFonts w:eastAsia="Times New Roman" w:cstheme="minorHAnsi"/>
           <w:kern w:val="0"/>
@@ -15993,9 +15930,7 @@
           <w:lang w:eastAsia="es-CO"/>
           <w14:ligatures w14:val="none"/>
         </w:rPr>
-        <w:t>cutting</w:t>
-      </w:r>
-      <w:proofErr w:type="spellEnd"/>
+      </w:pPr>
       <w:r>
         <w:rPr>
           <w:rFonts w:eastAsia="Times New Roman" w:cstheme="minorHAnsi"/>
@@ -16005,10 +15940,12 @@
           <w:lang w:eastAsia="es-CO"/>
           <w14:ligatures w14:val="none"/>
         </w:rPr>
-        <w:t xml:space="preserve"> </w:t>
-      </w:r>
-      <w:proofErr w:type="spellStart"/>
-      <w:r>
+        <w:t>Organización Mundial de la Salud. (1995). El estado físico: uso e interpretación de la antropometría.</w:t>
+      </w:r>
+    </w:p>
+    <w:p>
+      <w:pPr>
+        <w:ind w:left="709" w:hanging="709"/>
         <w:rPr>
           <w:rFonts w:eastAsia="Times New Roman" w:cstheme="minorHAnsi"/>
           <w:kern w:val="0"/>
@@ -16017,9 +15954,7 @@
           <w:lang w:eastAsia="es-CO"/>
           <w14:ligatures w14:val="none"/>
         </w:rPr>
-        <w:t>for</w:t>
-      </w:r>
-      <w:proofErr w:type="spellEnd"/>
+      </w:pPr>
       <w:r>
         <w:rPr>
           <w:rFonts w:eastAsia="Times New Roman" w:cstheme="minorHAnsi"/>
@@ -16029,391 +15964,7 @@
           <w:lang w:eastAsia="es-CO"/>
           <w14:ligatures w14:val="none"/>
         </w:rPr>
-        <w:t xml:space="preserve"> </w:t>
-      </w:r>
-      <w:proofErr w:type="spellStart"/>
-      <w:r>
-        <w:rPr>
-          <w:rFonts w:eastAsia="Times New Roman" w:cstheme="minorHAnsi"/>
-          <w:kern w:val="0"/>
-          <w:szCs w:val="28"/>
-          <w:bdr w:val="none" w:sz="0" w:space="0" w:color="auto" w:frame="1"/>
-          <w:lang w:eastAsia="es-CO"/>
-          <w14:ligatures w14:val="none"/>
-        </w:rPr>
-        <w:t>women’s</w:t>
-      </w:r>
-      <w:proofErr w:type="spellEnd"/>
-      <w:r>
-        <w:rPr>
-          <w:rFonts w:eastAsia="Times New Roman" w:cstheme="minorHAnsi"/>
-          <w:kern w:val="0"/>
-          <w:szCs w:val="28"/>
-          <w:bdr w:val="none" w:sz="0" w:space="0" w:color="auto" w:frame="1"/>
-          <w:lang w:eastAsia="es-CO"/>
-          <w14:ligatures w14:val="none"/>
-        </w:rPr>
-        <w:t xml:space="preserve"> </w:t>
-      </w:r>
-      <w:proofErr w:type="spellStart"/>
-      <w:r>
-        <w:rPr>
-          <w:rFonts w:eastAsia="Times New Roman" w:cstheme="minorHAnsi"/>
-          <w:kern w:val="0"/>
-          <w:szCs w:val="28"/>
-          <w:bdr w:val="none" w:sz="0" w:space="0" w:color="auto" w:frame="1"/>
-          <w:lang w:eastAsia="es-CO"/>
-          <w14:ligatures w14:val="none"/>
-        </w:rPr>
-        <w:t>wear</w:t>
-      </w:r>
-      <w:proofErr w:type="spellEnd"/>
-      <w:r>
-        <w:rPr>
-          <w:rFonts w:eastAsia="Times New Roman" w:cstheme="minorHAnsi"/>
-          <w:kern w:val="0"/>
-          <w:szCs w:val="28"/>
-          <w:bdr w:val="none" w:sz="0" w:space="0" w:color="auto" w:frame="1"/>
-          <w:lang w:eastAsia="es-CO"/>
-          <w14:ligatures w14:val="none"/>
-        </w:rPr>
-        <w:t xml:space="preserve"> (5th ed.). Wiley-Blackwell.</w:t>
-      </w:r>
-    </w:p>
-    <w:p>
-      <w:pPr>
-        <w:ind w:left="709" w:hanging="709"/>
-        <w:rPr>
-          <w:rFonts w:eastAsia="Times New Roman" w:cstheme="minorHAnsi"/>
-          <w:kern w:val="0"/>
-          <w:szCs w:val="28"/>
-          <w:bdr w:val="none" w:sz="0" w:space="0" w:color="auto" w:frame="1"/>
-          <w:lang w:eastAsia="es-CO"/>
-          <w14:ligatures w14:val="none"/>
-        </w:rPr>
-      </w:pPr>
-      <w:r>
-        <w:rPr>
-          <w:rFonts w:eastAsia="Times New Roman" w:cstheme="minorHAnsi"/>
-          <w:kern w:val="0"/>
-          <w:szCs w:val="28"/>
-          <w:bdr w:val="none" w:sz="0" w:space="0" w:color="auto" w:frame="1"/>
-          <w:lang w:eastAsia="es-CO"/>
-          <w14:ligatures w14:val="none"/>
-        </w:rPr>
-        <w:t xml:space="preserve">Hall, S. J. (2021). Basic </w:t>
-      </w:r>
-      <w:proofErr w:type="spellStart"/>
-      <w:r>
-        <w:rPr>
-          <w:rFonts w:eastAsia="Times New Roman" w:cstheme="minorHAnsi"/>
-          <w:kern w:val="0"/>
-          <w:szCs w:val="28"/>
-          <w:bdr w:val="none" w:sz="0" w:space="0" w:color="auto" w:frame="1"/>
-          <w:lang w:eastAsia="es-CO"/>
-          <w14:ligatures w14:val="none"/>
-        </w:rPr>
-        <w:t>biomechanics</w:t>
-      </w:r>
-      <w:proofErr w:type="spellEnd"/>
-      <w:r>
-        <w:rPr>
-          <w:rFonts w:eastAsia="Times New Roman" w:cstheme="minorHAnsi"/>
-          <w:kern w:val="0"/>
-          <w:szCs w:val="28"/>
-          <w:bdr w:val="none" w:sz="0" w:space="0" w:color="auto" w:frame="1"/>
-          <w:lang w:eastAsia="es-CO"/>
-          <w14:ligatures w14:val="none"/>
-        </w:rPr>
-        <w:t xml:space="preserve"> (9th ed.). McGraw-Hill </w:t>
-      </w:r>
-      <w:proofErr w:type="spellStart"/>
-      <w:r>
-        <w:rPr>
-          <w:rFonts w:eastAsia="Times New Roman" w:cstheme="minorHAnsi"/>
-          <w:kern w:val="0"/>
-          <w:szCs w:val="28"/>
-          <w:bdr w:val="none" w:sz="0" w:space="0" w:color="auto" w:frame="1"/>
-          <w:lang w:eastAsia="es-CO"/>
-          <w14:ligatures w14:val="none"/>
-        </w:rPr>
-        <w:t>Education</w:t>
-      </w:r>
-      <w:proofErr w:type="spellEnd"/>
-      <w:r>
-        <w:rPr>
-          <w:rFonts w:eastAsia="Times New Roman" w:cstheme="minorHAnsi"/>
-          <w:kern w:val="0"/>
-          <w:szCs w:val="28"/>
-          <w:bdr w:val="none" w:sz="0" w:space="0" w:color="auto" w:frame="1"/>
-          <w:lang w:eastAsia="es-CO"/>
-          <w14:ligatures w14:val="none"/>
-        </w:rPr>
-        <w:t>.</w:t>
-      </w:r>
-    </w:p>
-    <w:p>
-      <w:pPr>
-        <w:ind w:left="709" w:hanging="709"/>
-        <w:rPr>
-          <w:rFonts w:eastAsia="Times New Roman" w:cstheme="minorHAnsi"/>
-          <w:kern w:val="0"/>
-          <w:szCs w:val="28"/>
-          <w:bdr w:val="none" w:sz="0" w:space="0" w:color="auto" w:frame="1"/>
-          <w:lang w:eastAsia="es-CO"/>
-          <w14:ligatures w14:val="none"/>
-        </w:rPr>
-      </w:pPr>
-      <w:r>
-        <w:rPr>
-          <w:rFonts w:eastAsia="Times New Roman" w:cstheme="minorHAnsi"/>
-          <w:kern w:val="0"/>
-          <w:szCs w:val="28"/>
-          <w:bdr w:val="none" w:sz="0" w:space="0" w:color="auto" w:frame="1"/>
-          <w:lang w:eastAsia="es-CO"/>
-          <w14:ligatures w14:val="none"/>
-        </w:rPr>
-        <w:t xml:space="preserve">Norton, K. (2019). </w:t>
-      </w:r>
-      <w:proofErr w:type="spellStart"/>
-      <w:r>
-        <w:rPr>
-          <w:rFonts w:eastAsia="Times New Roman" w:cstheme="minorHAnsi"/>
-          <w:kern w:val="0"/>
-          <w:szCs w:val="28"/>
-          <w:bdr w:val="none" w:sz="0" w:space="0" w:color="auto" w:frame="1"/>
-          <w:lang w:eastAsia="es-CO"/>
-          <w14:ligatures w14:val="none"/>
-        </w:rPr>
-        <w:t>Anthropometry</w:t>
-      </w:r>
-      <w:proofErr w:type="spellEnd"/>
-      <w:r>
-        <w:rPr>
-          <w:rFonts w:eastAsia="Times New Roman" w:cstheme="minorHAnsi"/>
-          <w:kern w:val="0"/>
-          <w:szCs w:val="28"/>
-          <w:bdr w:val="none" w:sz="0" w:space="0" w:color="auto" w:frame="1"/>
-          <w:lang w:eastAsia="es-CO"/>
-          <w14:ligatures w14:val="none"/>
-        </w:rPr>
-        <w:t xml:space="preserve"> and </w:t>
-      </w:r>
-      <w:proofErr w:type="spellStart"/>
-      <w:r>
-        <w:rPr>
-          <w:rFonts w:eastAsia="Times New Roman" w:cstheme="minorHAnsi"/>
-          <w:kern w:val="0"/>
-          <w:szCs w:val="28"/>
-          <w:bdr w:val="none" w:sz="0" w:space="0" w:color="auto" w:frame="1"/>
-          <w:lang w:eastAsia="es-CO"/>
-          <w14:ligatures w14:val="none"/>
-        </w:rPr>
-        <w:t>biomechanics</w:t>
-      </w:r>
-      <w:proofErr w:type="spellEnd"/>
-      <w:r>
-        <w:rPr>
-          <w:rFonts w:eastAsia="Times New Roman" w:cstheme="minorHAnsi"/>
-          <w:kern w:val="0"/>
-          <w:szCs w:val="28"/>
-          <w:bdr w:val="none" w:sz="0" w:space="0" w:color="auto" w:frame="1"/>
-          <w:lang w:eastAsia="es-CO"/>
-          <w14:ligatures w14:val="none"/>
-        </w:rPr>
-        <w:t xml:space="preserve">: </w:t>
-      </w:r>
-      <w:proofErr w:type="spellStart"/>
-      <w:r>
-        <w:rPr>
-          <w:rFonts w:eastAsia="Times New Roman" w:cstheme="minorHAnsi"/>
-          <w:kern w:val="0"/>
-          <w:szCs w:val="28"/>
-          <w:bdr w:val="none" w:sz="0" w:space="0" w:color="auto" w:frame="1"/>
-          <w:lang w:eastAsia="es-CO"/>
-          <w14:ligatures w14:val="none"/>
-        </w:rPr>
-        <w:t>Foundations</w:t>
-      </w:r>
-      <w:proofErr w:type="spellEnd"/>
-      <w:r>
-        <w:rPr>
-          <w:rFonts w:eastAsia="Times New Roman" w:cstheme="minorHAnsi"/>
-          <w:kern w:val="0"/>
-          <w:szCs w:val="28"/>
-          <w:bdr w:val="none" w:sz="0" w:space="0" w:color="auto" w:frame="1"/>
-          <w:lang w:eastAsia="es-CO"/>
-          <w14:ligatures w14:val="none"/>
-        </w:rPr>
-        <w:t xml:space="preserve"> </w:t>
-      </w:r>
-      <w:proofErr w:type="spellStart"/>
-      <w:r>
-        <w:rPr>
-          <w:rFonts w:eastAsia="Times New Roman" w:cstheme="minorHAnsi"/>
-          <w:kern w:val="0"/>
-          <w:szCs w:val="28"/>
-          <w:bdr w:val="none" w:sz="0" w:space="0" w:color="auto" w:frame="1"/>
-          <w:lang w:eastAsia="es-CO"/>
-          <w14:ligatures w14:val="none"/>
-        </w:rPr>
-        <w:t>for</w:t>
-      </w:r>
-      <w:proofErr w:type="spellEnd"/>
-      <w:r>
-        <w:rPr>
-          <w:rFonts w:eastAsia="Times New Roman" w:cstheme="minorHAnsi"/>
-          <w:kern w:val="0"/>
-          <w:szCs w:val="28"/>
-          <w:bdr w:val="none" w:sz="0" w:space="0" w:color="auto" w:frame="1"/>
-          <w:lang w:eastAsia="es-CO"/>
-          <w14:ligatures w14:val="none"/>
-        </w:rPr>
-        <w:t xml:space="preserve"> human </w:t>
-      </w:r>
-      <w:proofErr w:type="spellStart"/>
-      <w:r>
-        <w:rPr>
-          <w:rFonts w:eastAsia="Times New Roman" w:cstheme="minorHAnsi"/>
-          <w:kern w:val="0"/>
-          <w:szCs w:val="28"/>
-          <w:bdr w:val="none" w:sz="0" w:space="0" w:color="auto" w:frame="1"/>
-          <w:lang w:eastAsia="es-CO"/>
-          <w14:ligatures w14:val="none"/>
-        </w:rPr>
-        <w:t>movement</w:t>
-      </w:r>
-      <w:proofErr w:type="spellEnd"/>
-      <w:r>
-        <w:rPr>
-          <w:rFonts w:eastAsia="Times New Roman" w:cstheme="minorHAnsi"/>
-          <w:kern w:val="0"/>
-          <w:szCs w:val="28"/>
-          <w:bdr w:val="none" w:sz="0" w:space="0" w:color="auto" w:frame="1"/>
-          <w:lang w:eastAsia="es-CO"/>
-          <w14:ligatures w14:val="none"/>
-        </w:rPr>
-        <w:t xml:space="preserve"> </w:t>
-      </w:r>
-      <w:proofErr w:type="spellStart"/>
-      <w:r>
-        <w:rPr>
-          <w:rFonts w:eastAsia="Times New Roman" w:cstheme="minorHAnsi"/>
-          <w:kern w:val="0"/>
-          <w:szCs w:val="28"/>
-          <w:bdr w:val="none" w:sz="0" w:space="0" w:color="auto" w:frame="1"/>
-          <w:lang w:eastAsia="es-CO"/>
-          <w14:ligatures w14:val="none"/>
-        </w:rPr>
-        <w:t>analysis</w:t>
-      </w:r>
-      <w:proofErr w:type="spellEnd"/>
-      <w:r>
-        <w:rPr>
-          <w:rFonts w:eastAsia="Times New Roman" w:cstheme="minorHAnsi"/>
-          <w:kern w:val="0"/>
-          <w:szCs w:val="28"/>
-          <w:bdr w:val="none" w:sz="0" w:space="0" w:color="auto" w:frame="1"/>
-          <w:lang w:eastAsia="es-CO"/>
-          <w14:ligatures w14:val="none"/>
-        </w:rPr>
-        <w:t>. Routledge.</w:t>
-      </w:r>
-    </w:p>
-    <w:p>
-      <w:pPr>
-        <w:ind w:left="709" w:hanging="709"/>
-        <w:rPr>
-          <w:rFonts w:eastAsia="Times New Roman" w:cstheme="minorHAnsi"/>
-          <w:kern w:val="0"/>
-          <w:szCs w:val="28"/>
-          <w:bdr w:val="none" w:sz="0" w:space="0" w:color="auto" w:frame="1"/>
-          <w:lang w:eastAsia="es-CO"/>
-          <w14:ligatures w14:val="none"/>
-        </w:rPr>
-      </w:pPr>
-      <w:r>
-        <w:rPr>
-          <w:rFonts w:eastAsia="Times New Roman" w:cstheme="minorHAnsi"/>
-          <w:kern w:val="0"/>
-          <w:szCs w:val="28"/>
-          <w:bdr w:val="none" w:sz="0" w:space="0" w:color="auto" w:frame="1"/>
-          <w:lang w:eastAsia="es-CO"/>
-          <w14:ligatures w14:val="none"/>
-        </w:rPr>
-        <w:t>Organización Mundial de la Salud. (1995). El estado físico: uso e interpretación de la antropometría.</w:t>
-      </w:r>
-    </w:p>
-    <w:p>
-      <w:pPr>
-        <w:ind w:left="709" w:hanging="709"/>
-        <w:rPr>
-          <w:rFonts w:eastAsia="Times New Roman" w:cstheme="minorHAnsi"/>
-          <w:kern w:val="0"/>
-          <w:szCs w:val="28"/>
-          <w:bdr w:val="none" w:sz="0" w:space="0" w:color="auto" w:frame="1"/>
-          <w:lang w:eastAsia="es-CO"/>
-          <w14:ligatures w14:val="none"/>
-        </w:rPr>
-      </w:pPr>
-      <w:r>
-        <w:rPr>
-          <w:rFonts w:eastAsia="Times New Roman" w:cstheme="minorHAnsi"/>
-          <w:kern w:val="0"/>
-          <w:szCs w:val="28"/>
-          <w:bdr w:val="none" w:sz="0" w:space="0" w:color="auto" w:frame="1"/>
-          <w:lang w:eastAsia="es-CO"/>
-          <w14:ligatures w14:val="none"/>
-        </w:rPr>
-        <w:t xml:space="preserve">SENA – Servicio Nacional de Aprendizaje. (2011). Manual de patronaje básico e interpretación de diseños. Bogotá: SENA, </w:t>
-      </w:r>
-      <w:proofErr w:type="spellStart"/>
-      <w:r>
-        <w:rPr>
-          <w:rFonts w:eastAsia="Times New Roman" w:cstheme="minorHAnsi"/>
-          <w:kern w:val="0"/>
-          <w:szCs w:val="28"/>
-          <w:bdr w:val="none" w:sz="0" w:space="0" w:color="auto" w:frame="1"/>
-          <w:lang w:eastAsia="es-CO"/>
-          <w14:ligatures w14:val="none"/>
-        </w:rPr>
-        <w:t>Japan</w:t>
-      </w:r>
-      <w:proofErr w:type="spellEnd"/>
-      <w:r>
-        <w:rPr>
-          <w:rFonts w:eastAsia="Times New Roman" w:cstheme="minorHAnsi"/>
-          <w:kern w:val="0"/>
-          <w:szCs w:val="28"/>
-          <w:bdr w:val="none" w:sz="0" w:space="0" w:color="auto" w:frame="1"/>
-          <w:lang w:eastAsia="es-CO"/>
-          <w14:ligatures w14:val="none"/>
-        </w:rPr>
-        <w:t xml:space="preserve"> International </w:t>
-      </w:r>
-      <w:proofErr w:type="spellStart"/>
-      <w:r>
-        <w:rPr>
-          <w:rFonts w:eastAsia="Times New Roman" w:cstheme="minorHAnsi"/>
-          <w:kern w:val="0"/>
-          <w:szCs w:val="28"/>
-          <w:bdr w:val="none" w:sz="0" w:space="0" w:color="auto" w:frame="1"/>
-          <w:lang w:eastAsia="es-CO"/>
-          <w14:ligatures w14:val="none"/>
-        </w:rPr>
-        <w:t>Cooperation</w:t>
-      </w:r>
-      <w:proofErr w:type="spellEnd"/>
-      <w:r>
-        <w:rPr>
-          <w:rFonts w:eastAsia="Times New Roman" w:cstheme="minorHAnsi"/>
-          <w:kern w:val="0"/>
-          <w:szCs w:val="28"/>
-          <w:bdr w:val="none" w:sz="0" w:space="0" w:color="auto" w:frame="1"/>
-          <w:lang w:eastAsia="es-CO"/>
-          <w14:ligatures w14:val="none"/>
-        </w:rPr>
-        <w:t xml:space="preserve"> Agency (JICA).</w:t>
+        <w:t>SENA – Servicio Nacional de Aprendizaje. (2011). Manual de patronaje básico e interpretación de diseños. Bogotá: SENA, Japan International Cooperation Agency (JICA).</w:t>
       </w:r>
     </w:p>
     <w:p>
@@ -16606,13 +16157,8 @@
             <w:pPr>
               <w:pStyle w:val="TextoTablas"/>
             </w:pPr>
-            <w:proofErr w:type="spellStart"/>
             <w:r>
-              <w:t>Milady</w:t>
-            </w:r>
-            <w:proofErr w:type="spellEnd"/>
-            <w:r>
-              <w:t xml:space="preserve"> Tatiana Villamil Castellanos</w:t>
+              <w:t>Milady Tatiana Villamil Castellanos</w:t>
             </w:r>
           </w:p>
         </w:tc>
@@ -16665,13 +16211,14 @@
               <w:t>a Gómez</w:t>
             </w:r>
             <w:r>
-              <w:t xml:space="preserve"> </w:t>
+              <w:t xml:space="preserve"> P</w:t>
             </w:r>
-            <w:proofErr w:type="spellStart"/>
             <w:r>
-              <w:t>Peréz</w:t>
+              <w:t>ére</w:t>
             </w:r>
-            <w:proofErr w:type="spellEnd"/>
+            <w:r>
+              <w:t>z</w:t>
+            </w:r>
           </w:p>
         </w:tc>
         <w:tc>
@@ -17382,7 +16929,7 @@
         <v:path o:extrusionok="f" gradientshapeok="t" o:connecttype="rect"/>
         <o:lock v:ext="edit" aspectratio="t"/>
       </v:shapetype>
-      <v:shape id="_x0000_i1042" type="#_x0000_t75" style="width:11.35pt;height:11.35pt" o:bullet="t">
+      <v:shape id="_x0000_i1075" type="#_x0000_t75" style="width:11.25pt;height:11.25pt" o:bullet="t">
         <v:imagedata r:id="rId1" o:title="mso8C56"/>
       </v:shape>
     </w:pict>
@@ -24274,6 +23821,10 @@
 </file>
 
 <file path=customXml/item1.xml><?xml version="1.0" encoding="utf-8"?>
+<b:Sources xmlns:b="http://schemas.openxmlformats.org/officeDocument/2006/bibliography" xmlns="http://schemas.openxmlformats.org/officeDocument/2006/bibliography" SelectedStyle="\APASixthEditionOfficeOnline.xsl" StyleName="APA" Version="6"/>
+</file>
+
+<file path=customXml/item2.xml><?xml version="1.0" encoding="utf-8"?>
 <?mso-contentType ?>
 <FormTemplates xmlns="http://schemas.microsoft.com/sharepoint/v3/contenttype/forms">
   <Display>DocumentLibraryForm</Display>
@@ -24282,22 +23833,7 @@
 </FormTemplates>
 </file>
 
-<file path=customXml/item2.xml><?xml version="1.0" encoding="utf-8"?>
-<p:properties xmlns:p="http://schemas.microsoft.com/office/2006/metadata/properties" xmlns:xsi="http://www.w3.org/2001/XMLSchema-instance" xmlns:pc="http://schemas.microsoft.com/office/infopath/2007/PartnerControls">
-  <documentManagement>
-    <TaxCatchAll xmlns="cb45339b-ced9-4d0d-8f64-77573914d53b" xsi:nil="true"/>
-    <lcf76f155ced4ddcb4097134ff3c332f xmlns="43a3ca16-9c26-4813-b83f-4aec9927b43f">
-      <Terms xmlns="http://schemas.microsoft.com/office/infopath/2007/PartnerControls"/>
-    </lcf76f155ced4ddcb4097134ff3c332f>
-  </documentManagement>
-</p:properties>
-</file>
-
 <file path=customXml/item3.xml><?xml version="1.0" encoding="utf-8"?>
-<b:Sources xmlns:b="http://schemas.openxmlformats.org/officeDocument/2006/bibliography" xmlns="http://schemas.openxmlformats.org/officeDocument/2006/bibliography" SelectedStyle="\APASixthEditionOfficeOnline.xsl" StyleName="APA" Version="6"/>
-</file>
-
-<file path=customXml/item4.xml><?xml version="1.0" encoding="utf-8"?>
 <ct:contentTypeSchema xmlns:ct="http://schemas.microsoft.com/office/2006/metadata/contentType" xmlns:ma="http://schemas.microsoft.com/office/2006/metadata/properties/metaAttributes" ct:_="" ma:_="" ma:contentTypeName="Documento" ma:contentTypeID="0x01010049282E1EDBE9234EA9E6D38F720E265F" ma:contentTypeVersion="15" ma:contentTypeDescription="Crear nuevo documento." ma:contentTypeScope="" ma:versionID="b31c7aa9eaf043a08b87120b3c4916e3">
   <xsd:schema xmlns:xsd="http://www.w3.org/2001/XMLSchema" xmlns:xs="http://www.w3.org/2001/XMLSchema" xmlns:p="http://schemas.microsoft.com/office/2006/metadata/properties" xmlns:ns2="cb45339b-ced9-4d0d-8f64-77573914d53b" xmlns:ns3="43a3ca16-9c26-4813-b83f-4aec9927b43f" targetNamespace="http://schemas.microsoft.com/office/2006/metadata/properties" ma:root="true" ma:fieldsID="3533d065b04d75c457075bc55f1f5315" ns2:_="" ns3:_="">
     <xsd:import namespace="cb45339b-ced9-4d0d-8f64-77573914d53b"/>
@@ -24532,7 +24068,26 @@
 </ct:contentTypeSchema>
 </file>
 
+<file path=customXml/item4.xml><?xml version="1.0" encoding="utf-8"?>
+<p:properties xmlns:p="http://schemas.microsoft.com/office/2006/metadata/properties" xmlns:xsi="http://www.w3.org/2001/XMLSchema-instance" xmlns:pc="http://schemas.microsoft.com/office/infopath/2007/PartnerControls">
+  <documentManagement>
+    <TaxCatchAll xmlns="cb45339b-ced9-4d0d-8f64-77573914d53b" xsi:nil="true"/>
+    <lcf76f155ced4ddcb4097134ff3c332f xmlns="43a3ca16-9c26-4813-b83f-4aec9927b43f">
+      <Terms xmlns="http://schemas.microsoft.com/office/infopath/2007/PartnerControls"/>
+    </lcf76f155ced4ddcb4097134ff3c332f>
+  </documentManagement>
+</p:properties>
+</file>
+
 <file path=customXml/itemProps1.xml><?xml version="1.0" encoding="utf-8"?>
+<ds:datastoreItem xmlns:ds="http://schemas.openxmlformats.org/officeDocument/2006/customXml" ds:itemID="{A9F2CEBA-C824-4C86-81A8-E32CBD0EB92D}">
+  <ds:schemaRefs>
+    <ds:schemaRef ds:uri="http://schemas.openxmlformats.org/officeDocument/2006/bibliography"/>
+  </ds:schemaRefs>
+</ds:datastoreItem>
+</file>
+
+<file path=customXml/itemProps2.xml><?xml version="1.0" encoding="utf-8"?>
 <ds:datastoreItem xmlns:ds="http://schemas.openxmlformats.org/officeDocument/2006/customXml" ds:itemID="{D00A4A46-BDBD-48AC-87B9-2BA42D9CC06F}">
   <ds:schemaRefs>
     <ds:schemaRef ds:uri="http://schemas.microsoft.com/sharepoint/v3/contenttype/forms"/>
@@ -24540,26 +24095,7 @@
 </ds:datastoreItem>
 </file>
 
-<file path=customXml/itemProps2.xml><?xml version="1.0" encoding="utf-8"?>
-<ds:datastoreItem xmlns:ds="http://schemas.openxmlformats.org/officeDocument/2006/customXml" ds:itemID="{26259216-AD86-464A-AEAD-95B1F9E17392}">
-  <ds:schemaRefs>
-    <ds:schemaRef ds:uri="http://schemas.microsoft.com/office/2006/metadata/properties"/>
-    <ds:schemaRef ds:uri="http://schemas.microsoft.com/office/infopath/2007/PartnerControls"/>
-    <ds:schemaRef ds:uri="cb45339b-ced9-4d0d-8f64-77573914d53b"/>
-    <ds:schemaRef ds:uri="43a3ca16-9c26-4813-b83f-4aec9927b43f"/>
-  </ds:schemaRefs>
-</ds:datastoreItem>
-</file>
-
 <file path=customXml/itemProps3.xml><?xml version="1.0" encoding="utf-8"?>
-<ds:datastoreItem xmlns:ds="http://schemas.openxmlformats.org/officeDocument/2006/customXml" ds:itemID="{A9F2CEBA-C824-4C86-81A8-E32CBD0EB92D}">
-  <ds:schemaRefs>
-    <ds:schemaRef ds:uri="http://schemas.openxmlformats.org/officeDocument/2006/bibliography"/>
-  </ds:schemaRefs>
-</ds:datastoreItem>
-</file>
-
-<file path=customXml/itemProps4.xml><?xml version="1.0" encoding="utf-8"?>
 <ds:datastoreItem xmlns:ds="http://schemas.openxmlformats.org/officeDocument/2006/customXml" ds:itemID="{0BC4A0A4-89EA-4C0C-9011-C1B351E892BC}">
   <ds:schemaRefs>
     <ds:schemaRef ds:uri="http://schemas.microsoft.com/office/2006/metadata/contentType"/>
@@ -24576,4 +24112,15 @@
     <ds:schemaRef ds:uri="http://schemas.microsoft.com/internal/obd"/>
   </ds:schemaRefs>
 </ds:datastoreItem>
+</file>
+
+<file path=customXml/itemProps4.xml><?xml version="1.0" encoding="utf-8"?>
+<ds:datastoreItem xmlns:ds="http://schemas.openxmlformats.org/officeDocument/2006/customXml" ds:itemID="{26259216-AD86-464A-AEAD-95B1F9E17392}">
+  <ds:schemaRefs>
+    <ds:schemaRef ds:uri="http://schemas.microsoft.com/office/2006/metadata/properties"/>
+    <ds:schemaRef ds:uri="http://schemas.microsoft.com/office/infopath/2007/PartnerControls"/>
+    <ds:schemaRef ds:uri="cb45339b-ced9-4d0d-8f64-77573914d53b"/>
+    <ds:schemaRef ds:uri="43a3ca16-9c26-4813-b83f-4aec9927b43f"/>
+  </ds:schemaRefs>
+</ds:datastoreItem>
 </file>
--- a/fuentes/CF3_52450478_DU.docx
+++ b/fuentes/CF3_52450478_DU.docx
@@ -1,6 +1,6 @@
 
 <file path=word/document.xml><?xml version="1.0" encoding="utf-8"?>
-<w:document xmlns:wpc="http://schemas.microsoft.com/office/word/2010/wordprocessingCanvas" xmlns:cx="http://schemas.microsoft.com/office/drawing/2014/chartex" xmlns:cx1="http://schemas.microsoft.com/office/drawing/2015/9/8/chartex" xmlns:cx2="http://schemas.microsoft.com/office/drawing/2015/10/21/chartex" xmlns:cx3="http://schemas.microsoft.com/office/drawing/2016/5/9/chartex" xmlns:cx4="http://schemas.microsoft.com/office/drawing/2016/5/10/chartex" xmlns:cx5="http://schemas.microsoft.com/office/drawing/2016/5/11/chartex" xmlns:cx6="http://schemas.microsoft.com/office/drawing/2016/5/12/chartex" xmlns:cx7="http://schemas.microsoft.com/office/drawing/2016/5/13/chartex" xmlns:cx8="http://schemas.microsoft.com/office/drawing/2016/5/14/chartex" xmlns:mc="http://schemas.openxmlformats.org/markup-compatibility/2006" xmlns:aink="http://schemas.microsoft.com/office/drawing/2016/ink" xmlns:am3d="http://schemas.microsoft.com/office/drawing/2017/model3d" xmlns:o="urn:schemas-microsoft-com:office:office" xmlns:r="http://schemas.openxmlformats.org/officeDocument/2006/relationships" xmlns:m="http://schemas.openxmlformats.org/officeDocument/2006/math" xmlns:v="urn:schemas-microsoft-com:vml" xmlns:wp14="http://schemas.microsoft.com/office/word/2010/wordprocessingDrawing" xmlns:wp="http://schemas.openxmlformats.org/drawingml/2006/wordprocessingDrawing" xmlns:w10="urn:schemas-microsoft-com:office:word" xmlns:w="http://schemas.openxmlformats.org/wordprocessingml/2006/main" xmlns:w14="http://schemas.microsoft.com/office/word/2010/wordml" xmlns:w15="http://schemas.microsoft.com/office/word/2012/wordml" xmlns:w16cex="http://schemas.microsoft.com/office/word/2018/wordml/cex" xmlns:w16cid="http://schemas.microsoft.com/office/word/2016/wordml/cid" xmlns:w16="http://schemas.microsoft.com/office/word/2018/wordml" xmlns:w16sdtdh="http://schemas.microsoft.com/office/word/2020/wordml/sdtdatahash" xmlns:w16se="http://schemas.microsoft.com/office/word/2015/wordml/symex" xmlns:wpg="http://schemas.microsoft.com/office/word/2010/wordprocessingGroup" xmlns:wpi="http://schemas.microsoft.com/office/word/2010/wordprocessingInk" xmlns:wne="http://schemas.microsoft.com/office/word/2006/wordml" xmlns:wps="http://schemas.microsoft.com/office/word/2010/wordprocessingShape" mc:Ignorable="w14 w15 w16se w16cid w16 w16cex w16sdtdh wp14">
+<w:document xmlns:wpc="http://schemas.microsoft.com/office/word/2010/wordprocessingCanvas" xmlns:cx="http://schemas.microsoft.com/office/drawing/2014/chartex" xmlns:cx1="http://schemas.microsoft.com/office/drawing/2015/9/8/chartex" xmlns:cx2="http://schemas.microsoft.com/office/drawing/2015/10/21/chartex" xmlns:cx3="http://schemas.microsoft.com/office/drawing/2016/5/9/chartex" xmlns:cx4="http://schemas.microsoft.com/office/drawing/2016/5/10/chartex" xmlns:cx5="http://schemas.microsoft.com/office/drawing/2016/5/11/chartex" xmlns:cx6="http://schemas.microsoft.com/office/drawing/2016/5/12/chartex" xmlns:cx7="http://schemas.microsoft.com/office/drawing/2016/5/13/chartex" xmlns:cx8="http://schemas.microsoft.com/office/drawing/2016/5/14/chartex" xmlns:mc="http://schemas.openxmlformats.org/markup-compatibility/2006" xmlns:aink="http://schemas.microsoft.com/office/drawing/2016/ink" xmlns:am3d="http://schemas.microsoft.com/office/drawing/2017/model3d" xmlns:o="urn:schemas-microsoft-com:office:office" xmlns:oel="http://schemas.microsoft.com/office/2019/extlst" xmlns:r="http://schemas.openxmlformats.org/officeDocument/2006/relationships" xmlns:m="http://schemas.openxmlformats.org/officeDocument/2006/math" xmlns:v="urn:schemas-microsoft-com:vml" xmlns:wp14="http://schemas.microsoft.com/office/word/2010/wordprocessingDrawing" xmlns:wp="http://schemas.openxmlformats.org/drawingml/2006/wordprocessingDrawing" xmlns:w10="urn:schemas-microsoft-com:office:word" xmlns:w="http://schemas.openxmlformats.org/wordprocessingml/2006/main" xmlns:w14="http://schemas.microsoft.com/office/word/2010/wordml" xmlns:w15="http://schemas.microsoft.com/office/word/2012/wordml" xmlns:w16cex="http://schemas.microsoft.com/office/word/2018/wordml/cex" xmlns:w16cid="http://schemas.microsoft.com/office/word/2016/wordml/cid" xmlns:w16="http://schemas.microsoft.com/office/word/2018/wordml" xmlns:w16du="http://schemas.microsoft.com/office/word/2023/wordml/word16du" xmlns:w16sdtdh="http://schemas.microsoft.com/office/word/2020/wordml/sdtdatahash" xmlns:w16sdtfl="http://schemas.microsoft.com/office/word/2024/wordml/sdtformatlock" xmlns:w16se="http://schemas.microsoft.com/office/word/2015/wordml/symex" xmlns:wpg="http://schemas.microsoft.com/office/word/2010/wordprocessingGroup" xmlns:wpi="http://schemas.microsoft.com/office/word/2010/wordprocessingInk" xmlns:wne="http://schemas.microsoft.com/office/word/2006/wordml" xmlns:wps="http://schemas.microsoft.com/office/word/2010/wordprocessingShape" mc:Ignorable="w14 w15 w16se w16cid w16 w16cex w16sdtdh w16sdtfl w16du wp14">
   <w:body>
     <w:p>
       <w:r>
@@ -308,7 +308,7 @@
                 <v:stroke joinstyle="miter"/>
                 <v:path gradientshapeok="t" o:connecttype="rect"/>
               </v:shapetype>
-              <v:shape id="Cuadro de texto 2" o:spid="_x0000_s1026" type="#_x0000_t202" alt="&quot;&quot;" style="position:absolute;left:0;text-align:left;margin-left:-19.8pt;margin-top:36.75pt;width:488.95pt;height:115.5pt;z-index:251663360;visibility:visible;mso-wrap-style:square;mso-width-percent:0;mso-height-percent:0;mso-wrap-distance-left:9pt;mso-wrap-distance-top:3.6pt;mso-wrap-distance-right:9pt;mso-wrap-distance-bottom:3.6pt;mso-position-horizontal:absolute;mso-position-horizontal-relative:text;mso-position-vertical:absolute;mso-position-vertical-relative:text;mso-width-percent:0;mso-height-percent:0;mso-width-relative:margin;mso-height-relative:margin;v-text-anchor:top" o:gfxdata="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" filled="f" stroked="f">
+              <v:shape id="Cuadro de texto 2" o:spid="_x0000_s1026" type="#_x0000_t202" alt="&quot;&quot;" style="position:absolute;left:0;text-align:left;margin-left:-19.8pt;margin-top:36.75pt;width:488.95pt;height:115.5pt;z-index:251663360;visibility:visible;mso-wrap-style:square;mso-width-percent:0;mso-height-percent:0;mso-wrap-distance-left:9pt;mso-wrap-distance-top:3.6pt;mso-wrap-distance-right:9pt;mso-wrap-distance-bottom:3.6pt;mso-position-horizontal:absolute;mso-position-horizontal-relative:text;mso-position-vertical:absolute;mso-position-vertical-relative:text;mso-width-percent:0;mso-height-percent:0;mso-width-relative:margin;mso-height-relative:margin;v-text-anchor:top" o:gfxdata="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" filled="f" stroked="f">
                 <v:textbox>
                   <w:txbxContent>
                     <w:p>
@@ -457,7 +457,31 @@
           <w:szCs w:val="28"/>
           <w14:ligatures w14:val="none"/>
         </w:rPr>
-        <w:t>Junio 2025</w:t>
+        <w:t>Ju</w:t>
+      </w:r>
+      <w:r>
+        <w:rPr>
+          <w:rFonts w:cstheme="minorHAnsi"/>
+          <w:b/>
+          <w:bCs/>
+          <w:color w:val="000000" w:themeColor="text1"/>
+          <w:kern w:val="0"/>
+          <w:szCs w:val="28"/>
+          <w14:ligatures w14:val="none"/>
+        </w:rPr>
+        <w:t>l</w:t>
+      </w:r>
+      <w:r>
+        <w:rPr>
+          <w:rFonts w:cstheme="minorHAnsi"/>
+          <w:b/>
+          <w:bCs/>
+          <w:color w:val="000000" w:themeColor="text1"/>
+          <w:kern w:val="0"/>
+          <w:szCs w:val="28"/>
+          <w14:ligatures w14:val="none"/>
+        </w:rPr>
+        <w:t>io 2025</w:t>
       </w:r>
       <w:r>
         <w:rPr>
@@ -518,10 +542,9 @@
             <w:rPr>
               <w:rFonts w:eastAsiaTheme="minorEastAsia"/>
               <w:noProof/>
-              <w:kern w:val="0"/>
-              <w:sz w:val="22"/>
-              <w:lang w:eastAsia="es-CO"/>
-              <w14:ligatures w14:val="none"/>
+              <w:sz w:val="24"/>
+              <w:szCs w:val="24"/>
+              <w:lang w:eastAsia="es-MX"/>
             </w:rPr>
           </w:pPr>
           <w:r>
@@ -545,7 +568,7 @@
             </w:rPr>
             <w:fldChar w:fldCharType="separate"/>
           </w:r>
-          <w:hyperlink w:anchor="_Toc200803926" w:history="1">
+          <w:hyperlink w:anchor="_Toc203649863" w:history="1">
             <w:r>
               <w:rPr>
                 <w:rStyle w:val="Hipervnculo"/>
@@ -572,7 +595,7 @@
                 <w:noProof/>
                 <w:webHidden/>
               </w:rPr>
-              <w:instrText xml:space="preserve"> PAGEREF _Toc200803926 \h </w:instrText>
+              <w:instrText xml:space="preserve"> PAGEREF _Toc203649863 \h </w:instrText>
             </w:r>
             <w:r>
               <w:rPr>
@@ -607,19 +630,18 @@
           <w:pPr>
             <w:pStyle w:val="TDC1"/>
             <w:tabs>
-              <w:tab w:val="left" w:pos="1320"/>
+              <w:tab w:val="left" w:pos="1200"/>
               <w:tab w:val="right" w:leader="dot" w:pos="9962"/>
             </w:tabs>
             <w:rPr>
               <w:rFonts w:eastAsiaTheme="minorEastAsia"/>
               <w:noProof/>
-              <w:kern w:val="0"/>
-              <w:sz w:val="22"/>
-              <w:lang w:eastAsia="es-CO"/>
-              <w14:ligatures w14:val="none"/>
+              <w:sz w:val="24"/>
+              <w:szCs w:val="24"/>
+              <w:lang w:eastAsia="es-MX"/>
             </w:rPr>
           </w:pPr>
-          <w:hyperlink w:anchor="_Toc200803927" w:history="1">
+          <w:hyperlink w:anchor="_Toc203649864" w:history="1">
             <w:r>
               <w:rPr>
                 <w:rStyle w:val="Hipervnculo"/>
@@ -631,10 +653,9 @@
               <w:rPr>
                 <w:rFonts w:eastAsiaTheme="minorEastAsia"/>
                 <w:noProof/>
-                <w:kern w:val="0"/>
-                <w:sz w:val="22"/>
-                <w:lang w:eastAsia="es-CO"/>
-                <w14:ligatures w14:val="none"/>
+                <w:sz w:val="24"/>
+                <w:szCs w:val="24"/>
+                <w:lang w:eastAsia="es-MX"/>
               </w:rPr>
               <w:tab/>
             </w:r>
@@ -664,7 +685,7 @@
                 <w:noProof/>
                 <w:webHidden/>
               </w:rPr>
-              <w:instrText xml:space="preserve"> PAGEREF _Toc200803927 \h </w:instrText>
+              <w:instrText xml:space="preserve"> PAGEREF _Toc203649864 \h </w:instrText>
             </w:r>
             <w:r>
               <w:rPr>
@@ -700,13 +721,12 @@
             <w:pStyle w:val="TDC2"/>
             <w:rPr>
               <w:rFonts w:eastAsiaTheme="minorEastAsia"/>
-              <w:kern w:val="0"/>
-              <w:sz w:val="22"/>
-              <w:lang w:eastAsia="es-CO"/>
-              <w14:ligatures w14:val="none"/>
+              <w:sz w:val="24"/>
+              <w:szCs w:val="24"/>
+              <w:lang w:eastAsia="es-MX"/>
             </w:rPr>
           </w:pPr>
-          <w:hyperlink w:anchor="_Toc200803928" w:history="1">
+          <w:hyperlink w:anchor="_Toc203649865" w:history="1">
             <w:r>
               <w:rPr>
                 <w:rStyle w:val="Hipervnculo"/>
@@ -722,10 +742,9 @@
             <w:r>
               <w:rPr>
                 <w:rFonts w:eastAsiaTheme="minorEastAsia"/>
-                <w:kern w:val="0"/>
-                <w:sz w:val="22"/>
-                <w:lang w:eastAsia="es-CO"/>
-                <w14:ligatures w14:val="none"/>
+                <w:sz w:val="24"/>
+                <w:szCs w:val="24"/>
+                <w:lang w:eastAsia="es-MX"/>
               </w:rPr>
               <w:tab/>
             </w:r>
@@ -751,7 +770,7 @@
               <w:rPr>
                 <w:webHidden/>
               </w:rPr>
-              <w:instrText xml:space="preserve"> PAGEREF _Toc200803928 \h </w:instrText>
+              <w:instrText xml:space="preserve"> PAGEREF _Toc203649865 \h </w:instrText>
             </w:r>
             <w:r>
               <w:rPr>
@@ -782,19 +801,18 @@
           <w:pPr>
             <w:pStyle w:val="TDC1"/>
             <w:tabs>
-              <w:tab w:val="left" w:pos="1320"/>
+              <w:tab w:val="left" w:pos="1200"/>
               <w:tab w:val="right" w:leader="dot" w:pos="9962"/>
             </w:tabs>
             <w:rPr>
               <w:rFonts w:eastAsiaTheme="minorEastAsia"/>
               <w:noProof/>
-              <w:kern w:val="0"/>
-              <w:sz w:val="22"/>
-              <w:lang w:eastAsia="es-CO"/>
-              <w14:ligatures w14:val="none"/>
+              <w:sz w:val="24"/>
+              <w:szCs w:val="24"/>
+              <w:lang w:eastAsia="es-MX"/>
             </w:rPr>
           </w:pPr>
-          <w:hyperlink w:anchor="_Toc200803929" w:history="1">
+          <w:hyperlink w:anchor="_Toc203649866" w:history="1">
             <w:r>
               <w:rPr>
                 <w:rStyle w:val="Hipervnculo"/>
@@ -806,10 +824,9 @@
               <w:rPr>
                 <w:rFonts w:eastAsiaTheme="minorEastAsia"/>
                 <w:noProof/>
-                <w:kern w:val="0"/>
-                <w:sz w:val="22"/>
-                <w:lang w:eastAsia="es-CO"/>
-                <w14:ligatures w14:val="none"/>
+                <w:sz w:val="24"/>
+                <w:szCs w:val="24"/>
+                <w:lang w:eastAsia="es-MX"/>
               </w:rPr>
               <w:tab/>
             </w:r>
@@ -839,7 +856,7 @@
                 <w:noProof/>
                 <w:webHidden/>
               </w:rPr>
-              <w:instrText xml:space="preserve"> PAGEREF _Toc200803929 \h </w:instrText>
+              <w:instrText xml:space="preserve"> PAGEREF _Toc203649866 \h </w:instrText>
             </w:r>
             <w:r>
               <w:rPr>
@@ -875,13 +892,12 @@
             <w:pStyle w:val="TDC2"/>
             <w:rPr>
               <w:rFonts w:eastAsiaTheme="minorEastAsia"/>
-              <w:kern w:val="0"/>
-              <w:sz w:val="22"/>
-              <w:lang w:eastAsia="es-CO"/>
-              <w14:ligatures w14:val="none"/>
+              <w:sz w:val="24"/>
+              <w:szCs w:val="24"/>
+              <w:lang w:eastAsia="es-MX"/>
             </w:rPr>
           </w:pPr>
-          <w:hyperlink w:anchor="_Toc200803931" w:history="1">
+          <w:hyperlink w:anchor="_Toc203649868" w:history="1">
             <w:r>
               <w:rPr>
                 <w:rStyle w:val="Hipervnculo"/>
@@ -897,10 +913,9 @@
             <w:r>
               <w:rPr>
                 <w:rFonts w:eastAsiaTheme="minorEastAsia"/>
-                <w:kern w:val="0"/>
-                <w:sz w:val="22"/>
-                <w:lang w:eastAsia="es-CO"/>
-                <w14:ligatures w14:val="none"/>
+                <w:sz w:val="24"/>
+                <w:szCs w:val="24"/>
+                <w:lang w:eastAsia="es-MX"/>
               </w:rPr>
               <w:tab/>
             </w:r>
@@ -926,7 +941,7 @@
               <w:rPr>
                 <w:webHidden/>
               </w:rPr>
-              <w:instrText xml:space="preserve"> PAGEREF _Toc200803931 \h </w:instrText>
+              <w:instrText xml:space="preserve"> PAGEREF _Toc203649868 \h </w:instrText>
             </w:r>
             <w:r>
               <w:rPr>
@@ -958,13 +973,12 @@
             <w:pStyle w:val="TDC2"/>
             <w:rPr>
               <w:rFonts w:eastAsiaTheme="minorEastAsia"/>
-              <w:kern w:val="0"/>
-              <w:sz w:val="22"/>
-              <w:lang w:eastAsia="es-CO"/>
-              <w14:ligatures w14:val="none"/>
+              <w:sz w:val="24"/>
+              <w:szCs w:val="24"/>
+              <w:lang w:eastAsia="es-MX"/>
             </w:rPr>
           </w:pPr>
-          <w:hyperlink w:anchor="_Toc200803932" w:history="1">
+          <w:hyperlink w:anchor="_Toc203649869" w:history="1">
             <w:r>
               <w:rPr>
                 <w:rStyle w:val="Hipervnculo"/>
@@ -980,10 +994,9 @@
             <w:r>
               <w:rPr>
                 <w:rFonts w:eastAsiaTheme="minorEastAsia"/>
-                <w:kern w:val="0"/>
-                <w:sz w:val="22"/>
-                <w:lang w:eastAsia="es-CO"/>
-                <w14:ligatures w14:val="none"/>
+                <w:sz w:val="24"/>
+                <w:szCs w:val="24"/>
+                <w:lang w:eastAsia="es-MX"/>
               </w:rPr>
               <w:tab/>
             </w:r>
@@ -1009,7 +1022,7 @@
               <w:rPr>
                 <w:webHidden/>
               </w:rPr>
-              <w:instrText xml:space="preserve"> PAGEREF _Toc200803932 \h </w:instrText>
+              <w:instrText xml:space="preserve"> PAGEREF _Toc203649869 \h </w:instrText>
             </w:r>
             <w:r>
               <w:rPr>
@@ -1041,13 +1054,12 @@
             <w:pStyle w:val="TDC2"/>
             <w:rPr>
               <w:rFonts w:eastAsiaTheme="minorEastAsia"/>
-              <w:kern w:val="0"/>
-              <w:sz w:val="22"/>
-              <w:lang w:eastAsia="es-CO"/>
-              <w14:ligatures w14:val="none"/>
+              <w:sz w:val="24"/>
+              <w:szCs w:val="24"/>
+              <w:lang w:eastAsia="es-MX"/>
             </w:rPr>
           </w:pPr>
-          <w:hyperlink w:anchor="_Toc200803933" w:history="1">
+          <w:hyperlink w:anchor="_Toc203649870" w:history="1">
             <w:r>
               <w:rPr>
                 <w:rStyle w:val="Hipervnculo"/>
@@ -1063,10 +1075,9 @@
             <w:r>
               <w:rPr>
                 <w:rFonts w:eastAsiaTheme="minorEastAsia"/>
-                <w:kern w:val="0"/>
-                <w:sz w:val="22"/>
-                <w:lang w:eastAsia="es-CO"/>
-                <w14:ligatures w14:val="none"/>
+                <w:sz w:val="24"/>
+                <w:szCs w:val="24"/>
+                <w:lang w:eastAsia="es-MX"/>
               </w:rPr>
               <w:tab/>
             </w:r>
@@ -1092,7 +1103,7 @@
               <w:rPr>
                 <w:webHidden/>
               </w:rPr>
-              <w:instrText xml:space="preserve"> PAGEREF _Toc200803933 \h </w:instrText>
+              <w:instrText xml:space="preserve"> PAGEREF _Toc203649870 \h </w:instrText>
             </w:r>
             <w:r>
               <w:rPr>
@@ -1124,13 +1135,12 @@
             <w:pStyle w:val="TDC2"/>
             <w:rPr>
               <w:rFonts w:eastAsiaTheme="minorEastAsia"/>
-              <w:kern w:val="0"/>
-              <w:sz w:val="22"/>
-              <w:lang w:eastAsia="es-CO"/>
-              <w14:ligatures w14:val="none"/>
+              <w:sz w:val="24"/>
+              <w:szCs w:val="24"/>
+              <w:lang w:eastAsia="es-MX"/>
             </w:rPr>
           </w:pPr>
-          <w:hyperlink w:anchor="_Toc200803934" w:history="1">
+          <w:hyperlink w:anchor="_Toc203649871" w:history="1">
             <w:r>
               <w:rPr>
                 <w:rStyle w:val="Hipervnculo"/>
@@ -1147,10 +1157,9 @@
             <w:r>
               <w:rPr>
                 <w:rFonts w:eastAsiaTheme="minorEastAsia"/>
-                <w:kern w:val="0"/>
-                <w:sz w:val="22"/>
-                <w:lang w:eastAsia="es-CO"/>
-                <w14:ligatures w14:val="none"/>
+                <w:sz w:val="24"/>
+                <w:szCs w:val="24"/>
+                <w:lang w:eastAsia="es-MX"/>
               </w:rPr>
               <w:tab/>
             </w:r>
@@ -1178,7 +1187,7 @@
               <w:rPr>
                 <w:webHidden/>
               </w:rPr>
-              <w:instrText xml:space="preserve"> PAGEREF _Toc200803934 \h </w:instrText>
+              <w:instrText xml:space="preserve"> PAGEREF _Toc203649871 \h </w:instrText>
             </w:r>
             <w:r>
               <w:rPr>
@@ -1210,13 +1219,12 @@
             <w:pStyle w:val="TDC2"/>
             <w:rPr>
               <w:rFonts w:eastAsiaTheme="minorEastAsia"/>
-              <w:kern w:val="0"/>
-              <w:sz w:val="22"/>
-              <w:lang w:eastAsia="es-CO"/>
-              <w14:ligatures w14:val="none"/>
+              <w:sz w:val="24"/>
+              <w:szCs w:val="24"/>
+              <w:lang w:eastAsia="es-MX"/>
             </w:rPr>
           </w:pPr>
-          <w:hyperlink w:anchor="_Toc200803935" w:history="1">
+          <w:hyperlink w:anchor="_Toc203649872" w:history="1">
             <w:r>
               <w:rPr>
                 <w:rStyle w:val="Hipervnculo"/>
@@ -1232,10 +1240,9 @@
             <w:r>
               <w:rPr>
                 <w:rFonts w:eastAsiaTheme="minorEastAsia"/>
-                <w:kern w:val="0"/>
-                <w:sz w:val="22"/>
-                <w:lang w:eastAsia="es-CO"/>
-                <w14:ligatures w14:val="none"/>
+                <w:sz w:val="24"/>
+                <w:szCs w:val="24"/>
+                <w:lang w:eastAsia="es-MX"/>
               </w:rPr>
               <w:tab/>
             </w:r>
@@ -1261,7 +1268,7 @@
               <w:rPr>
                 <w:webHidden/>
               </w:rPr>
-              <w:instrText xml:space="preserve"> PAGEREF _Toc200803935 \h </w:instrText>
+              <w:instrText xml:space="preserve"> PAGEREF _Toc203649872 \h </w:instrText>
             </w:r>
             <w:r>
               <w:rPr>
@@ -1292,19 +1299,18 @@
           <w:pPr>
             <w:pStyle w:val="TDC1"/>
             <w:tabs>
-              <w:tab w:val="left" w:pos="1320"/>
+              <w:tab w:val="left" w:pos="1200"/>
               <w:tab w:val="right" w:leader="dot" w:pos="9962"/>
             </w:tabs>
             <w:rPr>
               <w:rFonts w:eastAsiaTheme="minorEastAsia"/>
               <w:noProof/>
-              <w:kern w:val="0"/>
-              <w:sz w:val="22"/>
-              <w:lang w:eastAsia="es-CO"/>
-              <w14:ligatures w14:val="none"/>
+              <w:sz w:val="24"/>
+              <w:szCs w:val="24"/>
+              <w:lang w:eastAsia="es-MX"/>
             </w:rPr>
           </w:pPr>
-          <w:hyperlink w:anchor="_Toc200803936" w:history="1">
+          <w:hyperlink w:anchor="_Toc203649873" w:history="1">
             <w:r>
               <w:rPr>
                 <w:rStyle w:val="Hipervnculo"/>
@@ -1316,10 +1322,9 @@
               <w:rPr>
                 <w:rFonts w:eastAsiaTheme="minorEastAsia"/>
                 <w:noProof/>
-                <w:kern w:val="0"/>
-                <w:sz w:val="22"/>
-                <w:lang w:eastAsia="es-CO"/>
-                <w14:ligatures w14:val="none"/>
+                <w:sz w:val="24"/>
+                <w:szCs w:val="24"/>
+                <w:lang w:eastAsia="es-MX"/>
               </w:rPr>
               <w:tab/>
             </w:r>
@@ -1349,7 +1354,7 @@
                 <w:noProof/>
                 <w:webHidden/>
               </w:rPr>
-              <w:instrText xml:space="preserve"> PAGEREF _Toc200803936 \h </w:instrText>
+              <w:instrText xml:space="preserve"> PAGEREF _Toc203649873 \h </w:instrText>
             </w:r>
             <w:r>
               <w:rPr>
@@ -1389,13 +1394,12 @@
             <w:rPr>
               <w:rFonts w:eastAsiaTheme="minorEastAsia"/>
               <w:noProof/>
-              <w:kern w:val="0"/>
-              <w:sz w:val="22"/>
-              <w:lang w:eastAsia="es-CO"/>
-              <w14:ligatures w14:val="none"/>
+              <w:sz w:val="24"/>
+              <w:szCs w:val="24"/>
+              <w:lang w:eastAsia="es-MX"/>
             </w:rPr>
           </w:pPr>
-          <w:hyperlink w:anchor="_Toc200803937" w:history="1">
+          <w:hyperlink w:anchor="_Toc203649874" w:history="1">
             <w:r>
               <w:rPr>
                 <w:rStyle w:val="Hipervnculo"/>
@@ -1422,7 +1426,7 @@
                 <w:noProof/>
                 <w:webHidden/>
               </w:rPr>
-              <w:instrText xml:space="preserve"> PAGEREF _Toc200803937 \h </w:instrText>
+              <w:instrText xml:space="preserve"> PAGEREF _Toc203649874 \h </w:instrText>
             </w:r>
             <w:r>
               <w:rPr>
@@ -1462,13 +1466,12 @@
             <w:rPr>
               <w:rFonts w:eastAsiaTheme="minorEastAsia"/>
               <w:noProof/>
-              <w:kern w:val="0"/>
-              <w:sz w:val="22"/>
-              <w:lang w:eastAsia="es-CO"/>
-              <w14:ligatures w14:val="none"/>
+              <w:sz w:val="24"/>
+              <w:szCs w:val="24"/>
+              <w:lang w:eastAsia="es-MX"/>
             </w:rPr>
           </w:pPr>
-          <w:hyperlink w:anchor="_Toc200803938" w:history="1">
+          <w:hyperlink w:anchor="_Toc203649875" w:history="1">
             <w:r>
               <w:rPr>
                 <w:rStyle w:val="Hipervnculo"/>
@@ -1495,7 +1498,7 @@
                 <w:noProof/>
                 <w:webHidden/>
               </w:rPr>
-              <w:instrText xml:space="preserve"> PAGEREF _Toc200803938 \h </w:instrText>
+              <w:instrText xml:space="preserve"> PAGEREF _Toc203649875 \h </w:instrText>
             </w:r>
             <w:r>
               <w:rPr>
@@ -1535,13 +1538,12 @@
             <w:rPr>
               <w:rFonts w:eastAsiaTheme="minorEastAsia"/>
               <w:noProof/>
-              <w:kern w:val="0"/>
-              <w:sz w:val="22"/>
-              <w:lang w:eastAsia="es-CO"/>
-              <w14:ligatures w14:val="none"/>
+              <w:sz w:val="24"/>
+              <w:szCs w:val="24"/>
+              <w:lang w:eastAsia="es-MX"/>
             </w:rPr>
           </w:pPr>
-          <w:hyperlink w:anchor="_Toc200803939" w:history="1">
+          <w:hyperlink w:anchor="_Toc203649876" w:history="1">
             <w:r>
               <w:rPr>
                 <w:rStyle w:val="Hipervnculo"/>
@@ -1568,7 +1570,7 @@
                 <w:noProof/>
                 <w:webHidden/>
               </w:rPr>
-              <w:instrText xml:space="preserve"> PAGEREF _Toc200803939 \h </w:instrText>
+              <w:instrText xml:space="preserve"> PAGEREF _Toc203649876 \h </w:instrText>
             </w:r>
             <w:r>
               <w:rPr>
@@ -1608,13 +1610,12 @@
             <w:rPr>
               <w:rFonts w:eastAsiaTheme="minorEastAsia"/>
               <w:noProof/>
-              <w:kern w:val="0"/>
-              <w:sz w:val="22"/>
-              <w:lang w:eastAsia="es-CO"/>
-              <w14:ligatures w14:val="none"/>
+              <w:sz w:val="24"/>
+              <w:szCs w:val="24"/>
+              <w:lang w:eastAsia="es-MX"/>
             </w:rPr>
           </w:pPr>
-          <w:hyperlink w:anchor="_Toc200803940" w:history="1">
+          <w:hyperlink w:anchor="_Toc203649877" w:history="1">
             <w:r>
               <w:rPr>
                 <w:rStyle w:val="Hipervnculo"/>
@@ -1642,7 +1643,7 @@
                 <w:noProof/>
                 <w:webHidden/>
               </w:rPr>
-              <w:instrText xml:space="preserve"> PAGEREF _Toc200803940 \h </w:instrText>
+              <w:instrText xml:space="preserve"> PAGEREF _Toc203649877 \h </w:instrText>
             </w:r>
             <w:r>
               <w:rPr>
@@ -1682,13 +1683,12 @@
             <w:rPr>
               <w:rFonts w:eastAsiaTheme="minorEastAsia"/>
               <w:noProof/>
-              <w:kern w:val="0"/>
-              <w:sz w:val="22"/>
-              <w:lang w:eastAsia="es-CO"/>
-              <w14:ligatures w14:val="none"/>
+              <w:sz w:val="24"/>
+              <w:szCs w:val="24"/>
+              <w:lang w:eastAsia="es-MX"/>
             </w:rPr>
           </w:pPr>
-          <w:hyperlink w:anchor="_Toc200803941" w:history="1">
+          <w:hyperlink w:anchor="_Toc203649878" w:history="1">
             <w:r>
               <w:rPr>
                 <w:rStyle w:val="Hipervnculo"/>
@@ -1715,7 +1715,7 @@
                 <w:noProof/>
                 <w:webHidden/>
               </w:rPr>
-              <w:instrText xml:space="preserve"> PAGEREF _Toc200803941 \h </w:instrText>
+              <w:instrText xml:space="preserve"> PAGEREF _Toc203649878 \h </w:instrText>
             </w:r>
             <w:r>
               <w:rPr>
@@ -1791,7 +1791,7 @@
         </w:numPr>
         <w:ind w:left="1068"/>
       </w:pPr>
-      <w:bookmarkStart w:id="0" w:name="_Toc200803926"/>
+      <w:bookmarkStart w:id="0" w:name="_Toc203649863"/>
       <w:r>
         <w:lastRenderedPageBreak/>
         <w:t>Introducción</w:t>
@@ -2185,7 +2185,7 @@
       <w:pPr>
         <w:pStyle w:val="Ttulo1"/>
       </w:pPr>
-      <w:bookmarkStart w:id="1" w:name="_Toc200803927"/>
+      <w:bookmarkStart w:id="1" w:name="_Toc203649864"/>
       <w:r>
         <w:lastRenderedPageBreak/>
         <w:t>Señalización de los patrones</w:t>
@@ -2324,10 +2324,10 @@
           <w:lang w:eastAsia="es-CO"/>
         </w:rPr>
         <w:drawing>
-          <wp:inline distT="0" distB="0" distL="0" distR="0" wp14:anchorId="17B174A3" wp14:editId="448BACCA">
+          <wp:inline distT="0" distB="0" distL="0" distR="0" wp14:anchorId="17B174A3" wp14:editId="2015C113">
             <wp:extent cx="4486275" cy="1314450"/>
             <wp:effectExtent l="0" t="0" r="9525" b="0"/>
-            <wp:docPr id="7" name="Imagen 7" descr="Presenta la frase “HILO DEL TEJIDO” en orientación horizontal, acompañada de dos flechas rectas con doble punta en sentido vertical. Estas indican la dirección correcta del hilo en la tela para colocar el patrón."/>
+            <wp:docPr id="7" name="Imagen 7" descr="Presenta la frase “hilo del tejido” en orientación horizontal, acompañada de dos flechas rectas con doble punta en sentido vertical. Estas indican la dirección correcta del hilo en la tela para colocar el patrón."/>
             <wp:cNvGraphicFramePr>
               <a:graphicFrameLocks xmlns:a="http://schemas.openxmlformats.org/drawingml/2006/main" noChangeAspect="1"/>
             </wp:cNvGraphicFramePr>
@@ -2335,7 +2335,7 @@
               <a:graphicData uri="http://schemas.openxmlformats.org/drawingml/2006/picture">
                 <pic:pic xmlns:pic="http://schemas.openxmlformats.org/drawingml/2006/picture">
                   <pic:nvPicPr>
-                    <pic:cNvPr id="7" name="Imagen 7" descr="Presenta la frase “HILO DEL TEJIDO” en orientación horizontal, acompañada de dos flechas rectas con doble punta en sentido vertical. Estas indican la dirección correcta del hilo en la tela para colocar el patrón."/>
+                    <pic:cNvPr id="7" name="Imagen 7" descr="Presenta la frase “hilo del tejido” en orientación horizontal, acompañada de dos flechas rectas con doble punta en sentido vertical. Estas indican la dirección correcta del hilo en la tela para colocar el patrón."/>
                     <pic:cNvPicPr>
                       <a:picLocks noChangeAspect="1" noChangeArrowheads="1"/>
                     </pic:cNvPicPr>
@@ -3340,7 +3340,7 @@
       <w:pPr>
         <w:pStyle w:val="Ttulo2"/>
       </w:pPr>
-      <w:bookmarkStart w:id="2" w:name="_Toc200803928"/>
+      <w:bookmarkStart w:id="2" w:name="_Toc203649865"/>
       <w:r>
         <w:lastRenderedPageBreak/>
         <w:t>Marcaciones de piezas</w:t>
@@ -3898,20 +3898,6 @@
     </w:p>
     <w:p>
       <w:pPr>
-        <w:rPr>
-          <w:lang w:eastAsia="es-CO"/>
-        </w:rPr>
-      </w:pPr>
-    </w:p>
-    <w:p>
-      <w:pPr>
-        <w:rPr>
-          <w:lang w:eastAsia="es-CO"/>
-        </w:rPr>
-      </w:pPr>
-    </w:p>
-    <w:p>
-      <w:pPr>
         <w:pStyle w:val="Prrafodelista"/>
         <w:numPr>
           <w:ilvl w:val="0"/>
@@ -3929,23 +3915,28 @@
           <w:bCs/>
           <w:lang w:eastAsia="es-CO"/>
         </w:rPr>
+        <w:t>Importancia de la marcación en el despiece</w:t>
+      </w:r>
+      <w:r>
+        <w:rPr>
+          <w:b/>
+          <w:bCs/>
+          <w:lang w:eastAsia="es-CO"/>
+        </w:rPr>
+        <w:br/>
+      </w:r>
+      <w:r>
+        <w:rPr>
+          <w:lang w:eastAsia="es-CO"/>
+        </w:rPr>
+        <w:t xml:space="preserve">La marcación adecuada en el despiece asegura la coherencia del proceso de </w:t>
+      </w:r>
+      <w:r>
+        <w:rPr>
+          <w:lang w:eastAsia="es-CO"/>
+        </w:rPr>
         <w:lastRenderedPageBreak/>
-        <w:t>Importancia de la marcación en el despiece</w:t>
-      </w:r>
-    </w:p>
-    <w:p>
-      <w:pPr>
-        <w:pStyle w:val="Prrafodelista"/>
-        <w:ind w:firstLine="0"/>
-        <w:rPr>
-          <w:lang w:eastAsia="es-CO"/>
-        </w:rPr>
-      </w:pPr>
-      <w:r>
-        <w:rPr>
-          <w:lang w:eastAsia="es-CO"/>
-        </w:rPr>
-        <w:t>La marcación adecuada en el despiece asegura la coherencia del proceso de confección, evita errores en el corte, optimiza tiempos de producción y garantiza que cada persona del equipo pueda interpretar los moldes de forma autónoma. En entornos formativos, su dominio refuerza la comprensión de la lógica constructiva de una prenda, promueve la estandarización del lenguaje técnico y mejora la calidad del producto final.</w:t>
+        <w:t>confección, evita errores en el corte, optimiza tiempos de producción y garantiza que cada persona del equipo pueda interpretar los moldes de forma autónoma. En entornos formativos, su dominio refuerza la comprensión de la lógica constructiva de una prenda, promueve la estandarización del lenguaje técnico y mejora la calidad del producto final.</w:t>
       </w:r>
     </w:p>
     <w:p>
@@ -3969,10 +3960,10 @@
           <w:lang w:eastAsia="es-CO"/>
         </w:rPr>
         <w:drawing>
-          <wp:inline distT="0" distB="0" distL="0" distR="0" wp14:anchorId="60B2D1B9" wp14:editId="71EC7A8D">
-            <wp:extent cx="2972013" cy="4398579"/>
-            <wp:effectExtent l="0" t="0" r="0" b="2540"/>
-            <wp:docPr id="16" name="Imagen 16" descr="Es una ficha técnica de estampado para un pantalón deportivo. Incluye el molde con la ubicación del diseño, medidas del estampado, carta de color con tres tonos codificados y datos técnicos como método de aplicación, escala, proveedor y fecha de producción."/>
+          <wp:inline distT="0" distB="0" distL="0" distR="0" wp14:anchorId="6C5E3A67" wp14:editId="3E905706">
+            <wp:extent cx="3451122" cy="5108028"/>
+            <wp:effectExtent l="0" t="0" r="3810" b="0"/>
+            <wp:docPr id="1941148613" name="Gráfico 4" descr="Es una ficha técnica de estampado para un pantalón deportivo. Incluye el molde con la ubicación del diseño, medidas del estampado, carta de color con tres tonos codificados y datos técnicos como método de aplicación, escala, proveedor y fecha de producción."/>
             <wp:cNvGraphicFramePr>
               <a:graphicFrameLocks xmlns:a="http://schemas.openxmlformats.org/drawingml/2006/main" noChangeAspect="1"/>
             </wp:cNvGraphicFramePr>
@@ -3980,33 +3971,29 @@
               <a:graphicData uri="http://schemas.openxmlformats.org/drawingml/2006/picture">
                 <pic:pic xmlns:pic="http://schemas.openxmlformats.org/drawingml/2006/picture">
                   <pic:nvPicPr>
-                    <pic:cNvPr id="16" name="Imagen 16" descr="Es una ficha técnica de estampado para un pantalón deportivo. Incluye el molde con la ubicación del diseño, medidas del estampado, carta de color con tres tonos codificados y datos técnicos como método de aplicación, escala, proveedor y fecha de producción."/>
-                    <pic:cNvPicPr>
-                      <a:picLocks noChangeAspect="1" noChangeArrowheads="1"/>
-                    </pic:cNvPicPr>
+                    <pic:cNvPr id="1941148613" name="Gráfico 4" descr="Es una ficha técnica de estampado para un pantalón deportivo. Incluye el molde con la ubicación del diseño, medidas del estampado, carta de color con tres tonos codificados y datos técnicos como método de aplicación, escala, proveedor y fecha de producción."/>
+                    <pic:cNvPicPr/>
                   </pic:nvPicPr>
                   <pic:blipFill>
                     <a:blip r:embed="rId26">
                       <a:extLst>
-                        <a:ext uri="{28A0092B-C50C-407E-A947-70E740481C1C}">
-                          <a14:useLocalDpi xmlns:a14="http://schemas.microsoft.com/office/drawing/2010/main" val="0"/>
+                        <a:ext uri="{96DAC541-7B7A-43D3-8B79-37D633B846F1}">
+                          <asvg:svgBlip xmlns:asvg="http://schemas.microsoft.com/office/drawing/2016/SVG/main" r:embed="rId27"/>
                         </a:ext>
                       </a:extLst>
                     </a:blip>
-                    <a:srcRect/>
                     <a:stretch>
                       <a:fillRect/>
                     </a:stretch>
                   </pic:blipFill>
-                  <pic:spPr bwMode="auto">
+                  <pic:spPr>
                     <a:xfrm>
                       <a:off x="0" y="0"/>
-                      <a:ext cx="2979246" cy="4409283"/>
+                      <a:ext cx="3463499" cy="5126347"/>
                     </a:xfrm>
                     <a:prstGeom prst="rect">
                       <a:avLst/>
                     </a:prstGeom>
-                    <a:noFill/>
                   </pic:spPr>
                 </pic:pic>
               </a:graphicData>
@@ -4028,7 +4015,7 @@
         </w:rPr>
         <w:t>Fuente: </w:t>
       </w:r>
-      <w:hyperlink r:id="rId27" w:tgtFrame="_blank" w:history="1">
+      <w:hyperlink r:id="rId28" w:tgtFrame="_blank" w:history="1">
         <w:r>
           <w:rPr>
             <w:rStyle w:val="Hipervnculo"/>
@@ -4042,7 +4029,7 @@
       <w:pPr>
         <w:pStyle w:val="Ttulo1"/>
       </w:pPr>
-      <w:bookmarkStart w:id="3" w:name="_Toc200803929"/>
+      <w:bookmarkStart w:id="3" w:name="_Toc203649866"/>
       <w:r>
         <w:lastRenderedPageBreak/>
         <w:t>Variaciones patrones superiores femeninos</w:t>
@@ -4090,11 +4077,6 @@
     </w:p>
     <w:p>
       <w:pPr>
-        <w:pStyle w:val="Prrafodelista"/>
-        <w:numPr>
-          <w:ilvl w:val="0"/>
-          <w:numId w:val="15"/>
-        </w:numPr>
         <w:rPr>
           <w:b/>
           <w:bCs/>
@@ -4128,20 +4110,13 @@
         </w:rPr>
         <w:t xml:space="preserve">  </w:t>
       </w:r>
-      <w:hyperlink r:id="rId28" w:history="1">
+      <w:hyperlink r:id="rId29" w:history="1">
         <w:r>
           <w:rPr>
             <w:rStyle w:val="Hipervnculo"/>
             <w:lang w:eastAsia="es-CO"/>
           </w:rPr>
-          <w:t>Ir</w:t>
-        </w:r>
-        <w:r>
-          <w:rPr>
-            <w:rStyle w:val="Hipervnculo"/>
-            <w:lang w:eastAsia="es-CO"/>
-          </w:rPr>
-          <w:t xml:space="preserve"> al sitio</w:t>
+          <w:t>Ir al sitio</w:t>
         </w:r>
       </w:hyperlink>
     </w:p>
@@ -4603,7 +4578,7 @@
                     </pic:cNvPicPr>
                   </pic:nvPicPr>
                   <pic:blipFill>
-                    <a:blip r:embed="rId29">
+                    <a:blip r:embed="rId30">
                       <a:extLst>
                         <a:ext uri="{28A0092B-C50C-407E-A947-70E740481C1C}">
                           <a14:useLocalDpi xmlns:a14="http://schemas.microsoft.com/office/drawing/2010/main" val="0"/>
@@ -5028,7 +5003,7 @@
                     </pic:cNvPicPr>
                   </pic:nvPicPr>
                   <pic:blipFill>
-                    <a:blip r:embed="rId30">
+                    <a:blip r:embed="rId31">
                       <a:extLst>
                         <a:ext uri="{28A0092B-C50C-407E-A947-70E740481C1C}">
                           <a14:useLocalDpi xmlns:a14="http://schemas.microsoft.com/office/drawing/2010/main" val="0"/>
@@ -5259,7 +5234,19 @@
         <w:rPr>
           <w:lang w:eastAsia="es-CO"/>
         </w:rPr>
-        <w:t> En la figura, este escote está marcado en línea roja en el lado izquierdo.</w:t>
+        <w:t> </w:t>
+      </w:r>
+      <w:r>
+        <w:rPr>
+          <w:lang w:eastAsia="es-CO"/>
+        </w:rPr>
+        <w:t>e</w:t>
+      </w:r>
+      <w:r>
+        <w:rPr>
+          <w:lang w:eastAsia="es-CO"/>
+        </w:rPr>
+        <w:t>n la figura, este escote está marcado en línea roja en el lado izquierdo.</w:t>
       </w:r>
     </w:p>
     <w:p>
@@ -5349,7 +5336,19 @@
         <w:rPr>
           <w:lang w:eastAsia="es-CO"/>
         </w:rPr>
-        <w:t> También está indicado con una línea roja en el molde trasero (lado derecho).</w:t>
+        <w:t> </w:t>
+      </w:r>
+      <w:r>
+        <w:rPr>
+          <w:lang w:eastAsia="es-CO"/>
+        </w:rPr>
+        <w:t>t</w:t>
+      </w:r>
+      <w:r>
+        <w:rPr>
+          <w:lang w:eastAsia="es-CO"/>
+        </w:rPr>
+        <w:t>ambién está indicado con una línea roja en el molde trasero (lado derecho).</w:t>
       </w:r>
     </w:p>
     <w:p>
@@ -5459,303 +5458,6 @@
                 <pic:pic xmlns:pic="http://schemas.openxmlformats.org/drawingml/2006/picture">
                   <pic:nvPicPr>
                     <pic:cNvPr id="19" name="Imagen 19" descr="Patrón base de prenda superior femenina con el delantero a la izquierda y la espalda a la derecha. Se resaltan en rojo los trazos de un escote cuadrado en el delantero, formado por líneas rectas, y una curva leve en el escote trasero. El resto del patrón incluye referencias como hombros, centro frente, centro espalda y ubicación de pinzas."/>
-                    <pic:cNvPicPr>
-                      <a:picLocks noChangeAspect="1" noChangeArrowheads="1"/>
-                    </pic:cNvPicPr>
-                  </pic:nvPicPr>
-                  <pic:blipFill>
-                    <a:blip r:embed="rId31">
-                      <a:extLst>
-                        <a:ext uri="{28A0092B-C50C-407E-A947-70E740481C1C}">
-                          <a14:useLocalDpi xmlns:a14="http://schemas.microsoft.com/office/drawing/2010/main" val="0"/>
-                        </a:ext>
-                      </a:extLst>
-                    </a:blip>
-                    <a:srcRect/>
-                    <a:stretch>
-                      <a:fillRect/>
-                    </a:stretch>
-                  </pic:blipFill>
-                  <pic:spPr bwMode="auto">
-                    <a:xfrm>
-                      <a:off x="0" y="0"/>
-                      <a:ext cx="3810000" cy="2838450"/>
-                    </a:xfrm>
-                    <a:prstGeom prst="rect">
-                      <a:avLst/>
-                    </a:prstGeom>
-                    <a:noFill/>
-                  </pic:spPr>
-                </pic:pic>
-              </a:graphicData>
-            </a:graphic>
-          </wp:inline>
-        </w:drawing>
-      </w:r>
-    </w:p>
-    <w:p>
-      <w:pPr>
-        <w:jc w:val="center"/>
-        <w:rPr>
-          <w:lang w:eastAsia="es-CO"/>
-        </w:rPr>
-      </w:pPr>
-      <w:r>
-        <w:rPr>
-          <w:lang w:eastAsia="es-CO"/>
-        </w:rPr>
-        <w:t>Fuente: SENA, (2025)</w:t>
-      </w:r>
-    </w:p>
-    <w:p>
-      <w:pPr>
-        <w:rPr>
-          <w:b/>
-          <w:bCs/>
-          <w:lang w:eastAsia="es-CO"/>
-        </w:rPr>
-      </w:pPr>
-      <w:r>
-        <w:rPr>
-          <w:b/>
-          <w:bCs/>
-          <w:lang w:eastAsia="es-CO"/>
-        </w:rPr>
-        <w:t>Escote corazón</w:t>
-      </w:r>
-    </w:p>
-    <w:p>
-      <w:pPr>
-        <w:rPr>
-          <w:lang w:eastAsia="es-CO"/>
-        </w:rPr>
-      </w:pPr>
-      <w:r>
-        <w:rPr>
-          <w:lang w:eastAsia="es-CO"/>
-        </w:rPr>
-        <w:t>Tiene una curva que imita la parte superior de un corazón. Aporta un efecto romántico y se adapta a diseños más ajustados.</w:t>
-      </w:r>
-    </w:p>
-    <w:p>
-      <w:pPr>
-        <w:pStyle w:val="Prrafodelista"/>
-        <w:numPr>
-          <w:ilvl w:val="0"/>
-          <w:numId w:val="36"/>
-        </w:numPr>
-        <w:rPr>
-          <w:b/>
-          <w:bCs/>
-          <w:lang w:eastAsia="es-CO"/>
-        </w:rPr>
-      </w:pPr>
-      <w:r>
-        <w:rPr>
-          <w:b/>
-          <w:bCs/>
-          <w:lang w:eastAsia="es-CO"/>
-        </w:rPr>
-        <w:t>Ubicar el molde base</w:t>
-      </w:r>
-    </w:p>
-    <w:p>
-      <w:pPr>
-        <w:pStyle w:val="Prrafodelista"/>
-        <w:ind w:firstLine="0"/>
-        <w:rPr>
-          <w:lang w:eastAsia="es-CO"/>
-        </w:rPr>
-      </w:pPr>
-      <w:r>
-        <w:rPr>
-          <w:lang w:eastAsia="es-CO"/>
-        </w:rPr>
-        <w:t>La persona coloca el molde base sobre una superficie plana, con el centro delantero hacia la izquierda y el centro de espalda hacia la derecha.</w:t>
-      </w:r>
-    </w:p>
-    <w:p>
-      <w:pPr>
-        <w:pStyle w:val="Prrafodelista"/>
-        <w:numPr>
-          <w:ilvl w:val="0"/>
-          <w:numId w:val="36"/>
-        </w:numPr>
-        <w:rPr>
-          <w:b/>
-          <w:bCs/>
-          <w:lang w:eastAsia="es-CO"/>
-        </w:rPr>
-      </w:pPr>
-      <w:r>
-        <w:rPr>
-          <w:b/>
-          <w:bCs/>
-          <w:lang w:eastAsia="es-CO"/>
-        </w:rPr>
-        <w:t>Trazado en el delantero</w:t>
-      </w:r>
-    </w:p>
-    <w:p>
-      <w:pPr>
-        <w:pStyle w:val="Prrafodelista"/>
-        <w:ind w:firstLine="0"/>
-        <w:rPr>
-          <w:lang w:eastAsia="es-CO"/>
-        </w:rPr>
-      </w:pPr>
-      <w:r>
-        <w:rPr>
-          <w:lang w:eastAsia="es-CO"/>
-        </w:rPr>
-        <w:t>Sobre el centro delantero, se baja una medida que puede variar según el diseño (entre 7 y 10 cm aproximadamente). Desde este punto, se dibuja una curva hacia el busto, con un pequeño quiebre en el centro. Esta curva asciende en dirección hacia el hombro, uniéndose en el punto donde comienza la sisa. El resultado es una línea con forma de corazón, simétrica y suave.</w:t>
-      </w:r>
-    </w:p>
-    <w:p>
-      <w:pPr>
-        <w:pStyle w:val="Prrafodelista"/>
-        <w:numPr>
-          <w:ilvl w:val="0"/>
-          <w:numId w:val="36"/>
-        </w:numPr>
-        <w:rPr>
-          <w:b/>
-          <w:bCs/>
-          <w:lang w:eastAsia="es-CO"/>
-        </w:rPr>
-      </w:pPr>
-      <w:r>
-        <w:rPr>
-          <w:b/>
-          <w:bCs/>
-          <w:lang w:eastAsia="es-CO"/>
-        </w:rPr>
-        <w:lastRenderedPageBreak/>
-        <w:t>Trazado en la espalda</w:t>
-      </w:r>
-    </w:p>
-    <w:p>
-      <w:pPr>
-        <w:pStyle w:val="Prrafodelista"/>
-        <w:ind w:firstLine="0"/>
-        <w:rPr>
-          <w:lang w:eastAsia="es-CO"/>
-        </w:rPr>
-      </w:pPr>
-      <w:r>
-        <w:rPr>
-          <w:lang w:eastAsia="es-CO"/>
-        </w:rPr>
-        <w:t>En la espalda, se conserva una curva poco profunda, similar a la del escote redondeado. Se baja entre 2 y 4 cm desde el centro de espalda y se une al cuello con una línea curva.</w:t>
-      </w:r>
-    </w:p>
-    <w:p>
-      <w:pPr>
-        <w:pStyle w:val="Prrafodelista"/>
-        <w:numPr>
-          <w:ilvl w:val="0"/>
-          <w:numId w:val="36"/>
-        </w:numPr>
-        <w:rPr>
-          <w:b/>
-          <w:bCs/>
-          <w:lang w:eastAsia="es-CO"/>
-        </w:rPr>
-      </w:pPr>
-      <w:r>
-        <w:rPr>
-          <w:b/>
-          <w:bCs/>
-          <w:lang w:eastAsia="es-CO"/>
-        </w:rPr>
-        <w:t>Revisión y corte</w:t>
-      </w:r>
-    </w:p>
-    <w:p>
-      <w:pPr>
-        <w:pStyle w:val="Prrafodelista"/>
-        <w:ind w:firstLine="0"/>
-        <w:rPr>
-          <w:lang w:eastAsia="es-CO"/>
-        </w:rPr>
-      </w:pPr>
-      <w:r>
-        <w:rPr>
-          <w:lang w:eastAsia="es-CO"/>
-        </w:rPr>
-        <w:t>La persona verifica que las curvas sean simétricas y fluidas. Luego se recorta el nuevo contorno del escote, eliminando la línea original.</w:t>
-      </w:r>
-    </w:p>
-    <w:p>
-      <w:pPr>
-        <w:pStyle w:val="Prrafodelista"/>
-        <w:numPr>
-          <w:ilvl w:val="0"/>
-          <w:numId w:val="36"/>
-        </w:numPr>
-        <w:rPr>
-          <w:b/>
-          <w:bCs/>
-          <w:lang w:eastAsia="es-CO"/>
-        </w:rPr>
-      </w:pPr>
-      <w:r>
-        <w:rPr>
-          <w:b/>
-          <w:bCs/>
-          <w:lang w:eastAsia="es-CO"/>
-        </w:rPr>
-        <w:t>Margen de costura (si aplica)</w:t>
-      </w:r>
-    </w:p>
-    <w:p>
-      <w:pPr>
-        <w:pStyle w:val="Prrafodelista"/>
-        <w:ind w:firstLine="0"/>
-        <w:rPr>
-          <w:lang w:eastAsia="es-CO"/>
-        </w:rPr>
-      </w:pPr>
-      <w:r>
-        <w:rPr>
-          <w:lang w:eastAsia="es-CO"/>
-        </w:rPr>
-        <w:t>Para confección, se recomienda añadir entre 0.7 y 1 cm de margen de costura alrededor del nuevo escote.</w:t>
-      </w:r>
-    </w:p>
-    <w:p>
-      <w:pPr>
-        <w:pStyle w:val="Figura"/>
-      </w:pPr>
-      <w:r>
-        <w:t>Escote corazón</w:t>
-      </w:r>
-    </w:p>
-    <w:p>
-      <w:pPr>
-        <w:jc w:val="center"/>
-        <w:rPr>
-          <w:lang w:eastAsia="es-CO"/>
-        </w:rPr>
-      </w:pPr>
-      <w:r>
-        <w:rPr>
-          <w:noProof/>
-          <w:lang w:eastAsia="es-CO"/>
-        </w:rPr>
-        <w:drawing>
-          <wp:inline distT="0" distB="0" distL="0" distR="0" wp14:anchorId="3BB5F26E" wp14:editId="3B112FD5">
-            <wp:extent cx="3810000" cy="2838450"/>
-            <wp:effectExtent l="0" t="0" r="0" b="0"/>
-            <wp:docPr id="20" name="Imagen 20" descr="Representa un patrón base para prenda superior femenina, con el delantero a la izquierda y la espalda a la derecha. Se marcan en rojo líneas curvas correspondientes a un escote corazón en el delantero y un escote posterior con leve forma redondeada. El patrón incluye referencias como centro frente, centro espalda, hombros y ubicación de pinzas."/>
-            <wp:cNvGraphicFramePr>
-              <a:graphicFrameLocks xmlns:a="http://schemas.openxmlformats.org/drawingml/2006/main" noChangeAspect="1"/>
-            </wp:cNvGraphicFramePr>
-            <a:graphic xmlns:a="http://schemas.openxmlformats.org/drawingml/2006/main">
-              <a:graphicData uri="http://schemas.openxmlformats.org/drawingml/2006/picture">
-                <pic:pic xmlns:pic="http://schemas.openxmlformats.org/drawingml/2006/picture">
-                  <pic:nvPicPr>
-                    <pic:cNvPr id="20" name="Imagen 20" descr="Representa un patrón base para prenda superior femenina, con el delantero a la izquierda y la espalda a la derecha. Se marcan en rojo líneas curvas correspondientes a un escote corazón en el delantero y un escote posterior con leve forma redondeada. El patrón incluye referencias como centro frente, centro espalda, hombros y ubicación de pinzas."/>
                     <pic:cNvPicPr>
                       <a:picLocks noChangeAspect="1" noChangeArrowheads="1"/>
                     </pic:cNvPicPr>
@@ -5812,9 +5514,298 @@
           <w:lang w:eastAsia="es-CO"/>
         </w:rPr>
       </w:pPr>
-    </w:p>
-    <w:p>
-      <w:pPr>
+      <w:r>
+        <w:rPr>
+          <w:b/>
+          <w:bCs/>
+          <w:lang w:eastAsia="es-CO"/>
+        </w:rPr>
+        <w:t>Escote corazón</w:t>
+      </w:r>
+    </w:p>
+    <w:p>
+      <w:pPr>
+        <w:rPr>
+          <w:lang w:eastAsia="es-CO"/>
+        </w:rPr>
+      </w:pPr>
+      <w:r>
+        <w:rPr>
+          <w:lang w:eastAsia="es-CO"/>
+        </w:rPr>
+        <w:t>Tiene una curva que imita la parte superior de un corazón. Aporta un efecto romántico y se adapta a diseños más ajustados.</w:t>
+      </w:r>
+    </w:p>
+    <w:p>
+      <w:pPr>
+        <w:pStyle w:val="Prrafodelista"/>
+        <w:numPr>
+          <w:ilvl w:val="0"/>
+          <w:numId w:val="36"/>
+        </w:numPr>
+        <w:rPr>
+          <w:b/>
+          <w:bCs/>
+          <w:lang w:eastAsia="es-CO"/>
+        </w:rPr>
+      </w:pPr>
+      <w:r>
+        <w:rPr>
+          <w:b/>
+          <w:bCs/>
+          <w:lang w:eastAsia="es-CO"/>
+        </w:rPr>
+        <w:t>Ubicar el molde base</w:t>
+      </w:r>
+    </w:p>
+    <w:p>
+      <w:pPr>
+        <w:pStyle w:val="Prrafodelista"/>
+        <w:ind w:firstLine="0"/>
+        <w:rPr>
+          <w:lang w:eastAsia="es-CO"/>
+        </w:rPr>
+      </w:pPr>
+      <w:r>
+        <w:rPr>
+          <w:lang w:eastAsia="es-CO"/>
+        </w:rPr>
+        <w:t>La persona coloca el molde base sobre una superficie plana, con el centro delantero hacia la izquierda y el centro de espalda hacia la derecha.</w:t>
+      </w:r>
+    </w:p>
+    <w:p>
+      <w:pPr>
+        <w:pStyle w:val="Prrafodelista"/>
+        <w:numPr>
+          <w:ilvl w:val="0"/>
+          <w:numId w:val="36"/>
+        </w:numPr>
+        <w:rPr>
+          <w:b/>
+          <w:bCs/>
+          <w:lang w:eastAsia="es-CO"/>
+        </w:rPr>
+      </w:pPr>
+      <w:r>
+        <w:rPr>
+          <w:b/>
+          <w:bCs/>
+          <w:lang w:eastAsia="es-CO"/>
+        </w:rPr>
+        <w:t>Trazado en el delantero</w:t>
+      </w:r>
+    </w:p>
+    <w:p>
+      <w:pPr>
+        <w:pStyle w:val="Prrafodelista"/>
+        <w:ind w:firstLine="0"/>
+        <w:rPr>
+          <w:lang w:eastAsia="es-CO"/>
+        </w:rPr>
+      </w:pPr>
+      <w:r>
+        <w:rPr>
+          <w:lang w:eastAsia="es-CO"/>
+        </w:rPr>
+        <w:t>Sobre el centro delantero, se baja una medida que puede variar según el diseño (entre 7 y 10 cm aproximadamente). Desde este punto, se dibuja una curva hacia el busto, con un pequeño quiebre en el centro. Esta curva asciende en dirección hacia el hombro, uniéndose en el punto donde comienza la sisa. El resultado es una línea con forma de corazón, simétrica y suave.</w:t>
+      </w:r>
+    </w:p>
+    <w:p>
+      <w:pPr>
+        <w:pStyle w:val="Prrafodelista"/>
+        <w:numPr>
+          <w:ilvl w:val="0"/>
+          <w:numId w:val="36"/>
+        </w:numPr>
+        <w:rPr>
+          <w:b/>
+          <w:bCs/>
+          <w:lang w:eastAsia="es-CO"/>
+        </w:rPr>
+      </w:pPr>
+      <w:r>
+        <w:rPr>
+          <w:b/>
+          <w:bCs/>
+          <w:lang w:eastAsia="es-CO"/>
+        </w:rPr>
+        <w:lastRenderedPageBreak/>
+        <w:t>Trazado en la espalda</w:t>
+      </w:r>
+    </w:p>
+    <w:p>
+      <w:pPr>
+        <w:pStyle w:val="Prrafodelista"/>
+        <w:ind w:firstLine="0"/>
+        <w:rPr>
+          <w:lang w:eastAsia="es-CO"/>
+        </w:rPr>
+      </w:pPr>
+      <w:r>
+        <w:rPr>
+          <w:lang w:eastAsia="es-CO"/>
+        </w:rPr>
+        <w:t>En la espalda, se conserva una curva poco profunda, similar a la del escote redondeado. Se baja entre 2 y 4 cm desde el centro de espalda y se une al cuello con una línea curva.</w:t>
+      </w:r>
+    </w:p>
+    <w:p>
+      <w:pPr>
+        <w:pStyle w:val="Prrafodelista"/>
+        <w:numPr>
+          <w:ilvl w:val="0"/>
+          <w:numId w:val="36"/>
+        </w:numPr>
+        <w:rPr>
+          <w:b/>
+          <w:bCs/>
+          <w:lang w:eastAsia="es-CO"/>
+        </w:rPr>
+      </w:pPr>
+      <w:r>
+        <w:rPr>
+          <w:b/>
+          <w:bCs/>
+          <w:lang w:eastAsia="es-CO"/>
+        </w:rPr>
+        <w:t>Revisión y corte</w:t>
+      </w:r>
+    </w:p>
+    <w:p>
+      <w:pPr>
+        <w:pStyle w:val="Prrafodelista"/>
+        <w:ind w:firstLine="0"/>
+        <w:rPr>
+          <w:lang w:eastAsia="es-CO"/>
+        </w:rPr>
+      </w:pPr>
+      <w:r>
+        <w:rPr>
+          <w:lang w:eastAsia="es-CO"/>
+        </w:rPr>
+        <w:t>La persona verifica que las curvas sean simétricas y fluidas. Luego se recorta el nuevo contorno del escote, eliminando la línea original.</w:t>
+      </w:r>
+    </w:p>
+    <w:p>
+      <w:pPr>
+        <w:pStyle w:val="Prrafodelista"/>
+        <w:numPr>
+          <w:ilvl w:val="0"/>
+          <w:numId w:val="36"/>
+        </w:numPr>
+        <w:rPr>
+          <w:b/>
+          <w:bCs/>
+          <w:lang w:eastAsia="es-CO"/>
+        </w:rPr>
+      </w:pPr>
+      <w:r>
+        <w:rPr>
+          <w:b/>
+          <w:bCs/>
+          <w:lang w:eastAsia="es-CO"/>
+        </w:rPr>
+        <w:t>Margen de costura (si aplica)</w:t>
+      </w:r>
+    </w:p>
+    <w:p>
+      <w:pPr>
+        <w:pStyle w:val="Prrafodelista"/>
+        <w:ind w:firstLine="0"/>
+        <w:rPr>
+          <w:lang w:eastAsia="es-CO"/>
+        </w:rPr>
+      </w:pPr>
+      <w:r>
+        <w:rPr>
+          <w:lang w:eastAsia="es-CO"/>
+        </w:rPr>
+        <w:t>Para confección, se recomienda añadir entre 0.7 y 1 cm de margen de costura alrededor del nuevo escote.</w:t>
+      </w:r>
+    </w:p>
+    <w:p>
+      <w:pPr>
+        <w:pStyle w:val="Figura"/>
+      </w:pPr>
+      <w:r>
+        <w:t>Escote corazón</w:t>
+      </w:r>
+    </w:p>
+    <w:p>
+      <w:pPr>
+        <w:jc w:val="center"/>
+        <w:rPr>
+          <w:lang w:eastAsia="es-CO"/>
+        </w:rPr>
+      </w:pPr>
+      <w:r>
+        <w:rPr>
+          <w:noProof/>
+          <w:lang w:eastAsia="es-CO"/>
+        </w:rPr>
+        <w:drawing>
+          <wp:inline distT="0" distB="0" distL="0" distR="0" wp14:anchorId="3BB5F26E" wp14:editId="3ADE80EF">
+            <wp:extent cx="4137467" cy="3082413"/>
+            <wp:effectExtent l="0" t="0" r="3175" b="3810"/>
+            <wp:docPr id="20" name="Imagen 20" descr="Representa un patrón base para prenda superior femenina, con el delantero a la izquierda y la espalda a la derecha. Se marcan en rojo líneas curvas correspondientes a un escote corazón en el delantero y un escote posterior con leve forma redondeada. El patrón incluye referencias como centro frente, centro espalda, hombros y ubicación de pinzas."/>
+            <wp:cNvGraphicFramePr>
+              <a:graphicFrameLocks xmlns:a="http://schemas.openxmlformats.org/drawingml/2006/main" noChangeAspect="1"/>
+            </wp:cNvGraphicFramePr>
+            <a:graphic xmlns:a="http://schemas.openxmlformats.org/drawingml/2006/main">
+              <a:graphicData uri="http://schemas.openxmlformats.org/drawingml/2006/picture">
+                <pic:pic xmlns:pic="http://schemas.openxmlformats.org/drawingml/2006/picture">
+                  <pic:nvPicPr>
+                    <pic:cNvPr id="20" name="Imagen 20" descr="Representa un patrón base para prenda superior femenina, con el delantero a la izquierda y la espalda a la derecha. Se marcan en rojo líneas curvas correspondientes a un escote corazón en el delantero y un escote posterior con leve forma redondeada. El patrón incluye referencias como centro frente, centro espalda, hombros y ubicación de pinzas."/>
+                    <pic:cNvPicPr>
+                      <a:picLocks noChangeAspect="1" noChangeArrowheads="1"/>
+                    </pic:cNvPicPr>
+                  </pic:nvPicPr>
+                  <pic:blipFill>
+                    <a:blip r:embed="rId33">
+                      <a:extLst>
+                        <a:ext uri="{28A0092B-C50C-407E-A947-70E740481C1C}">
+                          <a14:useLocalDpi xmlns:a14="http://schemas.microsoft.com/office/drawing/2010/main" val="0"/>
+                        </a:ext>
+                      </a:extLst>
+                    </a:blip>
+                    <a:srcRect/>
+                    <a:stretch>
+                      <a:fillRect/>
+                    </a:stretch>
+                  </pic:blipFill>
+                  <pic:spPr bwMode="auto">
+                    <a:xfrm>
+                      <a:off x="0" y="0"/>
+                      <a:ext cx="4146537" cy="3089170"/>
+                    </a:xfrm>
+                    <a:prstGeom prst="rect">
+                      <a:avLst/>
+                    </a:prstGeom>
+                    <a:noFill/>
+                  </pic:spPr>
+                </pic:pic>
+              </a:graphicData>
+            </a:graphic>
+          </wp:inline>
+        </w:drawing>
+      </w:r>
+    </w:p>
+    <w:p>
+      <w:pPr>
+        <w:jc w:val="center"/>
+        <w:rPr>
+          <w:lang w:eastAsia="es-CO"/>
+        </w:rPr>
+      </w:pPr>
+      <w:r>
+        <w:rPr>
+          <w:lang w:eastAsia="es-CO"/>
+        </w:rPr>
+        <w:t>Fuente: SENA, (2025)</w:t>
+      </w:r>
+    </w:p>
+    <w:p>
+      <w:pPr>
+        <w:ind w:firstLine="0"/>
         <w:rPr>
           <w:b/>
           <w:bCs/>
@@ -6112,10 +6103,7 @@
     <w:p>
       <w:pPr>
         <w:pStyle w:val="Prrafodelista"/>
-        <w:numPr>
-          <w:ilvl w:val="0"/>
-          <w:numId w:val="35"/>
-        </w:numPr>
+        <w:ind w:firstLine="0"/>
         <w:rPr>
           <w:lang w:eastAsia="es-CO"/>
         </w:rPr>
@@ -6165,7 +6153,7 @@
                     </pic:cNvPicPr>
                   </pic:nvPicPr>
                   <pic:blipFill>
-                    <a:blip r:embed="rId33">
+                    <a:blip r:embed="rId34">
                       <a:extLst>
                         <a:ext uri="{28A0092B-C50C-407E-A947-70E740481C1C}">
                           <a14:useLocalDpi xmlns:a14="http://schemas.microsoft.com/office/drawing/2010/main" val="0"/>
@@ -6249,20 +6237,6 @@
     </w:p>
     <w:p>
       <w:pPr>
-        <w:rPr>
-          <w:lang w:eastAsia="es-CO"/>
-        </w:rPr>
-      </w:pPr>
-    </w:p>
-    <w:p>
-      <w:pPr>
-        <w:rPr>
-          <w:lang w:eastAsia="es-CO"/>
-        </w:rPr>
-      </w:pPr>
-    </w:p>
-    <w:p>
-      <w:pPr>
         <w:pStyle w:val="Prrafodelista"/>
         <w:numPr>
           <w:ilvl w:val="0"/>
@@ -6280,7 +6254,6 @@
           <w:bCs/>
           <w:lang w:eastAsia="es-CO"/>
         </w:rPr>
-        <w:lastRenderedPageBreak/>
         <w:t>Preparación del molde</w:t>
       </w:r>
     </w:p>
@@ -6318,6 +6291,7 @@
           <w:bCs/>
           <w:lang w:eastAsia="es-CO"/>
         </w:rPr>
+        <w:lastRenderedPageBreak/>
         <w:t>Definición del nuevo escote</w:t>
       </w:r>
     </w:p>
@@ -6333,7 +6307,14 @@
         <w:rPr>
           <w:lang w:eastAsia="es-CO"/>
         </w:rPr>
-        <w:t>Desde el punto más profundo del escote delantero, ubicado en el centro del molde, se traza una curva ascendente hacia el extremo superior de la sisa del delantero. Esta línea contin</w:t>
+        <w:t xml:space="preserve">Desde el punto más profundo del escote delantero, ubicado en el centro del molde, se traza una curva ascendente hacia el extremo superior de la sisa del delantero. Esta línea </w:t>
+      </w:r>
+      <w:proofErr w:type="spellStart"/>
+      <w:r>
+        <w:rPr>
+          <w:lang w:eastAsia="es-CO"/>
+        </w:rPr>
+        <w:t>contin</w:t>
       </w:r>
       <w:r>
         <w:rPr>
@@ -6345,8 +6326,24 @@
         <w:rPr>
           <w:lang w:eastAsia="es-CO"/>
         </w:rPr>
-        <w:t>a de forma fluida y simétrica hacia la sisa del molde posterior, formando una curva continua que rodea el cuello.</w:t>
-      </w:r>
+        <w:t>a</w:t>
+      </w:r>
+      <w:proofErr w:type="spellEnd"/>
+      <w:r>
+        <w:rPr>
+          <w:lang w:eastAsia="es-CO"/>
+        </w:rPr>
+        <w:t xml:space="preserve"> de forma fluida y simétrica hacia la sisa del molde posterior, formando una curva continua que rodea el cuello.</w:t>
+      </w:r>
+    </w:p>
+    <w:p>
+      <w:pPr>
+        <w:pStyle w:val="Prrafodelista"/>
+        <w:ind w:firstLine="0"/>
+        <w:rPr>
+          <w:lang w:eastAsia="es-CO"/>
+        </w:rPr>
+      </w:pPr>
     </w:p>
     <w:p>
       <w:pPr>
@@ -6476,16 +6473,34 @@
     </w:p>
     <w:p>
       <w:pPr>
-        <w:rPr>
-          <w:lang w:eastAsia="es-CO"/>
-        </w:rPr>
-      </w:pPr>
-    </w:p>
-    <w:p>
-      <w:pPr>
-        <w:tabs>
-          <w:tab w:val="left" w:pos="3674"/>
-        </w:tabs>
+        <w:pStyle w:val="Prrafodelista"/>
+        <w:ind w:firstLine="0"/>
+        <w:rPr>
+          <w:lang w:eastAsia="es-CO"/>
+        </w:rPr>
+      </w:pPr>
+    </w:p>
+    <w:p>
+      <w:pPr>
+        <w:pStyle w:val="Prrafodelista"/>
+        <w:ind w:firstLine="0"/>
+        <w:rPr>
+          <w:lang w:eastAsia="es-CO"/>
+        </w:rPr>
+      </w:pPr>
+    </w:p>
+    <w:p>
+      <w:pPr>
+        <w:pStyle w:val="Prrafodelista"/>
+        <w:ind w:firstLine="0"/>
+        <w:rPr>
+          <w:lang w:eastAsia="es-CO"/>
+        </w:rPr>
+      </w:pPr>
+    </w:p>
+    <w:p>
+      <w:pPr>
+        <w:pStyle w:val="Prrafodelista"/>
         <w:ind w:firstLine="0"/>
         <w:rPr>
           <w:lang w:eastAsia="es-CO"/>
@@ -6537,7 +6552,7 @@
                     </pic:cNvPicPr>
                   </pic:nvPicPr>
                   <pic:blipFill>
-                    <a:blip r:embed="rId34">
+                    <a:blip r:embed="rId35">
                       <a:extLst>
                         <a:ext uri="{28A0092B-C50C-407E-A947-70E740481C1C}">
                           <a14:useLocalDpi xmlns:a14="http://schemas.microsoft.com/office/drawing/2010/main" val="0"/>
@@ -6705,7 +6720,7 @@
                     </pic:cNvPicPr>
                   </pic:nvPicPr>
                   <pic:blipFill>
-                    <a:blip r:embed="rId35">
+                    <a:blip r:embed="rId36">
                       <a:extLst>
                         <a:ext uri="{28A0092B-C50C-407E-A947-70E740481C1C}">
                           <a14:useLocalDpi xmlns:a14="http://schemas.microsoft.com/office/drawing/2010/main" val="0"/>
@@ -7104,15 +7119,33 @@
           <w:bCs/>
           <w:lang w:eastAsia="es-CO"/>
         </w:rPr>
-        <w:t>Cuello nerú</w:t>
-      </w:r>
+        <w:t xml:space="preserve">Cuello </w:t>
+      </w:r>
+      <w:proofErr w:type="spellStart"/>
+      <w:r>
+        <w:rPr>
+          <w:b/>
+          <w:bCs/>
+          <w:lang w:eastAsia="es-CO"/>
+        </w:rPr>
+        <w:t>nerú</w:t>
+      </w:r>
+      <w:proofErr w:type="spellEnd"/>
     </w:p>
     <w:p>
       <w:pPr>
         <w:pStyle w:val="Figura"/>
       </w:pPr>
       <w:r>
-        <w:t>Cuello nerú básico</w:t>
+        <w:t xml:space="preserve">Cuello </w:t>
+      </w:r>
+      <w:proofErr w:type="spellStart"/>
+      <w:r>
+        <w:t>nerú</w:t>
+      </w:r>
+      <w:proofErr w:type="spellEnd"/>
+      <w:r>
+        <w:t xml:space="preserve"> básico</w:t>
       </w:r>
     </w:p>
     <w:p>
@@ -7145,7 +7178,7 @@
                     </pic:cNvPicPr>
                   </pic:nvPicPr>
                   <pic:blipFill>
-                    <a:blip r:embed="rId36">
+                    <a:blip r:embed="rId37">
                       <a:extLst>
                         <a:ext uri="{28A0092B-C50C-407E-A947-70E740481C1C}">
                           <a14:useLocalDpi xmlns:a14="http://schemas.microsoft.com/office/drawing/2010/main" val="0"/>
@@ -7274,7 +7307,15 @@
         <w:pStyle w:val="Figura"/>
       </w:pPr>
       <w:r>
-        <w:t>Cuello nerú variación</w:t>
+        <w:t xml:space="preserve">Cuello </w:t>
+      </w:r>
+      <w:proofErr w:type="spellStart"/>
+      <w:r>
+        <w:t>nerú</w:t>
+      </w:r>
+      <w:proofErr w:type="spellEnd"/>
+      <w:r>
+        <w:t xml:space="preserve"> variación</w:t>
       </w:r>
     </w:p>
     <w:p>
@@ -7307,7 +7348,7 @@
                     </pic:cNvPicPr>
                   </pic:nvPicPr>
                   <pic:blipFill>
-                    <a:blip r:embed="rId37">
+                    <a:blip r:embed="rId38">
                       <a:extLst>
                         <a:ext uri="{28A0092B-C50C-407E-A947-70E740481C1C}">
                           <a14:useLocalDpi xmlns:a14="http://schemas.microsoft.com/office/drawing/2010/main" val="0"/>
@@ -7491,7 +7532,7 @@
                     </pic:cNvPicPr>
                   </pic:nvPicPr>
                   <pic:blipFill>
-                    <a:blip r:embed="rId38">
+                    <a:blip r:embed="rId39">
                       <a:extLst>
                         <a:ext uri="{28A0092B-C50C-407E-A947-70E740481C1C}">
                           <a14:useLocalDpi xmlns:a14="http://schemas.microsoft.com/office/drawing/2010/main" val="0"/>
@@ -7576,24 +7617,6 @@
     </w:p>
     <w:p>
       <w:pPr>
-        <w:rPr>
-          <w:b/>
-          <w:bCs/>
-          <w:lang w:eastAsia="es-CO"/>
-        </w:rPr>
-      </w:pPr>
-    </w:p>
-    <w:p>
-      <w:pPr>
-        <w:rPr>
-          <w:b/>
-          <w:bCs/>
-          <w:lang w:eastAsia="es-CO"/>
-        </w:rPr>
-      </w:pPr>
-    </w:p>
-    <w:p>
-      <w:pPr>
         <w:pStyle w:val="Prrafodelista"/>
         <w:numPr>
           <w:ilvl w:val="0"/>
@@ -7611,37 +7634,37 @@
           <w:bCs/>
           <w:lang w:eastAsia="es-CO"/>
         </w:rPr>
+        <w:t>Delimitación del cuello posterior</w:t>
+      </w:r>
+    </w:p>
+    <w:p>
+      <w:pPr>
+        <w:pStyle w:val="Prrafodelista"/>
+        <w:ind w:firstLine="0"/>
+        <w:rPr>
+          <w:lang w:eastAsia="es-CO"/>
+        </w:rPr>
+      </w:pPr>
+      <w:r>
+        <w:rPr>
+          <w:lang w:eastAsia="es-CO"/>
+        </w:rPr>
+        <w:t>Se mide 5.5 cm desde la base del cuello hacia afuera, siguiendo la línea del hombro posterior.</w:t>
+      </w:r>
+    </w:p>
+    <w:p>
+      <w:pPr>
+        <w:pStyle w:val="Prrafodelista"/>
+        <w:ind w:firstLine="0"/>
+        <w:rPr>
+          <w:lang w:eastAsia="es-CO"/>
+        </w:rPr>
+      </w:pPr>
+      <w:r>
+        <w:rPr>
+          <w:lang w:eastAsia="es-CO"/>
+        </w:rPr>
         <w:lastRenderedPageBreak/>
-        <w:t>Delimitación del cuello posterior</w:t>
-      </w:r>
-    </w:p>
-    <w:p>
-      <w:pPr>
-        <w:pStyle w:val="Prrafodelista"/>
-        <w:ind w:firstLine="0"/>
-        <w:rPr>
-          <w:lang w:eastAsia="es-CO"/>
-        </w:rPr>
-      </w:pPr>
-      <w:r>
-        <w:rPr>
-          <w:lang w:eastAsia="es-CO"/>
-        </w:rPr>
-        <w:t>Se mide 5.5 cm desde la base del cuello hacia afuera, siguiendo la línea del hombro posterior.</w:t>
-      </w:r>
-    </w:p>
-    <w:p>
-      <w:pPr>
-        <w:pStyle w:val="Prrafodelista"/>
-        <w:ind w:firstLine="0"/>
-        <w:rPr>
-          <w:lang w:eastAsia="es-CO"/>
-        </w:rPr>
-      </w:pPr>
-      <w:r>
-        <w:rPr>
-          <w:lang w:eastAsia="es-CO"/>
-        </w:rPr>
         <w:t>Luego se marca una bajada de 0.5 cm desde el escote posterior.</w:t>
       </w:r>
     </w:p>
@@ -7869,6 +7892,20 @@
         </w:rPr>
         <w:t>Puede ser simétrico o asimétrico, y terminar con punta redonda, cuadrada o en pico, según el diseño.</w:t>
       </w:r>
+    </w:p>
+    <w:p>
+      <w:pPr>
+        <w:rPr>
+          <w:lang w:eastAsia="es-CO"/>
+        </w:rPr>
+      </w:pPr>
+    </w:p>
+    <w:p>
+      <w:pPr>
+        <w:rPr>
+          <w:lang w:eastAsia="es-CO"/>
+        </w:rPr>
+      </w:pPr>
     </w:p>
     <w:p>
       <w:pPr>
@@ -7927,7 +7964,7 @@
                     </pic:cNvPicPr>
                   </pic:nvPicPr>
                   <pic:blipFill>
-                    <a:blip r:embed="rId39">
+                    <a:blip r:embed="rId40">
                       <a:extLst>
                         <a:ext uri="{28A0092B-C50C-407E-A947-70E740481C1C}">
                           <a14:useLocalDpi xmlns:a14="http://schemas.microsoft.com/office/drawing/2010/main" val="0"/>
@@ -7975,13 +8012,6 @@
     </w:p>
     <w:p>
       <w:pPr>
-        <w:rPr>
-          <w:lang w:eastAsia="es-CO"/>
-        </w:rPr>
-      </w:pPr>
-    </w:p>
-    <w:p>
-      <w:pPr>
         <w:pStyle w:val="Prrafodelista"/>
         <w:numPr>
           <w:ilvl w:val="0"/>
@@ -8029,7 +8059,6 @@
         <w:rPr>
           <w:lang w:eastAsia="es-CO"/>
         </w:rPr>
-        <w:lastRenderedPageBreak/>
         <w:t>Ancho total: 25 cm (medido desde la parte posterior hasta el centro frontal).</w:t>
       </w:r>
     </w:p>
@@ -8066,6 +8095,7 @@
           <w:bCs/>
           <w:lang w:eastAsia="es-CO"/>
         </w:rPr>
+        <w:lastRenderedPageBreak/>
         <w:t>Curva superior:</w:t>
       </w:r>
       <w:r>
@@ -8319,32 +8349,40 @@
         <w:rPr>
           <w:lang w:eastAsia="es-CO"/>
         </w:rPr>
-        <w:t xml:space="preserve">, chaquetas o abrigos. El diseño permite que el cuello se doble hacia afuera, </w:t>
-      </w:r>
-      <w:r>
-        <w:rPr>
+        <w:t>, chaquetas o abrigos. El diseño permite que el cuello se doble hacia afuera, formando una solapa visible en el delantero. La figura presenta una secuencia de pasos que permiten construir correctamente esta estructura.</w:t>
+      </w:r>
+    </w:p>
+    <w:p>
+      <w:pPr>
+        <w:ind w:left="360" w:firstLine="0"/>
+        <w:rPr>
+          <w:b/>
+          <w:bCs/>
+          <w:lang w:eastAsia="es-CO"/>
+        </w:rPr>
+      </w:pPr>
+      <w:r>
+        <w:rPr>
+          <w:b/>
+          <w:bCs/>
           <w:lang w:eastAsia="es-CO"/>
         </w:rPr>
         <w:lastRenderedPageBreak/>
-        <w:t>formando una solapa visible en el delantero. La figura presenta una secuencia de pasos que permiten construir correctamente esta estructura.</w:t>
+        <w:t>Paso 1: identificación de piezas base</w:t>
       </w:r>
     </w:p>
     <w:p>
       <w:pPr>
         <w:ind w:left="360" w:firstLine="0"/>
         <w:rPr>
-          <w:b/>
-          <w:bCs/>
-          <w:lang w:eastAsia="es-CO"/>
-        </w:rPr>
-      </w:pPr>
-      <w:r>
-        <w:rPr>
-          <w:b/>
-          <w:bCs/>
-          <w:lang w:eastAsia="es-CO"/>
-        </w:rPr>
-        <w:t>Paso 1: identificación de piezas base</w:t>
+          <w:lang w:eastAsia="es-CO"/>
+        </w:rPr>
+      </w:pPr>
+      <w:r>
+        <w:rPr>
+          <w:lang w:eastAsia="es-CO"/>
+        </w:rPr>
+        <w:t>A la izquierda, se indican las partes que componen el cuello y la solapa:</w:t>
       </w:r>
     </w:p>
     <w:p>
@@ -8358,7 +8396,7 @@
         <w:rPr>
           <w:lang w:eastAsia="es-CO"/>
         </w:rPr>
-        <w:t>A la izquierda, se indican las partes que componen el cuello y la solapa:</w:t>
+        <w:t>Pieza superior del cuello (número 4).</w:t>
       </w:r>
     </w:p>
     <w:p>
@@ -8372,7 +8410,7 @@
         <w:rPr>
           <w:lang w:eastAsia="es-CO"/>
         </w:rPr>
-        <w:t>Pieza superior del cuello (número 4).</w:t>
+        <w:t>Pieza inferior de soporte (número 5).</w:t>
       </w:r>
     </w:p>
     <w:p>
@@ -8386,39 +8424,39 @@
         <w:rPr>
           <w:lang w:eastAsia="es-CO"/>
         </w:rPr>
-        <w:t>Pieza inferior de soporte (número 5).</w:t>
+        <w:t>Solapa delantera dividida en varias secciones que se ensamblan sobre la línea del escote.</w:t>
       </w:r>
     </w:p>
     <w:p>
       <w:pPr>
         <w:ind w:left="360" w:firstLine="0"/>
         <w:rPr>
-          <w:lang w:eastAsia="es-CO"/>
-        </w:rPr>
-      </w:pPr>
-      <w:r>
-        <w:rPr>
-          <w:lang w:eastAsia="es-CO"/>
-        </w:rPr>
-        <w:t>Solapa delantera dividida en varias secciones que se ensamblan sobre la línea del escote.</w:t>
+          <w:b/>
+          <w:bCs/>
+          <w:lang w:eastAsia="es-CO"/>
+        </w:rPr>
+      </w:pPr>
+      <w:r>
+        <w:rPr>
+          <w:b/>
+          <w:bCs/>
+          <w:lang w:eastAsia="es-CO"/>
+        </w:rPr>
+        <w:t>Paso 2: transformación del escote y montaje de solapa</w:t>
       </w:r>
     </w:p>
     <w:p>
       <w:pPr>
         <w:ind w:left="360" w:firstLine="0"/>
         <w:rPr>
-          <w:b/>
-          <w:bCs/>
-          <w:lang w:eastAsia="es-CO"/>
-        </w:rPr>
-      </w:pPr>
-      <w:r>
-        <w:rPr>
-          <w:b/>
-          <w:bCs/>
-          <w:lang w:eastAsia="es-CO"/>
-        </w:rPr>
-        <w:t>Paso 2: transformación del escote y montaje de solapa</w:t>
+          <w:lang w:eastAsia="es-CO"/>
+        </w:rPr>
+      </w:pPr>
+      <w:r>
+        <w:rPr>
+          <w:lang w:eastAsia="es-CO"/>
+        </w:rPr>
+        <w:t>En el centro de la figura:</w:t>
       </w:r>
     </w:p>
     <w:p>
@@ -8432,7 +8470,7 @@
         <w:rPr>
           <w:lang w:eastAsia="es-CO"/>
         </w:rPr>
-        <w:t>En el centro de la figura:</w:t>
+        <w:t>Se parte del delantero con pinza busto.</w:t>
       </w:r>
     </w:p>
     <w:p>
@@ -8446,7 +8484,7 @@
         <w:rPr>
           <w:lang w:eastAsia="es-CO"/>
         </w:rPr>
-        <w:t>Se parte del delantero con pinza busto.</w:t>
+        <w:t>Sobre el hombro se traza un desplazamiento de 5.5 cm hacia afuera para ubicar el punto de quiebre del cuello.</w:t>
       </w:r>
     </w:p>
     <w:p>
@@ -8460,7 +8498,7 @@
         <w:rPr>
           <w:lang w:eastAsia="es-CO"/>
         </w:rPr>
-        <w:t>Sobre el hombro se traza un desplazamiento de 5.5 cm hacia afuera para ubicar el punto de quiebre del cuello.</w:t>
+        <w:t>Se gira la pieza superior (pieza 1) en distintos ángulos, numerados del 1 al 5, para visualizar cómo se comporta el quiebre de la solapa y encontrar el punto correcto de ajuste.</w:t>
       </w:r>
     </w:p>
     <w:p>
@@ -8474,39 +8512,39 @@
         <w:rPr>
           <w:lang w:eastAsia="es-CO"/>
         </w:rPr>
-        <w:t>Se gira la pieza superior (pieza 1) en distintos ángulos, numerados del 1 al 5, para visualizar cómo se comporta el quiebre de la solapa y encontrar el punto correcto de ajuste.</w:t>
+        <w:t>El cuello se curva hacia el centro delantero (zona marcada con el número 5 en la base).</w:t>
       </w:r>
     </w:p>
     <w:p>
       <w:pPr>
         <w:ind w:left="360" w:firstLine="0"/>
         <w:rPr>
-          <w:lang w:eastAsia="es-CO"/>
-        </w:rPr>
-      </w:pPr>
-      <w:r>
-        <w:rPr>
-          <w:lang w:eastAsia="es-CO"/>
-        </w:rPr>
-        <w:t>El cuello se curva hacia el centro delantero (zona marcada con el número 5 en la base).</w:t>
+          <w:b/>
+          <w:bCs/>
+          <w:lang w:eastAsia="es-CO"/>
+        </w:rPr>
+      </w:pPr>
+      <w:r>
+        <w:rPr>
+          <w:b/>
+          <w:bCs/>
+          <w:lang w:eastAsia="es-CO"/>
+        </w:rPr>
+        <w:t>Paso 3: integración de cuello y solapa</w:t>
       </w:r>
     </w:p>
     <w:p>
       <w:pPr>
         <w:ind w:left="360" w:firstLine="0"/>
         <w:rPr>
-          <w:b/>
-          <w:bCs/>
-          <w:lang w:eastAsia="es-CO"/>
-        </w:rPr>
-      </w:pPr>
-      <w:r>
-        <w:rPr>
-          <w:b/>
-          <w:bCs/>
-          <w:lang w:eastAsia="es-CO"/>
-        </w:rPr>
-        <w:t>Paso 3: integración de cuello y solapa</w:t>
+          <w:lang w:eastAsia="es-CO"/>
+        </w:rPr>
+      </w:pPr>
+      <w:r>
+        <w:rPr>
+          <w:lang w:eastAsia="es-CO"/>
+        </w:rPr>
+        <w:t>En la tercera figura (derecha):</w:t>
       </w:r>
     </w:p>
     <w:p>
@@ -8520,7 +8558,7 @@
         <w:rPr>
           <w:lang w:eastAsia="es-CO"/>
         </w:rPr>
-        <w:t>En la tercera figura (derecha):</w:t>
+        <w:t>Se confirma la forma definitiva del cuello y la solapa integradas al delantero.</w:t>
       </w:r>
     </w:p>
     <w:p>
@@ -8535,20 +8573,6 @@
           <w:lang w:eastAsia="es-CO"/>
         </w:rPr>
         <w:lastRenderedPageBreak/>
-        <w:t>Se confirma la forma definitiva del cuello y la solapa integradas al delantero.</w:t>
-      </w:r>
-    </w:p>
-    <w:p>
-      <w:pPr>
-        <w:ind w:left="360" w:firstLine="0"/>
-        <w:rPr>
-          <w:lang w:eastAsia="es-CO"/>
-        </w:rPr>
-      </w:pPr>
-      <w:r>
-        <w:rPr>
-          <w:lang w:eastAsia="es-CO"/>
-        </w:rPr>
         <w:t>Se destacan dos líneas: la que forma el cuello exterior (número 2) y la que da forma a la solapa frontal (número 3).</w:t>
       </w:r>
     </w:p>
@@ -8767,6 +8791,7 @@
         <w:pStyle w:val="Figura"/>
       </w:pPr>
       <w:r>
+        <w:lastRenderedPageBreak/>
         <w:t>Cuello y solapa</w:t>
       </w:r>
     </w:p>
@@ -8800,7 +8825,7 @@
                     </pic:cNvPicPr>
                   </pic:nvPicPr>
                   <pic:blipFill>
-                    <a:blip r:embed="rId40">
+                    <a:blip r:embed="rId41">
                       <a:extLst>
                         <a:ext uri="{28A0092B-C50C-407E-A947-70E740481C1C}">
                           <a14:useLocalDpi xmlns:a14="http://schemas.microsoft.com/office/drawing/2010/main" val="0"/>
@@ -8906,6 +8931,7 @@
         <w:pStyle w:val="Figura"/>
       </w:pPr>
       <w:r>
+        <w:lastRenderedPageBreak/>
         <w:t>Cuello alto con manga raglán</w:t>
       </w:r>
     </w:p>
@@ -8939,7 +8965,7 @@
                     </pic:cNvPicPr>
                   </pic:nvPicPr>
                   <pic:blipFill>
-                    <a:blip r:embed="rId41">
+                    <a:blip r:embed="rId42">
                       <a:extLst>
                         <a:ext uri="{28A0092B-C50C-407E-A947-70E740481C1C}">
                           <a14:useLocalDpi xmlns:a14="http://schemas.microsoft.com/office/drawing/2010/main" val="0"/>
@@ -9023,7 +9049,7 @@
                     </pic:cNvPicPr>
                   </pic:nvPicPr>
                   <pic:blipFill>
-                    <a:blip r:embed="rId42">
+                    <a:blip r:embed="rId43">
                       <a:extLst>
                         <a:ext uri="{28A0092B-C50C-407E-A947-70E740481C1C}">
                           <a14:useLocalDpi xmlns:a14="http://schemas.microsoft.com/office/drawing/2010/main" val="0"/>
@@ -9063,7 +9089,6 @@
         <w:rPr>
           <w:lang w:eastAsia="es-CO"/>
         </w:rPr>
-        <w:lastRenderedPageBreak/>
         <w:t>Fuente: SENA, (2021)</w:t>
       </w:r>
     </w:p>
@@ -9086,6 +9111,7 @@
           <w:bCs/>
           <w:lang w:eastAsia="es-CO"/>
         </w:rPr>
+        <w:lastRenderedPageBreak/>
         <w:t>Trazado de la pieza posterior</w:t>
       </w:r>
     </w:p>
@@ -9292,6 +9318,7 @@
           <w:bCs/>
           <w:lang w:eastAsia="es-CO"/>
         </w:rPr>
+        <w:lastRenderedPageBreak/>
         <w:t>Cuello alto</w:t>
       </w:r>
     </w:p>
@@ -9422,17 +9449,19 @@
         </w:rPr>
       </w:pPr>
       <w:bookmarkStart w:id="4" w:name="_Toc200803930"/>
+      <w:bookmarkStart w:id="5" w:name="_Toc203649867"/>
       <w:bookmarkEnd w:id="4"/>
+      <w:bookmarkEnd w:id="5"/>
     </w:p>
     <w:p>
       <w:pPr>
         <w:pStyle w:val="Ttulo2"/>
       </w:pPr>
-      <w:bookmarkStart w:id="5" w:name="_Toc200803931"/>
+      <w:bookmarkStart w:id="6" w:name="_Toc203649868"/>
       <w:r>
         <w:t>Variaciones de mangas</w:t>
       </w:r>
-      <w:bookmarkEnd w:id="5"/>
+      <w:bookmarkEnd w:id="6"/>
     </w:p>
     <w:p>
       <w:pPr>
@@ -9457,26 +9486,20 @@
         <w:rPr>
           <w:lang w:eastAsia="es-CO"/>
         </w:rPr>
-        <w:t xml:space="preserve">Entre las variaciones más utilizadas se encuentran la manga japonesa, que extiende el hombro de forma continua sin costura en la sisa, generando una caída natural del tejido. También destaca la manga abullonada, que incorpora frunces en uno o ambos extremos, aportando dramatismo y volumen. Por otro lado, la manga </w:t>
-      </w:r>
+        <w:t>Entre las variaciones más utilizadas se encuentra la manga japonesa, que extiende el hombro de forma continua sin costura en la sisa, generando una caída natural del tejido. También destaca la manga abullonada, que incorpora frunces en uno o ambos extremos, aportando dramatismo y volumen. Por otro lado, la manga murciélago se distingue por su gran amplitud desde el hombro hasta la cintura, ofreciendo libertad de movimiento y un diseño más relajado.</w:t>
+      </w:r>
+    </w:p>
+    <w:p>
+      <w:pPr>
+        <w:rPr>
+          <w:lang w:eastAsia="es-CO"/>
+        </w:rPr>
+      </w:pPr>
       <w:r>
         <w:rPr>
           <w:lang w:eastAsia="es-CO"/>
         </w:rPr>
         <w:lastRenderedPageBreak/>
-        <w:t>murciélago se distingue por su gran amplitud desde el hombro hasta la cintura, ofreciendo libertad de movimiento y un diseño más relajado.</w:t>
-      </w:r>
-    </w:p>
-    <w:p>
-      <w:pPr>
-        <w:rPr>
-          <w:lang w:eastAsia="es-CO"/>
-        </w:rPr>
-      </w:pPr>
-      <w:r>
-        <w:rPr>
-          <w:lang w:eastAsia="es-CO"/>
-        </w:rPr>
         <w:t>Estas transformaciones no solo enriquecen visualmente las prendas, sino que también mejoran su ajuste al cuerpo, incrementan la funcionalidad del diseño y responden a las preferencias individuales de quienes las visten. Asimismo, permiten a las personas que diseñan ropa explorar nuevas formas y reinterpretar estilos clásicos con creatividad e innovación.</w:t>
       </w:r>
     </w:p>
@@ -9484,11 +9507,11 @@
       <w:pPr>
         <w:pStyle w:val="Ttulo2"/>
       </w:pPr>
-      <w:bookmarkStart w:id="6" w:name="_Toc200803932"/>
+      <w:bookmarkStart w:id="7" w:name="_Toc203649869"/>
       <w:r>
         <w:t>Transformaciones de sisas y mangas</w:t>
       </w:r>
-      <w:bookmarkEnd w:id="6"/>
+      <w:bookmarkEnd w:id="7"/>
     </w:p>
     <w:p>
       <w:pPr>
@@ -9541,7 +9564,7 @@
                     </pic:cNvPicPr>
                   </pic:nvPicPr>
                   <pic:blipFill>
-                    <a:blip r:embed="rId43">
+                    <a:blip r:embed="rId44">
                       <a:extLst>
                         <a:ext uri="{28A0092B-C50C-407E-A947-70E740481C1C}">
                           <a14:useLocalDpi xmlns:a14="http://schemas.microsoft.com/office/drawing/2010/main" val="0"/>
@@ -9592,6 +9615,24 @@
           <w:lang w:eastAsia="es-CO"/>
         </w:rPr>
       </w:pPr>
+    </w:p>
+    <w:p>
+      <w:pPr>
+        <w:rPr>
+          <w:b/>
+          <w:bCs/>
+          <w:lang w:eastAsia="es-CO"/>
+        </w:rPr>
+      </w:pPr>
+    </w:p>
+    <w:p>
+      <w:pPr>
+        <w:rPr>
+          <w:b/>
+          <w:bCs/>
+          <w:lang w:eastAsia="es-CO"/>
+        </w:rPr>
+      </w:pPr>
       <w:r>
         <w:rPr>
           <w:b/>
@@ -9605,6 +9646,8 @@
     <w:p>
       <w:pPr>
         <w:rPr>
+          <w:b/>
+          <w:bCs/>
           <w:lang w:eastAsia="es-CO"/>
         </w:rPr>
       </w:pPr>
@@ -9678,7 +9721,7 @@
                     </pic:cNvPicPr>
                   </pic:nvPicPr>
                   <pic:blipFill>
-                    <a:blip r:embed="rId44">
+                    <a:blip r:embed="rId45">
                       <a:extLst>
                         <a:ext uri="{28A0092B-C50C-407E-A947-70E740481C1C}">
                           <a14:useLocalDpi xmlns:a14="http://schemas.microsoft.com/office/drawing/2010/main" val="0"/>
@@ -10013,7 +10056,7 @@
                     </pic:cNvPicPr>
                   </pic:nvPicPr>
                   <pic:blipFill>
-                    <a:blip r:embed="rId45">
+                    <a:blip r:embed="rId46">
                       <a:extLst>
                         <a:ext uri="{28A0092B-C50C-407E-A947-70E740481C1C}">
                           <a14:useLocalDpi xmlns:a14="http://schemas.microsoft.com/office/drawing/2010/main" val="0"/>
@@ -10887,7 +10930,7 @@
                     </pic:cNvPicPr>
                   </pic:nvPicPr>
                   <pic:blipFill>
-                    <a:blip r:embed="rId46">
+                    <a:blip r:embed="rId47">
                       <a:extLst>
                         <a:ext uri="{28A0092B-C50C-407E-A947-70E740481C1C}">
                           <a14:useLocalDpi xmlns:a14="http://schemas.microsoft.com/office/drawing/2010/main" val="0"/>
@@ -11015,7 +11058,7 @@
                     </pic:cNvPicPr>
                   </pic:nvPicPr>
                   <pic:blipFill>
-                    <a:blip r:embed="rId47">
+                    <a:blip r:embed="rId48">
                       <a:extLst>
                         <a:ext uri="{28A0092B-C50C-407E-A947-70E740481C1C}">
                           <a14:useLocalDpi xmlns:a14="http://schemas.microsoft.com/office/drawing/2010/main" val="0"/>
@@ -11387,7 +11430,19 @@
         <w:rPr>
           <w:lang w:eastAsia="es-CO"/>
         </w:rPr>
-        <w:t>También se señalan dobleces y ajustes opcionales en los laterales o bajo de la prenda.</w:t>
+        <w:t>También se señalan dobleces y ajustes opcionales en los laterales o bajo</w:t>
+      </w:r>
+      <w:r>
+        <w:rPr>
+          <w:lang w:eastAsia="es-CO"/>
+        </w:rPr>
+        <w:t>s</w:t>
+      </w:r>
+      <w:r>
+        <w:rPr>
+          <w:lang w:eastAsia="es-CO"/>
+        </w:rPr>
+        <w:t xml:space="preserve"> de la prenda.</w:t>
       </w:r>
     </w:p>
     <w:p>
@@ -11509,23 +11564,37 @@
       <w:pPr>
         <w:pStyle w:val="Ttulo2"/>
       </w:pPr>
-      <w:bookmarkStart w:id="7" w:name="_Toc200803933"/>
+      <w:bookmarkStart w:id="8" w:name="_Toc203649870"/>
       <w:r>
         <w:t>Vestido casual</w:t>
       </w:r>
-      <w:bookmarkEnd w:id="7"/>
-    </w:p>
-    <w:p>
-      <w:pPr>
-        <w:rPr>
-          <w:lang w:eastAsia="es-CO"/>
-        </w:rPr>
-      </w:pPr>
-      <w:r>
-        <w:rPr>
-          <w:lang w:eastAsia="es-CO"/>
-        </w:rPr>
-        <w:t>El vestido sin corte en la cintura es una monoprenda en donde se emplea el patrón base superior y se prolonga el largo. En otros casos se puede unir con moldes de faldas logrando diferentes tipologías de vestidos.</w:t>
+      <w:bookmarkEnd w:id="8"/>
+    </w:p>
+    <w:p>
+      <w:pPr>
+        <w:rPr>
+          <w:lang w:eastAsia="es-CO"/>
+        </w:rPr>
+      </w:pPr>
+      <w:r>
+        <w:rPr>
+          <w:lang w:eastAsia="es-CO"/>
+        </w:rPr>
+        <w:t xml:space="preserve">El vestido sin corte en la cintura es una </w:t>
+      </w:r>
+      <w:proofErr w:type="spellStart"/>
+      <w:r>
+        <w:rPr>
+          <w:lang w:eastAsia="es-CO"/>
+        </w:rPr>
+        <w:t>monoprenda</w:t>
+      </w:r>
+      <w:proofErr w:type="spellEnd"/>
+      <w:r>
+        <w:rPr>
+          <w:lang w:eastAsia="es-CO"/>
+        </w:rPr>
+        <w:t xml:space="preserve"> en donde se emplea el patrón base superior y se prolonga el largo. En otros casos se puede unir con moldes de faldas logrando diferentes tipologías de vestidos.</w:t>
       </w:r>
     </w:p>
     <w:p>
@@ -11624,7 +11693,7 @@
                     </pic:cNvPicPr>
                   </pic:nvPicPr>
                   <pic:blipFill>
-                    <a:blip r:embed="rId48">
+                    <a:blip r:embed="rId49">
                       <a:extLst>
                         <a:ext uri="{28A0092B-C50C-407E-A947-70E740481C1C}">
                           <a14:useLocalDpi xmlns:a14="http://schemas.microsoft.com/office/drawing/2010/main" val="0"/>
@@ -11775,7 +11844,7 @@
                     </pic:cNvPicPr>
                   </pic:nvPicPr>
                   <pic:blipFill>
-                    <a:blip r:embed="rId49">
+                    <a:blip r:embed="rId50">
                       <a:extLst>
                         <a:ext uri="{28A0092B-C50C-407E-A947-70E740481C1C}">
                           <a14:useLocalDpi xmlns:a14="http://schemas.microsoft.com/office/drawing/2010/main" val="0"/>
@@ -11905,7 +11974,7 @@
                     </pic:cNvPicPr>
                   </pic:nvPicPr>
                   <pic:blipFill>
-                    <a:blip r:embed="rId50">
+                    <a:blip r:embed="rId51">
                       <a:extLst>
                         <a:ext uri="{28A0092B-C50C-407E-A947-70E740481C1C}">
                           <a14:useLocalDpi xmlns:a14="http://schemas.microsoft.com/office/drawing/2010/main" val="0"/>
@@ -12035,7 +12104,7 @@
                     </pic:cNvPicPr>
                   </pic:nvPicPr>
                   <pic:blipFill>
-                    <a:blip r:embed="rId51">
+                    <a:blip r:embed="rId52">
                       <a:extLst>
                         <a:ext uri="{28A0092B-C50C-407E-A947-70E740481C1C}">
                           <a14:useLocalDpi xmlns:a14="http://schemas.microsoft.com/office/drawing/2010/main" val="0"/>
@@ -12174,7 +12243,7 @@
                     </pic:cNvPicPr>
                   </pic:nvPicPr>
                   <pic:blipFill>
-                    <a:blip r:embed="rId52">
+                    <a:blip r:embed="rId53">
                       <a:extLst>
                         <a:ext uri="{28A0092B-C50C-407E-A947-70E740481C1C}">
                           <a14:useLocalDpi xmlns:a14="http://schemas.microsoft.com/office/drawing/2010/main" val="0"/>
@@ -12313,7 +12382,7 @@
                     </pic:cNvPicPr>
                   </pic:nvPicPr>
                   <pic:blipFill>
-                    <a:blip r:embed="rId53">
+                    <a:blip r:embed="rId54">
                       <a:extLst>
                         <a:ext uri="{28A0092B-C50C-407E-A947-70E740481C1C}">
                           <a14:useLocalDpi xmlns:a14="http://schemas.microsoft.com/office/drawing/2010/main" val="0"/>
@@ -12461,7 +12530,7 @@
                     </pic:cNvPicPr>
                   </pic:nvPicPr>
                   <pic:blipFill>
-                    <a:blip r:embed="rId54">
+                    <a:blip r:embed="rId55">
                       <a:extLst>
                         <a:ext uri="{28A0092B-C50C-407E-A947-70E740481C1C}">
                           <a14:useLocalDpi xmlns:a14="http://schemas.microsoft.com/office/drawing/2010/main" val="0"/>
@@ -12591,7 +12660,7 @@
                     </pic:cNvPicPr>
                   </pic:nvPicPr>
                   <pic:blipFill>
-                    <a:blip r:embed="rId55">
+                    <a:blip r:embed="rId56">
                       <a:extLst>
                         <a:ext uri="{28A0092B-C50C-407E-A947-70E740481C1C}">
                           <a14:useLocalDpi xmlns:a14="http://schemas.microsoft.com/office/drawing/2010/main" val="0"/>
@@ -12742,7 +12811,7 @@
                     </pic:cNvPicPr>
                   </pic:nvPicPr>
                   <pic:blipFill>
-                    <a:blip r:embed="rId56">
+                    <a:blip r:embed="rId57">
                       <a:extLst>
                         <a:ext uri="{28A0092B-C50C-407E-A947-70E740481C1C}">
                           <a14:useLocalDpi xmlns:a14="http://schemas.microsoft.com/office/drawing/2010/main" val="0"/>
@@ -12926,7 +12995,7 @@
                     </pic:cNvPicPr>
                   </pic:nvPicPr>
                   <pic:blipFill>
-                    <a:blip r:embed="rId57">
+                    <a:blip r:embed="rId58">
                       <a:extLst>
                         <a:ext uri="{28A0092B-C50C-407E-A947-70E740481C1C}">
                           <a14:useLocalDpi xmlns:a14="http://schemas.microsoft.com/office/drawing/2010/main" val="0"/>
@@ -13053,7 +13122,7 @@
                     </pic:cNvPicPr>
                   </pic:nvPicPr>
                   <pic:blipFill>
-                    <a:blip r:embed="rId58">
+                    <a:blip r:embed="rId59">
                       <a:extLst>
                         <a:ext uri="{28A0092B-C50C-407E-A947-70E740481C1C}">
                           <a14:useLocalDpi xmlns:a14="http://schemas.microsoft.com/office/drawing/2010/main" val="0"/>
@@ -13125,23 +13194,40 @@
     </w:p>
     <w:p>
       <w:pPr>
-        <w:pStyle w:val="Prrafodelista"/>
-        <w:numPr>
-          <w:ilvl w:val="0"/>
-          <w:numId w:val="25"/>
-        </w:numPr>
-        <w:rPr>
-          <w:b/>
-          <w:bCs/>
-          <w:lang w:eastAsia="es-CO"/>
-        </w:rPr>
-      </w:pPr>
-      <w:r>
-        <w:rPr>
-          <w:b/>
-          <w:bCs/>
-          <w:lang w:eastAsia="es-CO"/>
-        </w:rPr>
+        <w:rPr>
+          <w:lang w:eastAsia="es-CO"/>
+        </w:rPr>
+      </w:pPr>
+    </w:p>
+    <w:p>
+      <w:pPr>
+        <w:rPr>
+          <w:lang w:eastAsia="es-CO"/>
+        </w:rPr>
+      </w:pPr>
+    </w:p>
+    <w:p>
+      <w:pPr>
+        <w:rPr>
+          <w:lang w:eastAsia="es-CO"/>
+        </w:rPr>
+      </w:pPr>
+    </w:p>
+    <w:p>
+      <w:pPr>
+        <w:rPr>
+          <w:b/>
+          <w:bCs/>
+          <w:lang w:eastAsia="es-CO"/>
+        </w:rPr>
+      </w:pPr>
+      <w:r>
+        <w:rPr>
+          <w:b/>
+          <w:bCs/>
+          <w:lang w:eastAsia="es-CO"/>
+        </w:rPr>
+        <w:lastRenderedPageBreak/>
         <w:t xml:space="preserve">PDF </w:t>
       </w:r>
       <w:r>
@@ -13163,8 +13249,6 @@
     </w:p>
     <w:p>
       <w:pPr>
-        <w:pStyle w:val="Prrafodelista"/>
-        <w:ind w:left="1429" w:firstLine="0"/>
         <w:rPr>
           <w:lang w:eastAsia="es-CO"/>
         </w:rPr>
@@ -13179,14 +13263,7 @@
         <w:rPr>
           <w:lang w:eastAsia="es-CO"/>
         </w:rPr>
-        <w:t xml:space="preserve">Se </w:t>
-      </w:r>
-      <w:r>
-        <w:rPr>
-          <w:lang w:eastAsia="es-CO"/>
-        </w:rPr>
-        <w:lastRenderedPageBreak/>
-        <w:t>invita a revisar e</w:t>
+        <w:t>Se invita a revisar e</w:t>
       </w:r>
       <w:r>
         <w:rPr>
@@ -13221,11 +13298,6 @@
     </w:p>
     <w:p>
       <w:pPr>
-        <w:pStyle w:val="Prrafodelista"/>
-        <w:numPr>
-          <w:ilvl w:val="0"/>
-          <w:numId w:val="26"/>
-        </w:numPr>
         <w:rPr>
           <w:b/>
           <w:bCs/>
@@ -13259,8 +13331,6 @@
     </w:p>
     <w:p>
       <w:pPr>
-        <w:pStyle w:val="Prrafodelista"/>
-        <w:ind w:left="1429" w:firstLine="0"/>
         <w:rPr>
           <w:lang w:eastAsia="es-CO"/>
         </w:rPr>
@@ -13277,7 +13347,7 @@
         </w:rPr>
         <w:t xml:space="preserve"> </w:t>
       </w:r>
-      <w:hyperlink r:id="rId59" w:history="1">
+      <w:hyperlink r:id="rId60" w:history="1">
         <w:r>
           <w:rPr>
             <w:rStyle w:val="Hipervnculo"/>
@@ -13294,14 +13364,14 @@
           <w:rStyle w:val="Extranjerismo"/>
         </w:rPr>
       </w:pPr>
-      <w:bookmarkStart w:id="8" w:name="_Toc200803934"/>
+      <w:bookmarkStart w:id="9" w:name="_Toc203649871"/>
       <w:r>
         <w:rPr>
           <w:rStyle w:val="Extranjerismo"/>
         </w:rPr>
         <w:t>Crop tops</w:t>
       </w:r>
-      <w:bookmarkEnd w:id="8"/>
+      <w:bookmarkEnd w:id="9"/>
     </w:p>
     <w:p>
       <w:pPr>
@@ -13347,7 +13417,7 @@
                     </pic:cNvPicPr>
                   </pic:nvPicPr>
                   <pic:blipFill>
-                    <a:blip r:embed="rId60">
+                    <a:blip r:embed="rId61">
                       <a:extLst>
                         <a:ext uri="{28A0092B-C50C-407E-A947-70E740481C1C}">
                           <a14:useLocalDpi xmlns:a14="http://schemas.microsoft.com/office/drawing/2010/main" val="0"/>
@@ -13392,7 +13462,7 @@
         </w:rPr>
         <w:t xml:space="preserve">Fuente: </w:t>
       </w:r>
-      <w:hyperlink r:id="rId61" w:history="1">
+      <w:hyperlink r:id="rId62" w:history="1">
         <w:r>
           <w:rPr>
             <w:rStyle w:val="Hipervnculo"/>
@@ -13445,6 +13515,7 @@
         <w:rPr>
           <w:lang w:eastAsia="es-CO"/>
         </w:rPr>
+        <w:lastRenderedPageBreak/>
         <w:t>Se identifican los puntos clave como el punto de busto (PB), el cual sirve como referencia para las transformaciones.</w:t>
       </w:r>
     </w:p>
@@ -13452,9 +13523,19 @@
       <w:pPr>
         <w:ind w:left="709" w:firstLine="0"/>
         <w:rPr>
-          <w:lang w:eastAsia="es-CO"/>
-        </w:rPr>
-      </w:pPr>
+          <w:b/>
+          <w:bCs/>
+          <w:lang w:eastAsia="es-CO"/>
+        </w:rPr>
+      </w:pPr>
+      <w:r>
+        <w:rPr>
+          <w:b/>
+          <w:bCs/>
+          <w:lang w:eastAsia="es-CO"/>
+        </w:rPr>
+        <w:t>Paso 2: trazado del corte princesa</w:t>
+      </w:r>
     </w:p>
     <w:p>
       <w:pPr>
@@ -13463,24 +13544,25 @@
           <w:lang w:eastAsia="es-CO"/>
         </w:rPr>
       </w:pPr>
+      <w:r>
+        <w:rPr>
+          <w:lang w:eastAsia="es-CO"/>
+        </w:rPr>
+        <w:t>Desde el hombro (a unos 4.5 cm del escote), se traza una línea curva que pasa por el punto de busto y desciende hasta la línea de pinza de cintura.</w:t>
+      </w:r>
     </w:p>
     <w:p>
       <w:pPr>
         <w:ind w:left="709" w:firstLine="0"/>
         <w:rPr>
-          <w:b/>
-          <w:bCs/>
-          <w:lang w:eastAsia="es-CO"/>
-        </w:rPr>
-      </w:pPr>
-      <w:r>
-        <w:rPr>
-          <w:b/>
-          <w:bCs/>
-          <w:lang w:eastAsia="es-CO"/>
-        </w:rPr>
-        <w:lastRenderedPageBreak/>
-        <w:t>Paso 2: trazado del corte princesa</w:t>
+          <w:lang w:eastAsia="es-CO"/>
+        </w:rPr>
+      </w:pPr>
+      <w:r>
+        <w:rPr>
+          <w:lang w:eastAsia="es-CO"/>
+        </w:rPr>
+        <w:t>Esta línea curva divide el delantero en dos secciones: una central (centro frente) y otra lateral.</w:t>
       </w:r>
     </w:p>
     <w:p>
@@ -13494,21 +13576,38 @@
         <w:rPr>
           <w:lang w:eastAsia="es-CO"/>
         </w:rPr>
-        <w:t>Desde el hombro (a unos 4.5 cm del escote), se traza una línea curva que pasa por el punto de busto y desciende hasta la línea de pinza de cintura.</w:t>
+        <w:t>Además, se ajusta el largo total de la prenda para convertirla en </w:t>
+      </w:r>
+      <w:r>
+        <w:rPr>
+          <w:rStyle w:val="Extranjerismo"/>
+          <w:lang w:eastAsia="es-CO"/>
+        </w:rPr>
+        <w:t>crop top</w:t>
+      </w:r>
+      <w:r>
+        <w:rPr>
+          <w:lang w:eastAsia="es-CO"/>
+        </w:rPr>
+        <w:t>, acortando el patrón varios centímetros por encima de la cintura.</w:t>
       </w:r>
     </w:p>
     <w:p>
       <w:pPr>
         <w:ind w:left="709" w:firstLine="0"/>
         <w:rPr>
-          <w:lang w:eastAsia="es-CO"/>
-        </w:rPr>
-      </w:pPr>
-      <w:r>
-        <w:rPr>
-          <w:lang w:eastAsia="es-CO"/>
-        </w:rPr>
-        <w:t>Esta línea curva divide el delantero en dos secciones: una central (centro frente) y otra lateral.</w:t>
+          <w:b/>
+          <w:bCs/>
+          <w:lang w:eastAsia="es-CO"/>
+        </w:rPr>
+      </w:pPr>
+      <w:r>
+        <w:rPr>
+          <w:b/>
+          <w:bCs/>
+          <w:lang w:eastAsia="es-CO"/>
+        </w:rPr>
+        <w:t>Paso 3: separación de piezas</w:t>
       </w:r>
     </w:p>
     <w:p>
@@ -13522,38 +13621,21 @@
         <w:rPr>
           <w:lang w:eastAsia="es-CO"/>
         </w:rPr>
-        <w:t>Además, se ajusta el largo total de la prenda para convertirla en </w:t>
-      </w:r>
-      <w:r>
-        <w:rPr>
-          <w:rStyle w:val="Extranjerismo"/>
-          <w:lang w:eastAsia="es-CO"/>
-        </w:rPr>
-        <w:t>crop top</w:t>
-      </w:r>
-      <w:r>
-        <w:rPr>
-          <w:lang w:eastAsia="es-CO"/>
-        </w:rPr>
-        <w:t>, acortando el patrón varios centímetros por encima de la cintura.</w:t>
+        <w:t>Luego de realizar el trazado, el patrón se corta por las líneas curvas y verticales.</w:t>
       </w:r>
     </w:p>
     <w:p>
       <w:pPr>
         <w:ind w:left="709" w:firstLine="0"/>
         <w:rPr>
-          <w:b/>
-          <w:bCs/>
-          <w:lang w:eastAsia="es-CO"/>
-        </w:rPr>
-      </w:pPr>
-      <w:r>
-        <w:rPr>
-          <w:b/>
-          <w:bCs/>
-          <w:lang w:eastAsia="es-CO"/>
-        </w:rPr>
-        <w:t>Paso 3: separación de piezas</w:t>
+          <w:lang w:eastAsia="es-CO"/>
+        </w:rPr>
+      </w:pPr>
+      <w:r>
+        <w:rPr>
+          <w:lang w:eastAsia="es-CO"/>
+        </w:rPr>
+        <w:t>Se obtienen dos piezas delanteras: el centro delantero y el costado delantero.</w:t>
       </w:r>
     </w:p>
     <w:p>
@@ -13567,7 +13649,7 @@
         <w:rPr>
           <w:lang w:eastAsia="es-CO"/>
         </w:rPr>
-        <w:t>Luego de realizar el trazado, el patrón se corta por las líneas curvas y verticales.</w:t>
+        <w:t>Estas piezas están diseñadas para ser cosidas posteriormente con una curva que da forma al busto.</w:t>
       </w:r>
     </w:p>
     <w:p>
@@ -13581,7 +13663,7 @@
         <w:rPr>
           <w:lang w:eastAsia="es-CO"/>
         </w:rPr>
-        <w:t>Se obtienen dos piezas delanteras: el centro delantero y el costado delantero.</w:t>
+        <w:t>El patrón trasero permanece más simple, sin cortes, manteniendo una forma rectangular acortada.</w:t>
       </w:r>
     </w:p>
     <w:p>
@@ -13591,12 +13673,6 @@
           <w:lang w:eastAsia="es-CO"/>
         </w:rPr>
       </w:pPr>
-      <w:r>
-        <w:rPr>
-          <w:lang w:eastAsia="es-CO"/>
-        </w:rPr>
-        <w:t>Estas piezas están diseñadas para ser cosidas posteriormente con una curva que da forma al busto.</w:t>
-      </w:r>
     </w:p>
     <w:p>
       <w:pPr>
@@ -13605,12 +13681,6 @@
           <w:lang w:eastAsia="es-CO"/>
         </w:rPr>
       </w:pPr>
-      <w:r>
-        <w:rPr>
-          <w:lang w:eastAsia="es-CO"/>
-        </w:rPr>
-        <w:t>El patrón trasero permanece más simple, sin cortes, manteniendo una forma rectangular acortada.</w:t>
-      </w:r>
     </w:p>
     <w:p>
       <w:pPr>
@@ -13622,39 +13692,7 @@
     </w:p>
     <w:p>
       <w:pPr>
-        <w:ind w:left="709" w:firstLine="0"/>
-        <w:rPr>
-          <w:lang w:eastAsia="es-CO"/>
-        </w:rPr>
-      </w:pPr>
-    </w:p>
-    <w:p>
-      <w:pPr>
-        <w:ind w:left="709" w:firstLine="0"/>
-        <w:rPr>
-          <w:lang w:eastAsia="es-CO"/>
-        </w:rPr>
-      </w:pPr>
-    </w:p>
-    <w:p>
-      <w:pPr>
-        <w:ind w:left="709" w:firstLine="0"/>
-        <w:rPr>
-          <w:lang w:eastAsia="es-CO"/>
-        </w:rPr>
-      </w:pPr>
-    </w:p>
-    <w:p>
-      <w:pPr>
-        <w:ind w:left="709" w:firstLine="0"/>
-        <w:rPr>
-          <w:lang w:eastAsia="es-CO"/>
-        </w:rPr>
-      </w:pPr>
-    </w:p>
-    <w:p>
-      <w:pPr>
-        <w:ind w:left="709" w:firstLine="0"/>
+        <w:ind w:firstLine="0"/>
         <w:rPr>
           <w:lang w:eastAsia="es-CO"/>
         </w:rPr>
@@ -13705,7 +13743,7 @@
                     </pic:cNvPicPr>
                   </pic:nvPicPr>
                   <pic:blipFill>
-                    <a:blip r:embed="rId62">
+                    <a:blip r:embed="rId63">
                       <a:extLst>
                         <a:ext uri="{28A0092B-C50C-407E-A947-70E740481C1C}">
                           <a14:useLocalDpi xmlns:a14="http://schemas.microsoft.com/office/drawing/2010/main" val="0"/>
@@ -13747,7 +13785,7 @@
         </w:rPr>
         <w:t xml:space="preserve">Fuente: </w:t>
       </w:r>
-      <w:hyperlink r:id="rId63" w:history="1">
+      <w:hyperlink r:id="rId64" w:history="1">
         <w:r>
           <w:rPr>
             <w:rStyle w:val="Hipervnculo"/>
@@ -13998,7 +14036,7 @@
                     </pic:cNvPicPr>
                   </pic:nvPicPr>
                   <pic:blipFill>
-                    <a:blip r:embed="rId64">
+                    <a:blip r:embed="rId65">
                       <a:extLst>
                         <a:ext uri="{28A0092B-C50C-407E-A947-70E740481C1C}">
                           <a14:useLocalDpi xmlns:a14="http://schemas.microsoft.com/office/drawing/2010/main" val="0"/>
@@ -14040,7 +14078,7 @@
         </w:rPr>
         <w:t xml:space="preserve">Fuente: </w:t>
       </w:r>
-      <w:hyperlink r:id="rId65" w:history="1">
+      <w:hyperlink r:id="rId66" w:history="1">
         <w:r>
           <w:rPr>
             <w:rStyle w:val="Hipervnculo"/>
@@ -14054,11 +14092,11 @@
       <w:pPr>
         <w:pStyle w:val="Ttulo2"/>
       </w:pPr>
-      <w:bookmarkStart w:id="9" w:name="_Toc200803935"/>
+      <w:bookmarkStart w:id="10" w:name="_Toc203649872"/>
       <w:r>
         <w:t>Ajuste de los patrones</w:t>
       </w:r>
-      <w:bookmarkEnd w:id="9"/>
+      <w:bookmarkEnd w:id="10"/>
     </w:p>
     <w:p>
       <w:pPr>
@@ -14209,15 +14247,6 @@
     <w:p>
       <w:pPr>
         <w:pStyle w:val="Prrafodelista"/>
-        <w:ind w:firstLine="0"/>
-        <w:rPr>
-          <w:lang w:eastAsia="es-CO"/>
-        </w:rPr>
-      </w:pPr>
-    </w:p>
-    <w:p>
-      <w:pPr>
-        <w:pStyle w:val="Prrafodelista"/>
         <w:numPr>
           <w:ilvl w:val="0"/>
           <w:numId w:val="48"/>
@@ -14441,6 +14470,14 @@
     </w:p>
     <w:p>
       <w:pPr>
+        <w:ind w:left="709" w:firstLine="0"/>
+        <w:rPr>
+          <w:lang w:eastAsia="es-CO"/>
+        </w:rPr>
+      </w:pPr>
+    </w:p>
+    <w:p>
+      <w:pPr>
         <w:pStyle w:val="Prrafodelista"/>
         <w:numPr>
           <w:ilvl w:val="0"/>
@@ -14458,6 +14495,7 @@
           <w:bCs/>
           <w:lang w:eastAsia="es-CO"/>
         </w:rPr>
+        <w:lastRenderedPageBreak/>
         <w:t>Prueba del prototipo</w:t>
       </w:r>
     </w:p>
@@ -14472,7 +14510,6 @@
         <w:rPr>
           <w:lang w:eastAsia="es-CO"/>
         </w:rPr>
-        <w:lastRenderedPageBreak/>
         <w:t>Se confecciona una prenda de prueba en tela económica para validar ajustes. Se analiza el calce real y se marcan correcciones directamente sobre la muestra.</w:t>
       </w:r>
     </w:p>
@@ -14774,13 +14811,6 @@
     </w:p>
     <w:p>
       <w:pPr>
-        <w:rPr>
-          <w:lang w:eastAsia="es-CO"/>
-        </w:rPr>
-      </w:pPr>
-    </w:p>
-    <w:p>
-      <w:pPr>
         <w:ind w:firstLine="0"/>
         <w:rPr>
           <w:lang w:eastAsia="es-CO"/>
@@ -14791,24 +14821,38 @@
       <w:pPr>
         <w:pStyle w:val="Ttulo1"/>
       </w:pPr>
-      <w:bookmarkStart w:id="10" w:name="_Toc200803936"/>
+      <w:bookmarkStart w:id="11" w:name="_Toc203649873"/>
       <w:r>
         <w:lastRenderedPageBreak/>
         <w:t>Chaqueta casual</w:t>
       </w:r>
-      <w:bookmarkEnd w:id="10"/>
-    </w:p>
-    <w:p>
-      <w:pPr>
-        <w:rPr>
-          <w:lang w:eastAsia="es-CO"/>
-        </w:rPr>
-      </w:pPr>
-      <w:r>
-        <w:rPr>
-          <w:lang w:eastAsia="es-CO"/>
-        </w:rPr>
-        <w:t xml:space="preserve">A continuación, se presenta el patronaje de la chaqueta tipo Levi's en </w:t>
+      <w:bookmarkEnd w:id="11"/>
+    </w:p>
+    <w:p>
+      <w:pPr>
+        <w:rPr>
+          <w:lang w:eastAsia="es-CO"/>
+        </w:rPr>
+      </w:pPr>
+      <w:r>
+        <w:rPr>
+          <w:lang w:eastAsia="es-CO"/>
+        </w:rPr>
+        <w:t xml:space="preserve">A continuación, se presenta el patronaje de la chaqueta tipo </w:t>
+      </w:r>
+      <w:proofErr w:type="spellStart"/>
+      <w:r>
+        <w:rPr>
+          <w:lang w:eastAsia="es-CO"/>
+        </w:rPr>
+        <w:t>Levi's</w:t>
+      </w:r>
+      <w:proofErr w:type="spellEnd"/>
+      <w:r>
+        <w:rPr>
+          <w:lang w:eastAsia="es-CO"/>
+        </w:rPr>
+        <w:t xml:space="preserve"> en </w:t>
       </w:r>
       <w:r>
         <w:rPr>
@@ -14829,7 +14873,15 @@
         <w:pStyle w:val="Figura"/>
       </w:pPr>
       <w:r>
-        <w:t xml:space="preserve">Chaqueta para dama tipo Levi's en </w:t>
+        <w:t xml:space="preserve">Chaqueta para dama tipo </w:t>
+      </w:r>
+      <w:proofErr w:type="spellStart"/>
+      <w:r>
+        <w:t>Levi's</w:t>
+      </w:r>
+      <w:proofErr w:type="spellEnd"/>
+      <w:r>
+        <w:t xml:space="preserve"> en </w:t>
       </w:r>
       <w:r>
         <w:rPr>
@@ -14868,7 +14920,7 @@
                     </pic:cNvPicPr>
                   </pic:nvPicPr>
                   <pic:blipFill>
-                    <a:blip r:embed="rId66">
+                    <a:blip r:embed="rId67">
                       <a:extLst>
                         <a:ext uri="{28A0092B-C50C-407E-A947-70E740481C1C}">
                           <a14:useLocalDpi xmlns:a14="http://schemas.microsoft.com/office/drawing/2010/main" val="0"/>
@@ -14910,7 +14962,7 @@
         </w:rPr>
         <w:t>Fuente: </w:t>
       </w:r>
-      <w:hyperlink r:id="rId67" w:tgtFrame="_blank" w:history="1">
+      <w:hyperlink r:id="rId68" w:tgtFrame="_blank" w:history="1">
         <w:r>
           <w:rPr>
             <w:rStyle w:val="Hipervnculo"/>
@@ -14922,11 +14974,6 @@
     </w:p>
     <w:p>
       <w:pPr>
-        <w:pStyle w:val="Prrafodelista"/>
-        <w:numPr>
-          <w:ilvl w:val="0"/>
-          <w:numId w:val="30"/>
-        </w:numPr>
         <w:rPr>
           <w:b/>
           <w:bCs/>
@@ -14944,8 +14991,6 @@
     </w:p>
     <w:p>
       <w:pPr>
-        <w:pStyle w:val="Prrafodelista"/>
-        <w:ind w:left="1429" w:firstLine="0"/>
         <w:rPr>
           <w:lang w:eastAsia="es-CO"/>
         </w:rPr>
@@ -14972,14 +15017,6 @@
     </w:p>
     <w:p>
       <w:pPr>
-        <w:rPr>
-          <w:lang w:eastAsia="es-CO"/>
-        </w:rPr>
-      </w:pPr>
-    </w:p>
-    <w:p>
-      <w:pPr>
-        <w:ind w:firstLine="0"/>
         <w:rPr>
           <w:lang w:eastAsia="es-CO"/>
         </w:rPr>
@@ -15018,12 +15055,12 @@
         </w:numPr>
         <w:ind w:left="1068"/>
       </w:pPr>
-      <w:bookmarkStart w:id="11" w:name="_Toc200803937"/>
+      <w:bookmarkStart w:id="12" w:name="_Toc203649874"/>
       <w:r>
         <w:lastRenderedPageBreak/>
         <w:t>Síntesis</w:t>
       </w:r>
-      <w:bookmarkEnd w:id="11"/>
+      <w:bookmarkEnd w:id="12"/>
     </w:p>
     <w:p>
       <w:pPr>
@@ -15073,7 +15110,7 @@
                     </pic:cNvPicPr>
                   </pic:nvPicPr>
                   <pic:blipFill>
-                    <a:blip r:embed="rId68">
+                    <a:blip r:embed="rId69">
                       <a:extLst>
                         <a:ext uri="{28A0092B-C50C-407E-A947-70E740481C1C}">
                           <a14:useLocalDpi xmlns:a14="http://schemas.microsoft.com/office/drawing/2010/main" val="0"/>
@@ -15135,12 +15172,12 @@
         </w:numPr>
         <w:ind w:left="1068"/>
       </w:pPr>
-      <w:bookmarkStart w:id="12" w:name="_Toc200803938"/>
+      <w:bookmarkStart w:id="13" w:name="_Toc203649875"/>
       <w:r>
         <w:lastRenderedPageBreak/>
         <w:t>Material complementario</w:t>
       </w:r>
-      <w:bookmarkEnd w:id="12"/>
+      <w:bookmarkEnd w:id="13"/>
     </w:p>
     <w:tbl>
       <w:tblPr>
@@ -15264,7 +15301,7 @@
             <w:pPr>
               <w:pStyle w:val="TextoTablas"/>
             </w:pPr>
-            <w:hyperlink r:id="rId69" w:history="1">
+            <w:hyperlink r:id="rId70" w:history="1">
               <w:r>
                 <w:rPr>
                   <w:rStyle w:val="Hipervnculo"/>
@@ -15328,7 +15365,7 @@
             <w:pPr>
               <w:pStyle w:val="TextoTablas"/>
             </w:pPr>
-            <w:hyperlink r:id="rId70" w:history="1">
+            <w:hyperlink r:id="rId71" w:history="1">
               <w:r>
                 <w:rPr>
                   <w:rStyle w:val="Hipervnculo"/>
@@ -15437,12 +15474,12 @@
         </w:numPr>
         <w:ind w:left="1068"/>
       </w:pPr>
-      <w:bookmarkStart w:id="13" w:name="_Toc200803939"/>
+      <w:bookmarkStart w:id="14" w:name="_Toc203649876"/>
       <w:r>
         <w:lastRenderedPageBreak/>
         <w:t>Glosario</w:t>
       </w:r>
-      <w:bookmarkEnd w:id="13"/>
+      <w:bookmarkEnd w:id="14"/>
     </w:p>
     <w:p>
       <w:pPr>
@@ -15837,7 +15874,7 @@
         </w:numPr>
         <w:ind w:left="1068"/>
       </w:pPr>
-      <w:bookmarkStart w:id="14" w:name="_Toc200803940"/>
+      <w:bookmarkStart w:id="15" w:name="_Toc203649877"/>
       <w:r>
         <w:rPr>
           <w:bdr w:val="none" w:sz="0" w:space="0" w:color="auto" w:frame="1"/>
@@ -15845,7 +15882,7 @@
         <w:lastRenderedPageBreak/>
         <w:t>Referencias bibliográficas</w:t>
       </w:r>
-      <w:bookmarkEnd w:id="14"/>
+      <w:bookmarkEnd w:id="15"/>
     </w:p>
     <w:p>
       <w:pPr>
@@ -15868,12 +15905,10 @@
           <w:lang w:eastAsia="es-CO"/>
           <w14:ligatures w14:val="none"/>
         </w:rPr>
-        <w:t>Aldrich, W. (2008). Metric pattern cutting for women’s wear (5th ed.). Wiley-Blackwell.</w:t>
-      </w:r>
-    </w:p>
-    <w:p>
-      <w:pPr>
-        <w:ind w:left="709" w:hanging="709"/>
+        <w:t xml:space="preserve">Aldrich, W. (2008). </w:t>
+      </w:r>
+      <w:proofErr w:type="spellStart"/>
+      <w:r>
         <w:rPr>
           <w:rFonts w:eastAsia="Times New Roman" w:cstheme="minorHAnsi"/>
           <w:kern w:val="0"/>
@@ -15882,7 +15917,9 @@
           <w:lang w:eastAsia="es-CO"/>
           <w14:ligatures w14:val="none"/>
         </w:rPr>
-      </w:pPr>
+        <w:t>Metric</w:t>
+      </w:r>
+      <w:proofErr w:type="spellEnd"/>
       <w:r>
         <w:rPr>
           <w:rFonts w:eastAsia="Times New Roman" w:cstheme="minorHAnsi"/>
@@ -15892,12 +15929,10 @@
           <w:lang w:eastAsia="es-CO"/>
           <w14:ligatures w14:val="none"/>
         </w:rPr>
-        <w:t>Hall, S. J. (2021). Basic biomechanics (9th ed.). McGraw-Hill Education.</w:t>
-      </w:r>
-    </w:p>
-    <w:p>
-      <w:pPr>
-        <w:ind w:left="709" w:hanging="709"/>
+        <w:t xml:space="preserve"> </w:t>
+      </w:r>
+      <w:proofErr w:type="spellStart"/>
+      <w:r>
         <w:rPr>
           <w:rFonts w:eastAsia="Times New Roman" w:cstheme="minorHAnsi"/>
           <w:kern w:val="0"/>
@@ -15906,7 +15941,9 @@
           <w:lang w:eastAsia="es-CO"/>
           <w14:ligatures w14:val="none"/>
         </w:rPr>
-      </w:pPr>
+        <w:t>pattern</w:t>
+      </w:r>
+      <w:proofErr w:type="spellEnd"/>
       <w:r>
         <w:rPr>
           <w:rFonts w:eastAsia="Times New Roman" w:cstheme="minorHAnsi"/>
@@ -15916,12 +15953,10 @@
           <w:lang w:eastAsia="es-CO"/>
           <w14:ligatures w14:val="none"/>
         </w:rPr>
-        <w:t>Norton, K. (2019). Anthropometry and biomechanics: Foundations for human movement analysis. Routledge.</w:t>
-      </w:r>
-    </w:p>
-    <w:p>
-      <w:pPr>
-        <w:ind w:left="709" w:hanging="709"/>
+        <w:t xml:space="preserve"> </w:t>
+      </w:r>
+      <w:proofErr w:type="spellStart"/>
+      <w:r>
         <w:rPr>
           <w:rFonts w:eastAsia="Times New Roman" w:cstheme="minorHAnsi"/>
           <w:kern w:val="0"/>
@@ -15930,7 +15965,9 @@
           <w:lang w:eastAsia="es-CO"/>
           <w14:ligatures w14:val="none"/>
         </w:rPr>
-      </w:pPr>
+        <w:t>cutting</w:t>
+      </w:r>
+      <w:proofErr w:type="spellEnd"/>
       <w:r>
         <w:rPr>
           <w:rFonts w:eastAsia="Times New Roman" w:cstheme="minorHAnsi"/>
@@ -15940,12 +15977,10 @@
           <w:lang w:eastAsia="es-CO"/>
           <w14:ligatures w14:val="none"/>
         </w:rPr>
-        <w:t>Organización Mundial de la Salud. (1995). El estado físico: uso e interpretación de la antropometría.</w:t>
-      </w:r>
-    </w:p>
-    <w:p>
-      <w:pPr>
-        <w:ind w:left="709" w:hanging="709"/>
+        <w:t xml:space="preserve"> </w:t>
+      </w:r>
+      <w:proofErr w:type="spellStart"/>
+      <w:r>
         <w:rPr>
           <w:rFonts w:eastAsia="Times New Roman" w:cstheme="minorHAnsi"/>
           <w:kern w:val="0"/>
@@ -15954,7 +15989,9 @@
           <w:lang w:eastAsia="es-CO"/>
           <w14:ligatures w14:val="none"/>
         </w:rPr>
-      </w:pPr>
+        <w:t>for</w:t>
+      </w:r>
+      <w:proofErr w:type="spellEnd"/>
       <w:r>
         <w:rPr>
           <w:rFonts w:eastAsia="Times New Roman" w:cstheme="minorHAnsi"/>
@@ -15964,7 +16001,391 @@
           <w:lang w:eastAsia="es-CO"/>
           <w14:ligatures w14:val="none"/>
         </w:rPr>
-        <w:t>SENA – Servicio Nacional de Aprendizaje. (2011). Manual de patronaje básico e interpretación de diseños. Bogotá: SENA, Japan International Cooperation Agency (JICA).</w:t>
+        <w:t xml:space="preserve"> </w:t>
+      </w:r>
+      <w:proofErr w:type="spellStart"/>
+      <w:r>
+        <w:rPr>
+          <w:rFonts w:eastAsia="Times New Roman" w:cstheme="minorHAnsi"/>
+          <w:kern w:val="0"/>
+          <w:szCs w:val="28"/>
+          <w:bdr w:val="none" w:sz="0" w:space="0" w:color="auto" w:frame="1"/>
+          <w:lang w:eastAsia="es-CO"/>
+          <w14:ligatures w14:val="none"/>
+        </w:rPr>
+        <w:t>women’s</w:t>
+      </w:r>
+      <w:proofErr w:type="spellEnd"/>
+      <w:r>
+        <w:rPr>
+          <w:rFonts w:eastAsia="Times New Roman" w:cstheme="minorHAnsi"/>
+          <w:kern w:val="0"/>
+          <w:szCs w:val="28"/>
+          <w:bdr w:val="none" w:sz="0" w:space="0" w:color="auto" w:frame="1"/>
+          <w:lang w:eastAsia="es-CO"/>
+          <w14:ligatures w14:val="none"/>
+        </w:rPr>
+        <w:t xml:space="preserve"> </w:t>
+      </w:r>
+      <w:proofErr w:type="spellStart"/>
+      <w:r>
+        <w:rPr>
+          <w:rFonts w:eastAsia="Times New Roman" w:cstheme="minorHAnsi"/>
+          <w:kern w:val="0"/>
+          <w:szCs w:val="28"/>
+          <w:bdr w:val="none" w:sz="0" w:space="0" w:color="auto" w:frame="1"/>
+          <w:lang w:eastAsia="es-CO"/>
+          <w14:ligatures w14:val="none"/>
+        </w:rPr>
+        <w:t>wear</w:t>
+      </w:r>
+      <w:proofErr w:type="spellEnd"/>
+      <w:r>
+        <w:rPr>
+          <w:rFonts w:eastAsia="Times New Roman" w:cstheme="minorHAnsi"/>
+          <w:kern w:val="0"/>
+          <w:szCs w:val="28"/>
+          <w:bdr w:val="none" w:sz="0" w:space="0" w:color="auto" w:frame="1"/>
+          <w:lang w:eastAsia="es-CO"/>
+          <w14:ligatures w14:val="none"/>
+        </w:rPr>
+        <w:t xml:space="preserve"> (5th ed.). Wiley-Blackwell.</w:t>
+      </w:r>
+    </w:p>
+    <w:p>
+      <w:pPr>
+        <w:ind w:left="709" w:hanging="709"/>
+        <w:rPr>
+          <w:rFonts w:eastAsia="Times New Roman" w:cstheme="minorHAnsi"/>
+          <w:kern w:val="0"/>
+          <w:szCs w:val="28"/>
+          <w:bdr w:val="none" w:sz="0" w:space="0" w:color="auto" w:frame="1"/>
+          <w:lang w:eastAsia="es-CO"/>
+          <w14:ligatures w14:val="none"/>
+        </w:rPr>
+      </w:pPr>
+      <w:r>
+        <w:rPr>
+          <w:rFonts w:eastAsia="Times New Roman" w:cstheme="minorHAnsi"/>
+          <w:kern w:val="0"/>
+          <w:szCs w:val="28"/>
+          <w:bdr w:val="none" w:sz="0" w:space="0" w:color="auto" w:frame="1"/>
+          <w:lang w:eastAsia="es-CO"/>
+          <w14:ligatures w14:val="none"/>
+        </w:rPr>
+        <w:t xml:space="preserve">Hall, S. J. (2021). Basic </w:t>
+      </w:r>
+      <w:proofErr w:type="spellStart"/>
+      <w:r>
+        <w:rPr>
+          <w:rFonts w:eastAsia="Times New Roman" w:cstheme="minorHAnsi"/>
+          <w:kern w:val="0"/>
+          <w:szCs w:val="28"/>
+          <w:bdr w:val="none" w:sz="0" w:space="0" w:color="auto" w:frame="1"/>
+          <w:lang w:eastAsia="es-CO"/>
+          <w14:ligatures w14:val="none"/>
+        </w:rPr>
+        <w:t>biomechanics</w:t>
+      </w:r>
+      <w:proofErr w:type="spellEnd"/>
+      <w:r>
+        <w:rPr>
+          <w:rFonts w:eastAsia="Times New Roman" w:cstheme="minorHAnsi"/>
+          <w:kern w:val="0"/>
+          <w:szCs w:val="28"/>
+          <w:bdr w:val="none" w:sz="0" w:space="0" w:color="auto" w:frame="1"/>
+          <w:lang w:eastAsia="es-CO"/>
+          <w14:ligatures w14:val="none"/>
+        </w:rPr>
+        <w:t xml:space="preserve"> (9th ed.). McGraw-Hill </w:t>
+      </w:r>
+      <w:proofErr w:type="spellStart"/>
+      <w:r>
+        <w:rPr>
+          <w:rFonts w:eastAsia="Times New Roman" w:cstheme="minorHAnsi"/>
+          <w:kern w:val="0"/>
+          <w:szCs w:val="28"/>
+          <w:bdr w:val="none" w:sz="0" w:space="0" w:color="auto" w:frame="1"/>
+          <w:lang w:eastAsia="es-CO"/>
+          <w14:ligatures w14:val="none"/>
+        </w:rPr>
+        <w:t>Education</w:t>
+      </w:r>
+      <w:proofErr w:type="spellEnd"/>
+      <w:r>
+        <w:rPr>
+          <w:rFonts w:eastAsia="Times New Roman" w:cstheme="minorHAnsi"/>
+          <w:kern w:val="0"/>
+          <w:szCs w:val="28"/>
+          <w:bdr w:val="none" w:sz="0" w:space="0" w:color="auto" w:frame="1"/>
+          <w:lang w:eastAsia="es-CO"/>
+          <w14:ligatures w14:val="none"/>
+        </w:rPr>
+        <w:t>.</w:t>
+      </w:r>
+    </w:p>
+    <w:p>
+      <w:pPr>
+        <w:ind w:left="709" w:hanging="709"/>
+        <w:rPr>
+          <w:rFonts w:eastAsia="Times New Roman" w:cstheme="minorHAnsi"/>
+          <w:kern w:val="0"/>
+          <w:szCs w:val="28"/>
+          <w:bdr w:val="none" w:sz="0" w:space="0" w:color="auto" w:frame="1"/>
+          <w:lang w:eastAsia="es-CO"/>
+          <w14:ligatures w14:val="none"/>
+        </w:rPr>
+      </w:pPr>
+      <w:r>
+        <w:rPr>
+          <w:rFonts w:eastAsia="Times New Roman" w:cstheme="minorHAnsi"/>
+          <w:kern w:val="0"/>
+          <w:szCs w:val="28"/>
+          <w:bdr w:val="none" w:sz="0" w:space="0" w:color="auto" w:frame="1"/>
+          <w:lang w:eastAsia="es-CO"/>
+          <w14:ligatures w14:val="none"/>
+        </w:rPr>
+        <w:t xml:space="preserve">Norton, K. (2019). </w:t>
+      </w:r>
+      <w:proofErr w:type="spellStart"/>
+      <w:r>
+        <w:rPr>
+          <w:rFonts w:eastAsia="Times New Roman" w:cstheme="minorHAnsi"/>
+          <w:kern w:val="0"/>
+          <w:szCs w:val="28"/>
+          <w:bdr w:val="none" w:sz="0" w:space="0" w:color="auto" w:frame="1"/>
+          <w:lang w:eastAsia="es-CO"/>
+          <w14:ligatures w14:val="none"/>
+        </w:rPr>
+        <w:t>Anthropometry</w:t>
+      </w:r>
+      <w:proofErr w:type="spellEnd"/>
+      <w:r>
+        <w:rPr>
+          <w:rFonts w:eastAsia="Times New Roman" w:cstheme="minorHAnsi"/>
+          <w:kern w:val="0"/>
+          <w:szCs w:val="28"/>
+          <w:bdr w:val="none" w:sz="0" w:space="0" w:color="auto" w:frame="1"/>
+          <w:lang w:eastAsia="es-CO"/>
+          <w14:ligatures w14:val="none"/>
+        </w:rPr>
+        <w:t xml:space="preserve"> and </w:t>
+      </w:r>
+      <w:proofErr w:type="spellStart"/>
+      <w:r>
+        <w:rPr>
+          <w:rFonts w:eastAsia="Times New Roman" w:cstheme="minorHAnsi"/>
+          <w:kern w:val="0"/>
+          <w:szCs w:val="28"/>
+          <w:bdr w:val="none" w:sz="0" w:space="0" w:color="auto" w:frame="1"/>
+          <w:lang w:eastAsia="es-CO"/>
+          <w14:ligatures w14:val="none"/>
+        </w:rPr>
+        <w:t>biomechanics</w:t>
+      </w:r>
+      <w:proofErr w:type="spellEnd"/>
+      <w:r>
+        <w:rPr>
+          <w:rFonts w:eastAsia="Times New Roman" w:cstheme="minorHAnsi"/>
+          <w:kern w:val="0"/>
+          <w:szCs w:val="28"/>
+          <w:bdr w:val="none" w:sz="0" w:space="0" w:color="auto" w:frame="1"/>
+          <w:lang w:eastAsia="es-CO"/>
+          <w14:ligatures w14:val="none"/>
+        </w:rPr>
+        <w:t xml:space="preserve">: </w:t>
+      </w:r>
+      <w:proofErr w:type="spellStart"/>
+      <w:r>
+        <w:rPr>
+          <w:rFonts w:eastAsia="Times New Roman" w:cstheme="minorHAnsi"/>
+          <w:kern w:val="0"/>
+          <w:szCs w:val="28"/>
+          <w:bdr w:val="none" w:sz="0" w:space="0" w:color="auto" w:frame="1"/>
+          <w:lang w:eastAsia="es-CO"/>
+          <w14:ligatures w14:val="none"/>
+        </w:rPr>
+        <w:t>Foundations</w:t>
+      </w:r>
+      <w:proofErr w:type="spellEnd"/>
+      <w:r>
+        <w:rPr>
+          <w:rFonts w:eastAsia="Times New Roman" w:cstheme="minorHAnsi"/>
+          <w:kern w:val="0"/>
+          <w:szCs w:val="28"/>
+          <w:bdr w:val="none" w:sz="0" w:space="0" w:color="auto" w:frame="1"/>
+          <w:lang w:eastAsia="es-CO"/>
+          <w14:ligatures w14:val="none"/>
+        </w:rPr>
+        <w:t xml:space="preserve"> </w:t>
+      </w:r>
+      <w:proofErr w:type="spellStart"/>
+      <w:r>
+        <w:rPr>
+          <w:rFonts w:eastAsia="Times New Roman" w:cstheme="minorHAnsi"/>
+          <w:kern w:val="0"/>
+          <w:szCs w:val="28"/>
+          <w:bdr w:val="none" w:sz="0" w:space="0" w:color="auto" w:frame="1"/>
+          <w:lang w:eastAsia="es-CO"/>
+          <w14:ligatures w14:val="none"/>
+        </w:rPr>
+        <w:t>for</w:t>
+      </w:r>
+      <w:proofErr w:type="spellEnd"/>
+      <w:r>
+        <w:rPr>
+          <w:rFonts w:eastAsia="Times New Roman" w:cstheme="minorHAnsi"/>
+          <w:kern w:val="0"/>
+          <w:szCs w:val="28"/>
+          <w:bdr w:val="none" w:sz="0" w:space="0" w:color="auto" w:frame="1"/>
+          <w:lang w:eastAsia="es-CO"/>
+          <w14:ligatures w14:val="none"/>
+        </w:rPr>
+        <w:t xml:space="preserve"> human </w:t>
+      </w:r>
+      <w:proofErr w:type="spellStart"/>
+      <w:r>
+        <w:rPr>
+          <w:rFonts w:eastAsia="Times New Roman" w:cstheme="minorHAnsi"/>
+          <w:kern w:val="0"/>
+          <w:szCs w:val="28"/>
+          <w:bdr w:val="none" w:sz="0" w:space="0" w:color="auto" w:frame="1"/>
+          <w:lang w:eastAsia="es-CO"/>
+          <w14:ligatures w14:val="none"/>
+        </w:rPr>
+        <w:t>movement</w:t>
+      </w:r>
+      <w:proofErr w:type="spellEnd"/>
+      <w:r>
+        <w:rPr>
+          <w:rFonts w:eastAsia="Times New Roman" w:cstheme="minorHAnsi"/>
+          <w:kern w:val="0"/>
+          <w:szCs w:val="28"/>
+          <w:bdr w:val="none" w:sz="0" w:space="0" w:color="auto" w:frame="1"/>
+          <w:lang w:eastAsia="es-CO"/>
+          <w14:ligatures w14:val="none"/>
+        </w:rPr>
+        <w:t xml:space="preserve"> </w:t>
+      </w:r>
+      <w:proofErr w:type="spellStart"/>
+      <w:r>
+        <w:rPr>
+          <w:rFonts w:eastAsia="Times New Roman" w:cstheme="minorHAnsi"/>
+          <w:kern w:val="0"/>
+          <w:szCs w:val="28"/>
+          <w:bdr w:val="none" w:sz="0" w:space="0" w:color="auto" w:frame="1"/>
+          <w:lang w:eastAsia="es-CO"/>
+          <w14:ligatures w14:val="none"/>
+        </w:rPr>
+        <w:t>analysis</w:t>
+      </w:r>
+      <w:proofErr w:type="spellEnd"/>
+      <w:r>
+        <w:rPr>
+          <w:rFonts w:eastAsia="Times New Roman" w:cstheme="minorHAnsi"/>
+          <w:kern w:val="0"/>
+          <w:szCs w:val="28"/>
+          <w:bdr w:val="none" w:sz="0" w:space="0" w:color="auto" w:frame="1"/>
+          <w:lang w:eastAsia="es-CO"/>
+          <w14:ligatures w14:val="none"/>
+        </w:rPr>
+        <w:t>. Routledge.</w:t>
+      </w:r>
+    </w:p>
+    <w:p>
+      <w:pPr>
+        <w:ind w:left="709" w:hanging="709"/>
+        <w:rPr>
+          <w:rFonts w:eastAsia="Times New Roman" w:cstheme="minorHAnsi"/>
+          <w:kern w:val="0"/>
+          <w:szCs w:val="28"/>
+          <w:bdr w:val="none" w:sz="0" w:space="0" w:color="auto" w:frame="1"/>
+          <w:lang w:eastAsia="es-CO"/>
+          <w14:ligatures w14:val="none"/>
+        </w:rPr>
+      </w:pPr>
+      <w:r>
+        <w:rPr>
+          <w:rFonts w:eastAsia="Times New Roman" w:cstheme="minorHAnsi"/>
+          <w:kern w:val="0"/>
+          <w:szCs w:val="28"/>
+          <w:bdr w:val="none" w:sz="0" w:space="0" w:color="auto" w:frame="1"/>
+          <w:lang w:eastAsia="es-CO"/>
+          <w14:ligatures w14:val="none"/>
+        </w:rPr>
+        <w:t>Organización Mundial de la Salud. (1995). El estado físico: uso e interpretación de la antropometría.</w:t>
+      </w:r>
+    </w:p>
+    <w:p>
+      <w:pPr>
+        <w:ind w:left="709" w:hanging="709"/>
+        <w:rPr>
+          <w:rFonts w:eastAsia="Times New Roman" w:cstheme="minorHAnsi"/>
+          <w:kern w:val="0"/>
+          <w:szCs w:val="28"/>
+          <w:bdr w:val="none" w:sz="0" w:space="0" w:color="auto" w:frame="1"/>
+          <w:lang w:eastAsia="es-CO"/>
+          <w14:ligatures w14:val="none"/>
+        </w:rPr>
+      </w:pPr>
+      <w:r>
+        <w:rPr>
+          <w:rFonts w:eastAsia="Times New Roman" w:cstheme="minorHAnsi"/>
+          <w:kern w:val="0"/>
+          <w:szCs w:val="28"/>
+          <w:bdr w:val="none" w:sz="0" w:space="0" w:color="auto" w:frame="1"/>
+          <w:lang w:eastAsia="es-CO"/>
+          <w14:ligatures w14:val="none"/>
+        </w:rPr>
+        <w:t xml:space="preserve">SENA – Servicio Nacional de Aprendizaje. (2011). Manual de patronaje básico e interpretación de diseños. Bogotá: SENA, </w:t>
+      </w:r>
+      <w:proofErr w:type="spellStart"/>
+      <w:r>
+        <w:rPr>
+          <w:rFonts w:eastAsia="Times New Roman" w:cstheme="minorHAnsi"/>
+          <w:kern w:val="0"/>
+          <w:szCs w:val="28"/>
+          <w:bdr w:val="none" w:sz="0" w:space="0" w:color="auto" w:frame="1"/>
+          <w:lang w:eastAsia="es-CO"/>
+          <w14:ligatures w14:val="none"/>
+        </w:rPr>
+        <w:t>Japan</w:t>
+      </w:r>
+      <w:proofErr w:type="spellEnd"/>
+      <w:r>
+        <w:rPr>
+          <w:rFonts w:eastAsia="Times New Roman" w:cstheme="minorHAnsi"/>
+          <w:kern w:val="0"/>
+          <w:szCs w:val="28"/>
+          <w:bdr w:val="none" w:sz="0" w:space="0" w:color="auto" w:frame="1"/>
+          <w:lang w:eastAsia="es-CO"/>
+          <w14:ligatures w14:val="none"/>
+        </w:rPr>
+        <w:t xml:space="preserve"> International </w:t>
+      </w:r>
+      <w:proofErr w:type="spellStart"/>
+      <w:r>
+        <w:rPr>
+          <w:rFonts w:eastAsia="Times New Roman" w:cstheme="minorHAnsi"/>
+          <w:kern w:val="0"/>
+          <w:szCs w:val="28"/>
+          <w:bdr w:val="none" w:sz="0" w:space="0" w:color="auto" w:frame="1"/>
+          <w:lang w:eastAsia="es-CO"/>
+          <w14:ligatures w14:val="none"/>
+        </w:rPr>
+        <w:t>Cooperation</w:t>
+      </w:r>
+      <w:proofErr w:type="spellEnd"/>
+      <w:r>
+        <w:rPr>
+          <w:rFonts w:eastAsia="Times New Roman" w:cstheme="minorHAnsi"/>
+          <w:kern w:val="0"/>
+          <w:szCs w:val="28"/>
+          <w:bdr w:val="none" w:sz="0" w:space="0" w:color="auto" w:frame="1"/>
+          <w:lang w:eastAsia="es-CO"/>
+          <w14:ligatures w14:val="none"/>
+        </w:rPr>
+        <w:t xml:space="preserve"> Agency (JICA).</w:t>
       </w:r>
     </w:p>
     <w:p>
@@ -16072,12 +16493,12 @@
         </w:numPr>
         <w:ind w:left="708"/>
       </w:pPr>
-      <w:bookmarkStart w:id="15" w:name="_Toc200803941"/>
+      <w:bookmarkStart w:id="16" w:name="_Toc203649878"/>
       <w:r>
         <w:lastRenderedPageBreak/>
         <w:t>Créditos</w:t>
       </w:r>
-      <w:bookmarkEnd w:id="15"/>
+      <w:bookmarkEnd w:id="16"/>
     </w:p>
     <w:tbl>
       <w:tblPr>
@@ -16575,8 +16996,8 @@
       </w:pPr>
     </w:p>
     <w:sectPr>
-      <w:headerReference w:type="default" r:id="rId71"/>
-      <w:footerReference w:type="default" r:id="rId72"/>
+      <w:headerReference w:type="default" r:id="rId72"/>
+      <w:footerReference w:type="default" r:id="rId73"/>
       <w:pgSz w:w="12240" w:h="15840"/>
       <w:pgMar w:top="1701" w:right="1134" w:bottom="1134" w:left="1134" w:header="709" w:footer="737" w:gutter="0"/>
       <w:pgNumType w:start="1"/>
@@ -16588,7 +17009,7 @@
 </file>
 
 <file path=word/endnotes.xml><?xml version="1.0" encoding="utf-8"?>
-<w:endnotes xmlns:wpc="http://schemas.microsoft.com/office/word/2010/wordprocessingCanvas" xmlns:cx="http://schemas.microsoft.com/office/drawing/2014/chartex" xmlns:cx1="http://schemas.microsoft.com/office/drawing/2015/9/8/chartex" xmlns:cx2="http://schemas.microsoft.com/office/drawing/2015/10/21/chartex" xmlns:cx3="http://schemas.microsoft.com/office/drawing/2016/5/9/chartex" xmlns:cx4="http://schemas.microsoft.com/office/drawing/2016/5/10/chartex" xmlns:cx5="http://schemas.microsoft.com/office/drawing/2016/5/11/chartex" xmlns:cx6="http://schemas.microsoft.com/office/drawing/2016/5/12/chartex" xmlns:cx7="http://schemas.microsoft.com/office/drawing/2016/5/13/chartex" xmlns:cx8="http://schemas.microsoft.com/office/drawing/2016/5/14/chartex" xmlns:mc="http://schemas.openxmlformats.org/markup-compatibility/2006" xmlns:aink="http://schemas.microsoft.com/office/drawing/2016/ink" xmlns:am3d="http://schemas.microsoft.com/office/drawing/2017/model3d" xmlns:o="urn:schemas-microsoft-com:office:office" xmlns:r="http://schemas.openxmlformats.org/officeDocument/2006/relationships" xmlns:m="http://schemas.openxmlformats.org/officeDocument/2006/math" xmlns:v="urn:schemas-microsoft-com:vml" xmlns:wp14="http://schemas.microsoft.com/office/word/2010/wordprocessingDrawing" xmlns:wp="http://schemas.openxmlformats.org/drawingml/2006/wordprocessingDrawing" xmlns:w10="urn:schemas-microsoft-com:office:word" xmlns:w="http://schemas.openxmlformats.org/wordprocessingml/2006/main" xmlns:w14="http://schemas.microsoft.com/office/word/2010/wordml" xmlns:w15="http://schemas.microsoft.com/office/word/2012/wordml" xmlns:w16cex="http://schemas.microsoft.com/office/word/2018/wordml/cex" xmlns:w16cid="http://schemas.microsoft.com/office/word/2016/wordml/cid" xmlns:w16="http://schemas.microsoft.com/office/word/2018/wordml" xmlns:w16sdtdh="http://schemas.microsoft.com/office/word/2020/wordml/sdtdatahash" xmlns:w16se="http://schemas.microsoft.com/office/word/2015/wordml/symex" xmlns:wpg="http://schemas.microsoft.com/office/word/2010/wordprocessingGroup" xmlns:wpi="http://schemas.microsoft.com/office/word/2010/wordprocessingInk" xmlns:wne="http://schemas.microsoft.com/office/word/2006/wordml" xmlns:wps="http://schemas.microsoft.com/office/word/2010/wordprocessingShape" mc:Ignorable="w14 w15 w16se w16cid w16 w16cex w16sdtdh wp14">
+<w:endnotes xmlns:wpc="http://schemas.microsoft.com/office/word/2010/wordprocessingCanvas" xmlns:cx="http://schemas.microsoft.com/office/drawing/2014/chartex" xmlns:cx1="http://schemas.microsoft.com/office/drawing/2015/9/8/chartex" xmlns:cx2="http://schemas.microsoft.com/office/drawing/2015/10/21/chartex" xmlns:cx3="http://schemas.microsoft.com/office/drawing/2016/5/9/chartex" xmlns:cx4="http://schemas.microsoft.com/office/drawing/2016/5/10/chartex" xmlns:cx5="http://schemas.microsoft.com/office/drawing/2016/5/11/chartex" xmlns:cx6="http://schemas.microsoft.com/office/drawing/2016/5/12/chartex" xmlns:cx7="http://schemas.microsoft.com/office/drawing/2016/5/13/chartex" xmlns:cx8="http://schemas.microsoft.com/office/drawing/2016/5/14/chartex" xmlns:mc="http://schemas.openxmlformats.org/markup-compatibility/2006" xmlns:aink="http://schemas.microsoft.com/office/drawing/2016/ink" xmlns:am3d="http://schemas.microsoft.com/office/drawing/2017/model3d" xmlns:o="urn:schemas-microsoft-com:office:office" xmlns:oel="http://schemas.microsoft.com/office/2019/extlst" xmlns:r="http://schemas.openxmlformats.org/officeDocument/2006/relationships" xmlns:m="http://schemas.openxmlformats.org/officeDocument/2006/math" xmlns:v="urn:schemas-microsoft-com:vml" xmlns:wp14="http://schemas.microsoft.com/office/word/2010/wordprocessingDrawing" xmlns:wp="http://schemas.openxmlformats.org/drawingml/2006/wordprocessingDrawing" xmlns:w10="urn:schemas-microsoft-com:office:word" xmlns:w="http://schemas.openxmlformats.org/wordprocessingml/2006/main" xmlns:w14="http://schemas.microsoft.com/office/word/2010/wordml" xmlns:w15="http://schemas.microsoft.com/office/word/2012/wordml" xmlns:w16cex="http://schemas.microsoft.com/office/word/2018/wordml/cex" xmlns:w16cid="http://schemas.microsoft.com/office/word/2016/wordml/cid" xmlns:w16="http://schemas.microsoft.com/office/word/2018/wordml" xmlns:w16du="http://schemas.microsoft.com/office/word/2023/wordml/word16du" xmlns:w16sdtdh="http://schemas.microsoft.com/office/word/2020/wordml/sdtdatahash" xmlns:w16sdtfl="http://schemas.microsoft.com/office/word/2024/wordml/sdtformatlock" xmlns:w16se="http://schemas.microsoft.com/office/word/2015/wordml/symex" xmlns:wpg="http://schemas.microsoft.com/office/word/2010/wordprocessingGroup" xmlns:wpi="http://schemas.microsoft.com/office/word/2010/wordprocessingInk" xmlns:wne="http://schemas.microsoft.com/office/word/2006/wordml" xmlns:wps="http://schemas.microsoft.com/office/word/2010/wordprocessingShape" mc:Ignorable="w14 w15 w16se w16cid w16 w16cex w16sdtdh w16sdtfl w16du wp14">
   <w:endnote w:type="separator" w:id="-1">
     <w:p>
       <w:pPr>
@@ -16613,7 +17034,7 @@
 </file>
 
 <file path=word/footer1.xml><?xml version="1.0" encoding="utf-8"?>
-<w:ftr xmlns:wpc="http://schemas.microsoft.com/office/word/2010/wordprocessingCanvas" xmlns:cx="http://schemas.microsoft.com/office/drawing/2014/chartex" xmlns:cx1="http://schemas.microsoft.com/office/drawing/2015/9/8/chartex" xmlns:cx2="http://schemas.microsoft.com/office/drawing/2015/10/21/chartex" xmlns:cx3="http://schemas.microsoft.com/office/drawing/2016/5/9/chartex" xmlns:cx4="http://schemas.microsoft.com/office/drawing/2016/5/10/chartex" xmlns:cx5="http://schemas.microsoft.com/office/drawing/2016/5/11/chartex" xmlns:cx6="http://schemas.microsoft.com/office/drawing/2016/5/12/chartex" xmlns:cx7="http://schemas.microsoft.com/office/drawing/2016/5/13/chartex" xmlns:cx8="http://schemas.microsoft.com/office/drawing/2016/5/14/chartex" xmlns:mc="http://schemas.openxmlformats.org/markup-compatibility/2006" xmlns:aink="http://schemas.microsoft.com/office/drawing/2016/ink" xmlns:am3d="http://schemas.microsoft.com/office/drawing/2017/model3d" xmlns:o="urn:schemas-microsoft-com:office:office" xmlns:r="http://schemas.openxmlformats.org/officeDocument/2006/relationships" xmlns:m="http://schemas.openxmlformats.org/officeDocument/2006/math" xmlns:v="urn:schemas-microsoft-com:vml" xmlns:wp14="http://schemas.microsoft.com/office/word/2010/wordprocessingDrawing" xmlns:wp="http://schemas.openxmlformats.org/drawingml/2006/wordprocessingDrawing" xmlns:w10="urn:schemas-microsoft-com:office:word" xmlns:w="http://schemas.openxmlformats.org/wordprocessingml/2006/main" xmlns:w14="http://schemas.microsoft.com/office/word/2010/wordml" xmlns:w15="http://schemas.microsoft.com/office/word/2012/wordml" xmlns:w16cex="http://schemas.microsoft.com/office/word/2018/wordml/cex" xmlns:w16cid="http://schemas.microsoft.com/office/word/2016/wordml/cid" xmlns:w16="http://schemas.microsoft.com/office/word/2018/wordml" xmlns:w16sdtdh="http://schemas.microsoft.com/office/word/2020/wordml/sdtdatahash" xmlns:w16se="http://schemas.microsoft.com/office/word/2015/wordml/symex" xmlns:wpg="http://schemas.microsoft.com/office/word/2010/wordprocessingGroup" xmlns:wpi="http://schemas.microsoft.com/office/word/2010/wordprocessingInk" xmlns:wne="http://schemas.microsoft.com/office/word/2006/wordml" xmlns:wps="http://schemas.microsoft.com/office/word/2010/wordprocessingShape" mc:Ignorable="w14 w15 w16se w16cid w16 w16cex w16sdtdh wp14">
+<w:ftr xmlns:wpc="http://schemas.microsoft.com/office/word/2010/wordprocessingCanvas" xmlns:cx="http://schemas.microsoft.com/office/drawing/2014/chartex" xmlns:cx1="http://schemas.microsoft.com/office/drawing/2015/9/8/chartex" xmlns:cx2="http://schemas.microsoft.com/office/drawing/2015/10/21/chartex" xmlns:cx3="http://schemas.microsoft.com/office/drawing/2016/5/9/chartex" xmlns:cx4="http://schemas.microsoft.com/office/drawing/2016/5/10/chartex" xmlns:cx5="http://schemas.microsoft.com/office/drawing/2016/5/11/chartex" xmlns:cx6="http://schemas.microsoft.com/office/drawing/2016/5/12/chartex" xmlns:cx7="http://schemas.microsoft.com/office/drawing/2016/5/13/chartex" xmlns:cx8="http://schemas.microsoft.com/office/drawing/2016/5/14/chartex" xmlns:mc="http://schemas.openxmlformats.org/markup-compatibility/2006" xmlns:aink="http://schemas.microsoft.com/office/drawing/2016/ink" xmlns:am3d="http://schemas.microsoft.com/office/drawing/2017/model3d" xmlns:o="urn:schemas-microsoft-com:office:office" xmlns:oel="http://schemas.microsoft.com/office/2019/extlst" xmlns:r="http://schemas.openxmlformats.org/officeDocument/2006/relationships" xmlns:m="http://schemas.openxmlformats.org/officeDocument/2006/math" xmlns:v="urn:schemas-microsoft-com:vml" xmlns:wp14="http://schemas.microsoft.com/office/word/2010/wordprocessingDrawing" xmlns:wp="http://schemas.openxmlformats.org/drawingml/2006/wordprocessingDrawing" xmlns:w10="urn:schemas-microsoft-com:office:word" xmlns:w="http://schemas.openxmlformats.org/wordprocessingml/2006/main" xmlns:w14="http://schemas.microsoft.com/office/word/2010/wordml" xmlns:w15="http://schemas.microsoft.com/office/word/2012/wordml" xmlns:w16cex="http://schemas.microsoft.com/office/word/2018/wordml/cex" xmlns:w16cid="http://schemas.microsoft.com/office/word/2016/wordml/cid" xmlns:w16="http://schemas.microsoft.com/office/word/2018/wordml" xmlns:w16du="http://schemas.microsoft.com/office/word/2023/wordml/word16du" xmlns:w16sdtdh="http://schemas.microsoft.com/office/word/2020/wordml/sdtdatahash" xmlns:w16sdtfl="http://schemas.microsoft.com/office/word/2024/wordml/sdtformatlock" xmlns:w16se="http://schemas.microsoft.com/office/word/2015/wordml/symex" xmlns:wpg="http://schemas.microsoft.com/office/word/2010/wordprocessingGroup" xmlns:wpi="http://schemas.microsoft.com/office/word/2010/wordprocessingInk" xmlns:wne="http://schemas.microsoft.com/office/word/2006/wordml" xmlns:wps="http://schemas.microsoft.com/office/word/2010/wordprocessingShape" mc:Ignorable="w14 w15 w16se w16cid w16 w16cex w16sdtdh w16sdtfl w16du wp14">
   <w:sdt>
     <w:sdtPr>
       <w:id w:val="111017779"/>
@@ -16622,7 +17043,6 @@
         <w:docPartUnique/>
       </w:docPartObj>
     </w:sdtPr>
-    <w:sdtEndPr/>
     <w:sdtContent>
       <w:p>
         <w:pPr>
@@ -16641,7 +17061,7 @@
 </file>
 
 <file path=word/footer2.xml><?xml version="1.0" encoding="utf-8"?>
-<w:ftr xmlns:wpc="http://schemas.microsoft.com/office/word/2010/wordprocessingCanvas" xmlns:cx="http://schemas.microsoft.com/office/drawing/2014/chartex" xmlns:cx1="http://schemas.microsoft.com/office/drawing/2015/9/8/chartex" xmlns:cx2="http://schemas.microsoft.com/office/drawing/2015/10/21/chartex" xmlns:cx3="http://schemas.microsoft.com/office/drawing/2016/5/9/chartex" xmlns:cx4="http://schemas.microsoft.com/office/drawing/2016/5/10/chartex" xmlns:cx5="http://schemas.microsoft.com/office/drawing/2016/5/11/chartex" xmlns:cx6="http://schemas.microsoft.com/office/drawing/2016/5/12/chartex" xmlns:cx7="http://schemas.microsoft.com/office/drawing/2016/5/13/chartex" xmlns:cx8="http://schemas.microsoft.com/office/drawing/2016/5/14/chartex" xmlns:mc="http://schemas.openxmlformats.org/markup-compatibility/2006" xmlns:aink="http://schemas.microsoft.com/office/drawing/2016/ink" xmlns:am3d="http://schemas.microsoft.com/office/drawing/2017/model3d" xmlns:o="urn:schemas-microsoft-com:office:office" xmlns:r="http://schemas.openxmlformats.org/officeDocument/2006/relationships" xmlns:m="http://schemas.openxmlformats.org/officeDocument/2006/math" xmlns:v="urn:schemas-microsoft-com:vml" xmlns:wp14="http://schemas.microsoft.com/office/word/2010/wordprocessingDrawing" xmlns:wp="http://schemas.openxmlformats.org/drawingml/2006/wordprocessingDrawing" xmlns:w10="urn:schemas-microsoft-com:office:word" xmlns:w="http://schemas.openxmlformats.org/wordprocessingml/2006/main" xmlns:w14="http://schemas.microsoft.com/office/word/2010/wordml" xmlns:w15="http://schemas.microsoft.com/office/word/2012/wordml" xmlns:w16cex="http://schemas.microsoft.com/office/word/2018/wordml/cex" xmlns:w16cid="http://schemas.microsoft.com/office/word/2016/wordml/cid" xmlns:w16="http://schemas.microsoft.com/office/word/2018/wordml" xmlns:w16sdtdh="http://schemas.microsoft.com/office/word/2020/wordml/sdtdatahash" xmlns:w16se="http://schemas.microsoft.com/office/word/2015/wordml/symex" xmlns:wpg="http://schemas.microsoft.com/office/word/2010/wordprocessingGroup" xmlns:wpi="http://schemas.microsoft.com/office/word/2010/wordprocessingInk" xmlns:wne="http://schemas.microsoft.com/office/word/2006/wordml" xmlns:wps="http://schemas.microsoft.com/office/word/2010/wordprocessingShape" mc:Ignorable="w14 w15 w16se w16cid w16 w16cex w16sdtdh wp14">
+<w:ftr xmlns:wpc="http://schemas.microsoft.com/office/word/2010/wordprocessingCanvas" xmlns:cx="http://schemas.microsoft.com/office/drawing/2014/chartex" xmlns:cx1="http://schemas.microsoft.com/office/drawing/2015/9/8/chartex" xmlns:cx2="http://schemas.microsoft.com/office/drawing/2015/10/21/chartex" xmlns:cx3="http://schemas.microsoft.com/office/drawing/2016/5/9/chartex" xmlns:cx4="http://schemas.microsoft.com/office/drawing/2016/5/10/chartex" xmlns:cx5="http://schemas.microsoft.com/office/drawing/2016/5/11/chartex" xmlns:cx6="http://schemas.microsoft.com/office/drawing/2016/5/12/chartex" xmlns:cx7="http://schemas.microsoft.com/office/drawing/2016/5/13/chartex" xmlns:cx8="http://schemas.microsoft.com/office/drawing/2016/5/14/chartex" xmlns:mc="http://schemas.openxmlformats.org/markup-compatibility/2006" xmlns:aink="http://schemas.microsoft.com/office/drawing/2016/ink" xmlns:am3d="http://schemas.microsoft.com/office/drawing/2017/model3d" xmlns:o="urn:schemas-microsoft-com:office:office" xmlns:oel="http://schemas.microsoft.com/office/2019/extlst" xmlns:r="http://schemas.openxmlformats.org/officeDocument/2006/relationships" xmlns:m="http://schemas.openxmlformats.org/officeDocument/2006/math" xmlns:v="urn:schemas-microsoft-com:vml" xmlns:wp14="http://schemas.microsoft.com/office/word/2010/wordprocessingDrawing" xmlns:wp="http://schemas.openxmlformats.org/drawingml/2006/wordprocessingDrawing" xmlns:w10="urn:schemas-microsoft-com:office:word" xmlns:w="http://schemas.openxmlformats.org/wordprocessingml/2006/main" xmlns:w14="http://schemas.microsoft.com/office/word/2010/wordml" xmlns:w15="http://schemas.microsoft.com/office/word/2012/wordml" xmlns:w16cex="http://schemas.microsoft.com/office/word/2018/wordml/cex" xmlns:w16cid="http://schemas.microsoft.com/office/word/2016/wordml/cid" xmlns:w16="http://schemas.microsoft.com/office/word/2018/wordml" xmlns:w16du="http://schemas.microsoft.com/office/word/2023/wordml/word16du" xmlns:w16sdtdh="http://schemas.microsoft.com/office/word/2020/wordml/sdtdatahash" xmlns:w16sdtfl="http://schemas.microsoft.com/office/word/2024/wordml/sdtformatlock" xmlns:w16se="http://schemas.microsoft.com/office/word/2015/wordml/symex" xmlns:wpg="http://schemas.microsoft.com/office/word/2010/wordprocessingGroup" xmlns:wpi="http://schemas.microsoft.com/office/word/2010/wordprocessingInk" xmlns:wne="http://schemas.microsoft.com/office/word/2006/wordml" xmlns:wps="http://schemas.microsoft.com/office/word/2010/wordprocessingShape" mc:Ignorable="w14 w15 w16se w16cid w16 w16cex w16sdtdh w16sdtfl w16du wp14">
   <w:sdt>
     <w:sdtPr>
       <w:id w:val="-1465197936"/>
@@ -16650,7 +17070,6 @@
         <w:docPartUnique/>
       </w:docPartObj>
     </w:sdtPr>
-    <w:sdtEndPr/>
     <w:sdtContent>
       <w:p>
         <w:pPr>
@@ -16745,7 +17164,7 @@
                   <v:stroke joinstyle="miter"/>
                   <v:path gradientshapeok="t" o:connecttype="rect"/>
                 </v:shapetype>
-                <v:shape id="_x0000_s1027" type="#_x0000_t202" alt="&quot;&quot;" style="position:absolute;left:0;text-align:left;margin-left:16.1pt;margin-top:.65pt;width:455.15pt;height:41.4pt;z-index:251661312;visibility:visible;mso-wrap-style:square;mso-width-percent:0;mso-height-percent:0;mso-wrap-distance-left:9pt;mso-wrap-distance-top:3.6pt;mso-wrap-distance-right:9pt;mso-wrap-distance-bottom:3.6pt;mso-position-horizontal:absolute;mso-position-horizontal-relative:text;mso-position-vertical:absolute;mso-position-vertical-relative:text;mso-width-percent:0;mso-height-percent:0;mso-width-relative:margin;mso-height-relative:margin;v-text-anchor:top" o:gfxdata="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" stroked="f">
+                <v:shape id="_x0000_s1027" type="#_x0000_t202" alt="&quot;&quot;" style="position:absolute;left:0;text-align:left;margin-left:16.1pt;margin-top:.65pt;width:455.15pt;height:41.4pt;z-index:251661312;visibility:visible;mso-wrap-style:square;mso-width-percent:0;mso-height-percent:0;mso-wrap-distance-left:9pt;mso-wrap-distance-top:3.6pt;mso-wrap-distance-right:9pt;mso-wrap-distance-bottom:3.6pt;mso-position-horizontal:absolute;mso-position-horizontal-relative:text;mso-position-vertical:absolute;mso-position-vertical-relative:text;mso-width-percent:0;mso-height-percent:0;mso-width-relative:margin;mso-height-relative:margin;v-text-anchor:top" o:gfxdata="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" stroked="f">
                   <v:textbox>
                     <w:txbxContent>
                       <w:p>
@@ -16796,7 +17215,7 @@
 </file>
 
 <file path=word/footnotes.xml><?xml version="1.0" encoding="utf-8"?>
-<w:footnotes xmlns:wpc="http://schemas.microsoft.com/office/word/2010/wordprocessingCanvas" xmlns:cx="http://schemas.microsoft.com/office/drawing/2014/chartex" xmlns:cx1="http://schemas.microsoft.com/office/drawing/2015/9/8/chartex" xmlns:cx2="http://schemas.microsoft.com/office/drawing/2015/10/21/chartex" xmlns:cx3="http://schemas.microsoft.com/office/drawing/2016/5/9/chartex" xmlns:cx4="http://schemas.microsoft.com/office/drawing/2016/5/10/chartex" xmlns:cx5="http://schemas.microsoft.com/office/drawing/2016/5/11/chartex" xmlns:cx6="http://schemas.microsoft.com/office/drawing/2016/5/12/chartex" xmlns:cx7="http://schemas.microsoft.com/office/drawing/2016/5/13/chartex" xmlns:cx8="http://schemas.microsoft.com/office/drawing/2016/5/14/chartex" xmlns:mc="http://schemas.openxmlformats.org/markup-compatibility/2006" xmlns:aink="http://schemas.microsoft.com/office/drawing/2016/ink" xmlns:am3d="http://schemas.microsoft.com/office/drawing/2017/model3d" xmlns:o="urn:schemas-microsoft-com:office:office" xmlns:r="http://schemas.openxmlformats.org/officeDocument/2006/relationships" xmlns:m="http://schemas.openxmlformats.org/officeDocument/2006/math" xmlns:v="urn:schemas-microsoft-com:vml" xmlns:wp14="http://schemas.microsoft.com/office/word/2010/wordprocessingDrawing" xmlns:wp="http://schemas.openxmlformats.org/drawingml/2006/wordprocessingDrawing" xmlns:w10="urn:schemas-microsoft-com:office:word" xmlns:w="http://schemas.openxmlformats.org/wordprocessingml/2006/main" xmlns:w14="http://schemas.microsoft.com/office/word/2010/wordml" xmlns:w15="http://schemas.microsoft.com/office/word/2012/wordml" xmlns:w16cex="http://schemas.microsoft.com/office/word/2018/wordml/cex" xmlns:w16cid="http://schemas.microsoft.com/office/word/2016/wordml/cid" xmlns:w16="http://schemas.microsoft.com/office/word/2018/wordml" xmlns:w16sdtdh="http://schemas.microsoft.com/office/word/2020/wordml/sdtdatahash" xmlns:w16se="http://schemas.microsoft.com/office/word/2015/wordml/symex" xmlns:wpg="http://schemas.microsoft.com/office/word/2010/wordprocessingGroup" xmlns:wpi="http://schemas.microsoft.com/office/word/2010/wordprocessingInk" xmlns:wne="http://schemas.microsoft.com/office/word/2006/wordml" xmlns:wps="http://schemas.microsoft.com/office/word/2010/wordprocessingShape" mc:Ignorable="w14 w15 w16se w16cid w16 w16cex w16sdtdh wp14">
+<w:footnotes xmlns:wpc="http://schemas.microsoft.com/office/word/2010/wordprocessingCanvas" xmlns:cx="http://schemas.microsoft.com/office/drawing/2014/chartex" xmlns:cx1="http://schemas.microsoft.com/office/drawing/2015/9/8/chartex" xmlns:cx2="http://schemas.microsoft.com/office/drawing/2015/10/21/chartex" xmlns:cx3="http://schemas.microsoft.com/office/drawing/2016/5/9/chartex" xmlns:cx4="http://schemas.microsoft.com/office/drawing/2016/5/10/chartex" xmlns:cx5="http://schemas.microsoft.com/office/drawing/2016/5/11/chartex" xmlns:cx6="http://schemas.microsoft.com/office/drawing/2016/5/12/chartex" xmlns:cx7="http://schemas.microsoft.com/office/drawing/2016/5/13/chartex" xmlns:cx8="http://schemas.microsoft.com/office/drawing/2016/5/14/chartex" xmlns:mc="http://schemas.openxmlformats.org/markup-compatibility/2006" xmlns:aink="http://schemas.microsoft.com/office/drawing/2016/ink" xmlns:am3d="http://schemas.microsoft.com/office/drawing/2017/model3d" xmlns:o="urn:schemas-microsoft-com:office:office" xmlns:oel="http://schemas.microsoft.com/office/2019/extlst" xmlns:r="http://schemas.openxmlformats.org/officeDocument/2006/relationships" xmlns:m="http://schemas.openxmlformats.org/officeDocument/2006/math" xmlns:v="urn:schemas-microsoft-com:vml" xmlns:wp14="http://schemas.microsoft.com/office/word/2010/wordprocessingDrawing" xmlns:wp="http://schemas.openxmlformats.org/drawingml/2006/wordprocessingDrawing" xmlns:w10="urn:schemas-microsoft-com:office:word" xmlns:w="http://schemas.openxmlformats.org/wordprocessingml/2006/main" xmlns:w14="http://schemas.microsoft.com/office/word/2010/wordml" xmlns:w15="http://schemas.microsoft.com/office/word/2012/wordml" xmlns:w16cex="http://schemas.microsoft.com/office/word/2018/wordml/cex" xmlns:w16cid="http://schemas.microsoft.com/office/word/2016/wordml/cid" xmlns:w16="http://schemas.microsoft.com/office/word/2018/wordml" xmlns:w16du="http://schemas.microsoft.com/office/word/2023/wordml/word16du" xmlns:w16sdtdh="http://schemas.microsoft.com/office/word/2020/wordml/sdtdatahash" xmlns:w16sdtfl="http://schemas.microsoft.com/office/word/2024/wordml/sdtformatlock" xmlns:w16se="http://schemas.microsoft.com/office/word/2015/wordml/symex" xmlns:wpg="http://schemas.microsoft.com/office/word/2010/wordprocessingGroup" xmlns:wpi="http://schemas.microsoft.com/office/word/2010/wordprocessingInk" xmlns:wne="http://schemas.microsoft.com/office/word/2006/wordml" xmlns:wps="http://schemas.microsoft.com/office/word/2010/wordprocessingShape" mc:Ignorable="w14 w15 w16se w16cid w16 w16cex w16sdtdh w16sdtfl w16du wp14">
   <w:footnote w:type="separator" w:id="-1">
     <w:p>
       <w:pPr>
@@ -16821,7 +17240,7 @@
 </file>
 
 <file path=word/header1.xml><?xml version="1.0" encoding="utf-8"?>
-<w:hdr xmlns:wpc="http://schemas.microsoft.com/office/word/2010/wordprocessingCanvas" xmlns:cx="http://schemas.microsoft.com/office/drawing/2014/chartex" xmlns:cx1="http://schemas.microsoft.com/office/drawing/2015/9/8/chartex" xmlns:cx2="http://schemas.microsoft.com/office/drawing/2015/10/21/chartex" xmlns:cx3="http://schemas.microsoft.com/office/drawing/2016/5/9/chartex" xmlns:cx4="http://schemas.microsoft.com/office/drawing/2016/5/10/chartex" xmlns:cx5="http://schemas.microsoft.com/office/drawing/2016/5/11/chartex" xmlns:cx6="http://schemas.microsoft.com/office/drawing/2016/5/12/chartex" xmlns:cx7="http://schemas.microsoft.com/office/drawing/2016/5/13/chartex" xmlns:cx8="http://schemas.microsoft.com/office/drawing/2016/5/14/chartex" xmlns:mc="http://schemas.openxmlformats.org/markup-compatibility/2006" xmlns:aink="http://schemas.microsoft.com/office/drawing/2016/ink" xmlns:am3d="http://schemas.microsoft.com/office/drawing/2017/model3d" xmlns:o="urn:schemas-microsoft-com:office:office" xmlns:r="http://schemas.openxmlformats.org/officeDocument/2006/relationships" xmlns:m="http://schemas.openxmlformats.org/officeDocument/2006/math" xmlns:v="urn:schemas-microsoft-com:vml" xmlns:wp14="http://schemas.microsoft.com/office/word/2010/wordprocessingDrawing" xmlns:wp="http://schemas.openxmlformats.org/drawingml/2006/wordprocessingDrawing" xmlns:w10="urn:schemas-microsoft-com:office:word" xmlns:w="http://schemas.openxmlformats.org/wordprocessingml/2006/main" xmlns:w14="http://schemas.microsoft.com/office/word/2010/wordml" xmlns:w15="http://schemas.microsoft.com/office/word/2012/wordml" xmlns:w16cex="http://schemas.microsoft.com/office/word/2018/wordml/cex" xmlns:w16cid="http://schemas.microsoft.com/office/word/2016/wordml/cid" xmlns:w16="http://schemas.microsoft.com/office/word/2018/wordml" xmlns:w16sdtdh="http://schemas.microsoft.com/office/word/2020/wordml/sdtdatahash" xmlns:w16se="http://schemas.microsoft.com/office/word/2015/wordml/symex" xmlns:wpg="http://schemas.microsoft.com/office/word/2010/wordprocessingGroup" xmlns:wpi="http://schemas.microsoft.com/office/word/2010/wordprocessingInk" xmlns:wne="http://schemas.microsoft.com/office/word/2006/wordml" xmlns:wps="http://schemas.microsoft.com/office/word/2010/wordprocessingShape" mc:Ignorable="w14 w15 w16se w16cid w16 w16cex w16sdtdh wp14">
+<w:hdr xmlns:wpc="http://schemas.microsoft.com/office/word/2010/wordprocessingCanvas" xmlns:cx="http://schemas.microsoft.com/office/drawing/2014/chartex" xmlns:cx1="http://schemas.microsoft.com/office/drawing/2015/9/8/chartex" xmlns:cx2="http://schemas.microsoft.com/office/drawing/2015/10/21/chartex" xmlns:cx3="http://schemas.microsoft.com/office/drawing/2016/5/9/chartex" xmlns:cx4="http://schemas.microsoft.com/office/drawing/2016/5/10/chartex" xmlns:cx5="http://schemas.microsoft.com/office/drawing/2016/5/11/chartex" xmlns:cx6="http://schemas.microsoft.com/office/drawing/2016/5/12/chartex" xmlns:cx7="http://schemas.microsoft.com/office/drawing/2016/5/13/chartex" xmlns:cx8="http://schemas.microsoft.com/office/drawing/2016/5/14/chartex" xmlns:mc="http://schemas.openxmlformats.org/markup-compatibility/2006" xmlns:aink="http://schemas.microsoft.com/office/drawing/2016/ink" xmlns:am3d="http://schemas.microsoft.com/office/drawing/2017/model3d" xmlns:o="urn:schemas-microsoft-com:office:office" xmlns:oel="http://schemas.microsoft.com/office/2019/extlst" xmlns:r="http://schemas.openxmlformats.org/officeDocument/2006/relationships" xmlns:m="http://schemas.openxmlformats.org/officeDocument/2006/math" xmlns:v="urn:schemas-microsoft-com:vml" xmlns:wp14="http://schemas.microsoft.com/office/word/2010/wordprocessingDrawing" xmlns:wp="http://schemas.openxmlformats.org/drawingml/2006/wordprocessingDrawing" xmlns:w10="urn:schemas-microsoft-com:office:word" xmlns:w="http://schemas.openxmlformats.org/wordprocessingml/2006/main" xmlns:w14="http://schemas.microsoft.com/office/word/2010/wordml" xmlns:w15="http://schemas.microsoft.com/office/word/2012/wordml" xmlns:w16cex="http://schemas.microsoft.com/office/word/2018/wordml/cex" xmlns:w16cid="http://schemas.microsoft.com/office/word/2016/wordml/cid" xmlns:w16="http://schemas.microsoft.com/office/word/2018/wordml" xmlns:w16du="http://schemas.microsoft.com/office/word/2023/wordml/word16du" xmlns:w16sdtdh="http://schemas.microsoft.com/office/word/2020/wordml/sdtdatahash" xmlns:w16sdtfl="http://schemas.microsoft.com/office/word/2024/wordml/sdtformatlock" xmlns:w16se="http://schemas.microsoft.com/office/word/2015/wordml/symex" xmlns:wpg="http://schemas.microsoft.com/office/word/2010/wordprocessingGroup" xmlns:wpi="http://schemas.microsoft.com/office/word/2010/wordprocessingInk" xmlns:wne="http://schemas.microsoft.com/office/word/2006/wordml" xmlns:wps="http://schemas.microsoft.com/office/word/2010/wordprocessingShape" mc:Ignorable="w14 w15 w16se w16cid w16 w16cex w16sdtdh w16sdtfl w16du wp14">
   <w:p>
     <w:pPr>
       <w:pStyle w:val="Encabezado"/>
@@ -16907,7 +17326,7 @@
 </file>
 
 <file path=word/numbering.xml><?xml version="1.0" encoding="utf-8"?>
-<w:numbering xmlns:wpc="http://schemas.microsoft.com/office/word/2010/wordprocessingCanvas" xmlns:cx="http://schemas.microsoft.com/office/drawing/2014/chartex" xmlns:cx1="http://schemas.microsoft.com/office/drawing/2015/9/8/chartex" xmlns:cx2="http://schemas.microsoft.com/office/drawing/2015/10/21/chartex" xmlns:cx3="http://schemas.microsoft.com/office/drawing/2016/5/9/chartex" xmlns:cx4="http://schemas.microsoft.com/office/drawing/2016/5/10/chartex" xmlns:cx5="http://schemas.microsoft.com/office/drawing/2016/5/11/chartex" xmlns:cx6="http://schemas.microsoft.com/office/drawing/2016/5/12/chartex" xmlns:cx7="http://schemas.microsoft.com/office/drawing/2016/5/13/chartex" xmlns:cx8="http://schemas.microsoft.com/office/drawing/2016/5/14/chartex" xmlns:mc="http://schemas.openxmlformats.org/markup-compatibility/2006" xmlns:aink="http://schemas.microsoft.com/office/drawing/2016/ink" xmlns:am3d="http://schemas.microsoft.com/office/drawing/2017/model3d" xmlns:o="urn:schemas-microsoft-com:office:office" xmlns:r="http://schemas.openxmlformats.org/officeDocument/2006/relationships" xmlns:m="http://schemas.openxmlformats.org/officeDocument/2006/math" xmlns:v="urn:schemas-microsoft-com:vml" xmlns:wp14="http://schemas.microsoft.com/office/word/2010/wordprocessingDrawing" xmlns:wp="http://schemas.openxmlformats.org/drawingml/2006/wordprocessingDrawing" xmlns:w10="urn:schemas-microsoft-com:office:word" xmlns:w="http://schemas.openxmlformats.org/wordprocessingml/2006/main" xmlns:w14="http://schemas.microsoft.com/office/word/2010/wordml" xmlns:w15="http://schemas.microsoft.com/office/word/2012/wordml" xmlns:w16cex="http://schemas.microsoft.com/office/word/2018/wordml/cex" xmlns:w16cid="http://schemas.microsoft.com/office/word/2016/wordml/cid" xmlns:w16="http://schemas.microsoft.com/office/word/2018/wordml" xmlns:w16sdtdh="http://schemas.microsoft.com/office/word/2020/wordml/sdtdatahash" xmlns:w16se="http://schemas.microsoft.com/office/word/2015/wordml/symex" xmlns:wpg="http://schemas.microsoft.com/office/word/2010/wordprocessingGroup" xmlns:wpi="http://schemas.microsoft.com/office/word/2010/wordprocessingInk" xmlns:wne="http://schemas.microsoft.com/office/word/2006/wordml" xmlns:wps="http://schemas.microsoft.com/office/word/2010/wordprocessingShape" mc:Ignorable="w14 w15 w16se w16cid w16 w16cex w16sdtdh wp14">
+<w:numbering xmlns:wpc="http://schemas.microsoft.com/office/word/2010/wordprocessingCanvas" xmlns:cx="http://schemas.microsoft.com/office/drawing/2014/chartex" xmlns:cx1="http://schemas.microsoft.com/office/drawing/2015/9/8/chartex" xmlns:cx2="http://schemas.microsoft.com/office/drawing/2015/10/21/chartex" xmlns:cx3="http://schemas.microsoft.com/office/drawing/2016/5/9/chartex" xmlns:cx4="http://schemas.microsoft.com/office/drawing/2016/5/10/chartex" xmlns:cx5="http://schemas.microsoft.com/office/drawing/2016/5/11/chartex" xmlns:cx6="http://schemas.microsoft.com/office/drawing/2016/5/12/chartex" xmlns:cx7="http://schemas.microsoft.com/office/drawing/2016/5/13/chartex" xmlns:cx8="http://schemas.microsoft.com/office/drawing/2016/5/14/chartex" xmlns:mc="http://schemas.openxmlformats.org/markup-compatibility/2006" xmlns:aink="http://schemas.microsoft.com/office/drawing/2016/ink" xmlns:am3d="http://schemas.microsoft.com/office/drawing/2017/model3d" xmlns:o="urn:schemas-microsoft-com:office:office" xmlns:oel="http://schemas.microsoft.com/office/2019/extlst" xmlns:r="http://schemas.openxmlformats.org/officeDocument/2006/relationships" xmlns:m="http://schemas.openxmlformats.org/officeDocument/2006/math" xmlns:v="urn:schemas-microsoft-com:vml" xmlns:wp14="http://schemas.microsoft.com/office/word/2010/wordprocessingDrawing" xmlns:wp="http://schemas.openxmlformats.org/drawingml/2006/wordprocessingDrawing" xmlns:w10="urn:schemas-microsoft-com:office:word" xmlns:w="http://schemas.openxmlformats.org/wordprocessingml/2006/main" xmlns:w14="http://schemas.microsoft.com/office/word/2010/wordml" xmlns:w15="http://schemas.microsoft.com/office/word/2012/wordml" xmlns:w16cex="http://schemas.microsoft.com/office/word/2018/wordml/cex" xmlns:w16cid="http://schemas.microsoft.com/office/word/2016/wordml/cid" xmlns:w16="http://schemas.microsoft.com/office/word/2018/wordml" xmlns:w16du="http://schemas.microsoft.com/office/word/2023/wordml/word16du" xmlns:w16sdtdh="http://schemas.microsoft.com/office/word/2020/wordml/sdtdatahash" xmlns:w16sdtfl="http://schemas.microsoft.com/office/word/2024/wordml/sdtformatlock" xmlns:w16se="http://schemas.microsoft.com/office/word/2015/wordml/symex" xmlns:wpg="http://schemas.microsoft.com/office/word/2010/wordprocessingGroup" xmlns:wpi="http://schemas.microsoft.com/office/word/2010/wordprocessingInk" xmlns:wne="http://schemas.microsoft.com/office/word/2006/wordml" xmlns:wps="http://schemas.microsoft.com/office/word/2010/wordprocessingShape" mc:Ignorable="w14 w15 w16se w16cid w16 w16cex w16sdtdh w16sdtfl w16du wp14">
   <w:numPicBullet w:numPicBulletId="0">
     <w:pict>
       <v:shapetype id="_x0000_t75" coordsize="21600,21600" o:spt="75" o:preferrelative="t" path="m@4@5l@4@11@9@11@9@5xe" filled="f" stroked="f">
@@ -16929,7 +17348,7 @@
         <v:path o:extrusionok="f" gradientshapeok="t" o:connecttype="rect"/>
         <o:lock v:ext="edit" aspectratio="t"/>
       </v:shapetype>
-      <v:shape id="_x0000_i1075" type="#_x0000_t75" style="width:11.25pt;height:11.25pt" o:bullet="t">
+      <v:shape id="_x0000_i1042" type="#_x0000_t75" style="width:6.95pt;height:6.95pt" o:bullet="t">
         <v:imagedata r:id="rId1" o:title="mso8C56"/>
       </v:shape>
     </w:pict>
@@ -21946,151 +22365,151 @@
       </w:rPr>
     </w:lvl>
   </w:abstractNum>
-  <w:num w:numId="1">
+  <w:num w:numId="1" w16cid:durableId="1938556426">
     <w:abstractNumId w:val="47"/>
   </w:num>
-  <w:num w:numId="2">
+  <w:num w:numId="2" w16cid:durableId="1415201693">
     <w:abstractNumId w:val="0"/>
   </w:num>
-  <w:num w:numId="3">
+  <w:num w:numId="3" w16cid:durableId="1316495441">
     <w:abstractNumId w:val="13"/>
   </w:num>
-  <w:num w:numId="4">
+  <w:num w:numId="4" w16cid:durableId="1279263832">
     <w:abstractNumId w:val="26"/>
   </w:num>
-  <w:num w:numId="5">
+  <w:num w:numId="5" w16cid:durableId="232933615">
     <w:abstractNumId w:val="20"/>
   </w:num>
-  <w:num w:numId="6">
+  <w:num w:numId="6" w16cid:durableId="437868737">
     <w:abstractNumId w:val="7"/>
   </w:num>
-  <w:num w:numId="7">
+  <w:num w:numId="7" w16cid:durableId="227693008">
     <w:abstractNumId w:val="40"/>
   </w:num>
-  <w:num w:numId="8">
+  <w:num w:numId="8" w16cid:durableId="834879789">
     <w:abstractNumId w:val="22"/>
   </w:num>
-  <w:num w:numId="9">
+  <w:num w:numId="9" w16cid:durableId="1816143419">
     <w:abstractNumId w:val="10"/>
   </w:num>
-  <w:num w:numId="10">
+  <w:num w:numId="10" w16cid:durableId="1017972719">
     <w:abstractNumId w:val="11"/>
   </w:num>
-  <w:num w:numId="11">
+  <w:num w:numId="11" w16cid:durableId="175727753">
     <w:abstractNumId w:val="24"/>
   </w:num>
-  <w:num w:numId="12">
+  <w:num w:numId="12" w16cid:durableId="1317296939">
     <w:abstractNumId w:val="41"/>
   </w:num>
-  <w:num w:numId="13">
+  <w:num w:numId="13" w16cid:durableId="2037148292">
     <w:abstractNumId w:val="29"/>
   </w:num>
-  <w:num w:numId="14">
+  <w:num w:numId="14" w16cid:durableId="2048946265">
     <w:abstractNumId w:val="43"/>
   </w:num>
-  <w:num w:numId="15">
+  <w:num w:numId="15" w16cid:durableId="1763257565">
     <w:abstractNumId w:val="4"/>
   </w:num>
-  <w:num w:numId="16">
+  <w:num w:numId="16" w16cid:durableId="1553690579">
     <w:abstractNumId w:val="19"/>
   </w:num>
-  <w:num w:numId="17">
+  <w:num w:numId="17" w16cid:durableId="158497886">
     <w:abstractNumId w:val="28"/>
   </w:num>
-  <w:num w:numId="18">
+  <w:num w:numId="18" w16cid:durableId="1245995237">
     <w:abstractNumId w:val="35"/>
   </w:num>
-  <w:num w:numId="19">
+  <w:num w:numId="19" w16cid:durableId="1917085662">
     <w:abstractNumId w:val="2"/>
   </w:num>
-  <w:num w:numId="20">
+  <w:num w:numId="20" w16cid:durableId="1278945908">
     <w:abstractNumId w:val="33"/>
   </w:num>
-  <w:num w:numId="21">
+  <w:num w:numId="21" w16cid:durableId="1002004319">
     <w:abstractNumId w:val="46"/>
   </w:num>
-  <w:num w:numId="22">
+  <w:num w:numId="22" w16cid:durableId="701975693">
     <w:abstractNumId w:val="45"/>
   </w:num>
-  <w:num w:numId="23">
+  <w:num w:numId="23" w16cid:durableId="604116343">
     <w:abstractNumId w:val="36"/>
   </w:num>
-  <w:num w:numId="24">
+  <w:num w:numId="24" w16cid:durableId="838078749">
     <w:abstractNumId w:val="38"/>
   </w:num>
-  <w:num w:numId="25">
+  <w:num w:numId="25" w16cid:durableId="366102110">
     <w:abstractNumId w:val="8"/>
   </w:num>
-  <w:num w:numId="26">
+  <w:num w:numId="26" w16cid:durableId="485435986">
     <w:abstractNumId w:val="23"/>
   </w:num>
-  <w:num w:numId="27">
+  <w:num w:numId="27" w16cid:durableId="664555813">
     <w:abstractNumId w:val="21"/>
   </w:num>
-  <w:num w:numId="28">
+  <w:num w:numId="28" w16cid:durableId="1787918753">
     <w:abstractNumId w:val="48"/>
   </w:num>
-  <w:num w:numId="29">
+  <w:num w:numId="29" w16cid:durableId="98764870">
     <w:abstractNumId w:val="17"/>
   </w:num>
-  <w:num w:numId="30">
+  <w:num w:numId="30" w16cid:durableId="1167328483">
     <w:abstractNumId w:val="30"/>
   </w:num>
-  <w:num w:numId="31">
+  <w:num w:numId="31" w16cid:durableId="1306400051">
     <w:abstractNumId w:val="14"/>
   </w:num>
-  <w:num w:numId="32">
+  <w:num w:numId="32" w16cid:durableId="1039864139">
     <w:abstractNumId w:val="15"/>
   </w:num>
-  <w:num w:numId="33">
+  <w:num w:numId="33" w16cid:durableId="342127194">
     <w:abstractNumId w:val="5"/>
   </w:num>
-  <w:num w:numId="34">
+  <w:num w:numId="34" w16cid:durableId="1734160909">
     <w:abstractNumId w:val="34"/>
   </w:num>
-  <w:num w:numId="35">
+  <w:num w:numId="35" w16cid:durableId="651714818">
     <w:abstractNumId w:val="9"/>
   </w:num>
-  <w:num w:numId="36">
+  <w:num w:numId="36" w16cid:durableId="174267150">
     <w:abstractNumId w:val="32"/>
   </w:num>
-  <w:num w:numId="37">
+  <w:num w:numId="37" w16cid:durableId="1974021131">
     <w:abstractNumId w:val="12"/>
   </w:num>
-  <w:num w:numId="38">
+  <w:num w:numId="38" w16cid:durableId="173690145">
     <w:abstractNumId w:val="31"/>
   </w:num>
-  <w:num w:numId="39">
+  <w:num w:numId="39" w16cid:durableId="614605956">
     <w:abstractNumId w:val="25"/>
   </w:num>
-  <w:num w:numId="40">
+  <w:num w:numId="40" w16cid:durableId="504562072">
     <w:abstractNumId w:val="16"/>
   </w:num>
-  <w:num w:numId="41">
+  <w:num w:numId="41" w16cid:durableId="1309624410">
     <w:abstractNumId w:val="37"/>
   </w:num>
-  <w:num w:numId="42">
+  <w:num w:numId="42" w16cid:durableId="554463859">
     <w:abstractNumId w:val="18"/>
   </w:num>
-  <w:num w:numId="43">
+  <w:num w:numId="43" w16cid:durableId="456722661">
     <w:abstractNumId w:val="27"/>
   </w:num>
-  <w:num w:numId="44">
+  <w:num w:numId="44" w16cid:durableId="1325863576">
     <w:abstractNumId w:val="44"/>
   </w:num>
-  <w:num w:numId="45">
+  <w:num w:numId="45" w16cid:durableId="564489595">
     <w:abstractNumId w:val="3"/>
   </w:num>
-  <w:num w:numId="46">
+  <w:num w:numId="46" w16cid:durableId="895162490">
     <w:abstractNumId w:val="6"/>
   </w:num>
-  <w:num w:numId="47">
+  <w:num w:numId="47" w16cid:durableId="1813446892">
     <w:abstractNumId w:val="39"/>
   </w:num>
-  <w:num w:numId="48">
+  <w:num w:numId="48" w16cid:durableId="1864902208">
     <w:abstractNumId w:val="42"/>
   </w:num>
-  <w:num w:numId="49">
+  <w:num w:numId="49" w16cid:durableId="71902003">
     <w:abstractNumId w:val="1"/>
   </w:num>
   <w:numIdMacAtCleanup w:val="49"/>
@@ -22098,7 +22517,7 @@
 </file>
 
 <file path=word/styles.xml><?xml version="1.0" encoding="utf-8"?>
-<w:styles xmlns:mc="http://schemas.openxmlformats.org/markup-compatibility/2006" xmlns:r="http://schemas.openxmlformats.org/officeDocument/2006/relationships" xmlns:w="http://schemas.openxmlformats.org/wordprocessingml/2006/main" xmlns:w14="http://schemas.microsoft.com/office/word/2010/wordml" xmlns:w15="http://schemas.microsoft.com/office/word/2012/wordml" xmlns:w16cex="http://schemas.microsoft.com/office/word/2018/wordml/cex" xmlns:w16cid="http://schemas.microsoft.com/office/word/2016/wordml/cid" xmlns:w16="http://schemas.microsoft.com/office/word/2018/wordml" xmlns:w16sdtdh="http://schemas.microsoft.com/office/word/2020/wordml/sdtdatahash" xmlns:w16se="http://schemas.microsoft.com/office/word/2015/wordml/symex" mc:Ignorable="w14 w15 w16se w16cid w16 w16cex w16sdtdh">
+<w:styles xmlns:mc="http://schemas.openxmlformats.org/markup-compatibility/2006" xmlns:r="http://schemas.openxmlformats.org/officeDocument/2006/relationships" xmlns:w="http://schemas.openxmlformats.org/wordprocessingml/2006/main" xmlns:w14="http://schemas.microsoft.com/office/word/2010/wordml" xmlns:w15="http://schemas.microsoft.com/office/word/2012/wordml" xmlns:w16cex="http://schemas.microsoft.com/office/word/2018/wordml/cex" xmlns:w16cid="http://schemas.microsoft.com/office/word/2016/wordml/cid" xmlns:w16="http://schemas.microsoft.com/office/word/2018/wordml" xmlns:w16du="http://schemas.microsoft.com/office/word/2023/wordml/word16du" xmlns:w16sdtdh="http://schemas.microsoft.com/office/word/2020/wordml/sdtdatahash" xmlns:w16sdtfl="http://schemas.microsoft.com/office/word/2024/wordml/sdtformatlock" xmlns:w16se="http://schemas.microsoft.com/office/word/2015/wordml/symex" mc:Ignorable="w14 w15 w16se w16cid w16 w16cex w16sdtdh w16sdtfl w16du">
   <w:docDefaults>
     <w:rPrDefault>
       <w:rPr>
@@ -23821,10 +24240,6 @@
 </file>
 
 <file path=customXml/item1.xml><?xml version="1.0" encoding="utf-8"?>
-<b:Sources xmlns:b="http://schemas.openxmlformats.org/officeDocument/2006/bibliography" xmlns="http://schemas.openxmlformats.org/officeDocument/2006/bibliography" SelectedStyle="\APASixthEditionOfficeOnline.xsl" StyleName="APA" Version="6"/>
-</file>
-
-<file path=customXml/item2.xml><?xml version="1.0" encoding="utf-8"?>
 <?mso-contentType ?>
 <FormTemplates xmlns="http://schemas.microsoft.com/sharepoint/v3/contenttype/forms">
   <Display>DocumentLibraryForm</Display>
@@ -23833,7 +24248,7 @@
 </FormTemplates>
 </file>
 
-<file path=customXml/item3.xml><?xml version="1.0" encoding="utf-8"?>
+<file path=customXml/item2.xml><?xml version="1.0" encoding="utf-8"?>
 <ct:contentTypeSchema xmlns:ct="http://schemas.microsoft.com/office/2006/metadata/contentType" xmlns:ma="http://schemas.microsoft.com/office/2006/metadata/properties/metaAttributes" ct:_="" ma:_="" ma:contentTypeName="Documento" ma:contentTypeID="0x01010049282E1EDBE9234EA9E6D38F720E265F" ma:contentTypeVersion="15" ma:contentTypeDescription="Crear nuevo documento." ma:contentTypeScope="" ma:versionID="b31c7aa9eaf043a08b87120b3c4916e3">
   <xsd:schema xmlns:xsd="http://www.w3.org/2001/XMLSchema" xmlns:xs="http://www.w3.org/2001/XMLSchema" xmlns:p="http://schemas.microsoft.com/office/2006/metadata/properties" xmlns:ns2="cb45339b-ced9-4d0d-8f64-77573914d53b" xmlns:ns3="43a3ca16-9c26-4813-b83f-4aec9927b43f" targetNamespace="http://schemas.microsoft.com/office/2006/metadata/properties" ma:root="true" ma:fieldsID="3533d065b04d75c457075bc55f1f5315" ns2:_="" ns3:_="">
     <xsd:import namespace="cb45339b-ced9-4d0d-8f64-77573914d53b"/>
@@ -24068,6 +24483,10 @@
 </ct:contentTypeSchema>
 </file>
 
+<file path=customXml/item3.xml><?xml version="1.0" encoding="utf-8"?>
+<b:Sources xmlns:b="http://schemas.openxmlformats.org/officeDocument/2006/bibliography" xmlns="http://schemas.openxmlformats.org/officeDocument/2006/bibliography" SelectedStyle="\APASixthEditionOfficeOnline.xsl" StyleName="APA" Version="6"/>
+</file>
+
 <file path=customXml/item4.xml><?xml version="1.0" encoding="utf-8"?>
 <p:properties xmlns:p="http://schemas.microsoft.com/office/2006/metadata/properties" xmlns:xsi="http://www.w3.org/2001/XMLSchema-instance" xmlns:pc="http://schemas.microsoft.com/office/infopath/2007/PartnerControls">
   <documentManagement>
@@ -24080,14 +24499,6 @@
 </file>
 
 <file path=customXml/itemProps1.xml><?xml version="1.0" encoding="utf-8"?>
-<ds:datastoreItem xmlns:ds="http://schemas.openxmlformats.org/officeDocument/2006/customXml" ds:itemID="{A9F2CEBA-C824-4C86-81A8-E32CBD0EB92D}">
-  <ds:schemaRefs>
-    <ds:schemaRef ds:uri="http://schemas.openxmlformats.org/officeDocument/2006/bibliography"/>
-  </ds:schemaRefs>
-</ds:datastoreItem>
-</file>
-
-<file path=customXml/itemProps2.xml><?xml version="1.0" encoding="utf-8"?>
 <ds:datastoreItem xmlns:ds="http://schemas.openxmlformats.org/officeDocument/2006/customXml" ds:itemID="{D00A4A46-BDBD-48AC-87B9-2BA42D9CC06F}">
   <ds:schemaRefs>
     <ds:schemaRef ds:uri="http://schemas.microsoft.com/sharepoint/v3/contenttype/forms"/>
@@ -24095,7 +24506,7 @@
 </ds:datastoreItem>
 </file>
 
-<file path=customXml/itemProps3.xml><?xml version="1.0" encoding="utf-8"?>
+<file path=customXml/itemProps2.xml><?xml version="1.0" encoding="utf-8"?>
 <ds:datastoreItem xmlns:ds="http://schemas.openxmlformats.org/officeDocument/2006/customXml" ds:itemID="{0BC4A0A4-89EA-4C0C-9011-C1B351E892BC}">
   <ds:schemaRefs>
     <ds:schemaRef ds:uri="http://schemas.microsoft.com/office/2006/metadata/contentType"/>
@@ -24114,6 +24525,14 @@
 </ds:datastoreItem>
 </file>
 
+<file path=customXml/itemProps3.xml><?xml version="1.0" encoding="utf-8"?>
+<ds:datastoreItem xmlns:ds="http://schemas.openxmlformats.org/officeDocument/2006/customXml" ds:itemID="{A9F2CEBA-C824-4C86-81A8-E32CBD0EB92D}">
+  <ds:schemaRefs>
+    <ds:schemaRef ds:uri="http://schemas.openxmlformats.org/officeDocument/2006/bibliography"/>
+  </ds:schemaRefs>
+</ds:datastoreItem>
+</file>
+
 <file path=customXml/itemProps4.xml><?xml version="1.0" encoding="utf-8"?>
 <ds:datastoreItem xmlns:ds="http://schemas.openxmlformats.org/officeDocument/2006/customXml" ds:itemID="{26259216-AD86-464A-AEAD-95B1F9E17392}">
   <ds:schemaRefs>

--- a/fuentes/CF3_52450478_DU.docx
+++ b/fuentes/CF3_52450478_DU.docx
@@ -1,6 +1,6 @@
 
 <file path=word/document.xml><?xml version="1.0" encoding="utf-8"?>
-<w:document xmlns:wpc="http://schemas.microsoft.com/office/word/2010/wordprocessingCanvas" xmlns:cx="http://schemas.microsoft.com/office/drawing/2014/chartex" xmlns:cx1="http://schemas.microsoft.com/office/drawing/2015/9/8/chartex" xmlns:cx2="http://schemas.microsoft.com/office/drawing/2015/10/21/chartex" xmlns:cx3="http://schemas.microsoft.com/office/drawing/2016/5/9/chartex" xmlns:cx4="http://schemas.microsoft.com/office/drawing/2016/5/10/chartex" xmlns:cx5="http://schemas.microsoft.com/office/drawing/2016/5/11/chartex" xmlns:cx6="http://schemas.microsoft.com/office/drawing/2016/5/12/chartex" xmlns:cx7="http://schemas.microsoft.com/office/drawing/2016/5/13/chartex" xmlns:cx8="http://schemas.microsoft.com/office/drawing/2016/5/14/chartex" xmlns:mc="http://schemas.openxmlformats.org/markup-compatibility/2006" xmlns:aink="http://schemas.microsoft.com/office/drawing/2016/ink" xmlns:am3d="http://schemas.microsoft.com/office/drawing/2017/model3d" xmlns:o="urn:schemas-microsoft-com:office:office" xmlns:oel="http://schemas.microsoft.com/office/2019/extlst" xmlns:r="http://schemas.openxmlformats.org/officeDocument/2006/relationships" xmlns:m="http://schemas.openxmlformats.org/officeDocument/2006/math" xmlns:v="urn:schemas-microsoft-com:vml" xmlns:wp14="http://schemas.microsoft.com/office/word/2010/wordprocessingDrawing" xmlns:wp="http://schemas.openxmlformats.org/drawingml/2006/wordprocessingDrawing" xmlns:w10="urn:schemas-microsoft-com:office:word" xmlns:w="http://schemas.openxmlformats.org/wordprocessingml/2006/main" xmlns:w14="http://schemas.microsoft.com/office/word/2010/wordml" xmlns:w15="http://schemas.microsoft.com/office/word/2012/wordml" xmlns:w16cex="http://schemas.microsoft.com/office/word/2018/wordml/cex" xmlns:w16cid="http://schemas.microsoft.com/office/word/2016/wordml/cid" xmlns:w16="http://schemas.microsoft.com/office/word/2018/wordml" xmlns:w16du="http://schemas.microsoft.com/office/word/2023/wordml/word16du" xmlns:w16sdtdh="http://schemas.microsoft.com/office/word/2020/wordml/sdtdatahash" xmlns:w16sdtfl="http://schemas.microsoft.com/office/word/2024/wordml/sdtformatlock" xmlns:w16se="http://schemas.microsoft.com/office/word/2015/wordml/symex" xmlns:wpg="http://schemas.microsoft.com/office/word/2010/wordprocessingGroup" xmlns:wpi="http://schemas.microsoft.com/office/word/2010/wordprocessingInk" xmlns:wne="http://schemas.microsoft.com/office/word/2006/wordml" xmlns:wps="http://schemas.microsoft.com/office/word/2010/wordprocessingShape" mc:Ignorable="w14 w15 w16se w16cid w16 w16cex w16sdtdh w16sdtfl w16du wp14">
+<w:document xmlns:wpc="http://schemas.microsoft.com/office/word/2010/wordprocessingCanvas" xmlns:cx="http://schemas.microsoft.com/office/drawing/2014/chartex" xmlns:cx1="http://schemas.microsoft.com/office/drawing/2015/9/8/chartex" xmlns:cx2="http://schemas.microsoft.com/office/drawing/2015/10/21/chartex" xmlns:cx3="http://schemas.microsoft.com/office/drawing/2016/5/9/chartex" xmlns:cx4="http://schemas.microsoft.com/office/drawing/2016/5/10/chartex" xmlns:cx5="http://schemas.microsoft.com/office/drawing/2016/5/11/chartex" xmlns:cx6="http://schemas.microsoft.com/office/drawing/2016/5/12/chartex" xmlns:cx7="http://schemas.microsoft.com/office/drawing/2016/5/13/chartex" xmlns:cx8="http://schemas.microsoft.com/office/drawing/2016/5/14/chartex" xmlns:mc="http://schemas.openxmlformats.org/markup-compatibility/2006" xmlns:aink="http://schemas.microsoft.com/office/drawing/2016/ink" xmlns:am3d="http://schemas.microsoft.com/office/drawing/2017/model3d" xmlns:o="urn:schemas-microsoft-com:office:office" xmlns:r="http://schemas.openxmlformats.org/officeDocument/2006/relationships" xmlns:m="http://schemas.openxmlformats.org/officeDocument/2006/math" xmlns:v="urn:schemas-microsoft-com:vml" xmlns:wp14="http://schemas.microsoft.com/office/word/2010/wordprocessingDrawing" xmlns:wp="http://schemas.openxmlformats.org/drawingml/2006/wordprocessingDrawing" xmlns:w10="urn:schemas-microsoft-com:office:word" xmlns:w="http://schemas.openxmlformats.org/wordprocessingml/2006/main" xmlns:w14="http://schemas.microsoft.com/office/word/2010/wordml" xmlns:w15="http://schemas.microsoft.com/office/word/2012/wordml" xmlns:w16cex="http://schemas.microsoft.com/office/word/2018/wordml/cex" xmlns:w16cid="http://schemas.microsoft.com/office/word/2016/wordml/cid" xmlns:w16="http://schemas.microsoft.com/office/word/2018/wordml" xmlns:w16sdtdh="http://schemas.microsoft.com/office/word/2020/wordml/sdtdatahash" xmlns:w16se="http://schemas.microsoft.com/office/word/2015/wordml/symex" xmlns:wpg="http://schemas.microsoft.com/office/word/2010/wordprocessingGroup" xmlns:wpi="http://schemas.microsoft.com/office/word/2010/wordprocessingInk" xmlns:wne="http://schemas.microsoft.com/office/word/2006/wordml" xmlns:wps="http://schemas.microsoft.com/office/word/2010/wordprocessingShape" mc:Ignorable="w14 w15 w16se w16cid w16 w16cex w16sdtdh wp14">
   <w:body>
     <w:p>
       <w:r>
@@ -201,9 +201,9 @@
               </wp:anchor>
             </w:drawing>
           </mc:Choice>
-          <mc:Fallback>
-            <w:pict>
-              <v:rect w14:anchorId="393B4CD3" id="Rectángulo 3" o:spid="_x0000_s1026" alt="&quot;&quot;" style="position:absolute;margin-left:-55.65pt;margin-top:26.95pt;width:613.85pt;height:165.5pt;z-index:-251655168;visibility:visible;mso-wrap-style:square;mso-height-percent:0;mso-wrap-distance-left:9pt;mso-wrap-distance-top:0;mso-wrap-distance-right:9pt;mso-wrap-distance-bottom:0;mso-position-horizontal:absolute;mso-position-horizontal-relative:text;mso-position-vertical:absolute;mso-position-vertical-relative:text;mso-height-percent:0;mso-height-relative:margin;v-text-anchor:middle" o:gfxdata="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" fillcolor="#00314d" stroked="f" strokeweight="1pt"/>
+          <mc:Fallback xmlns:oel="http://schemas.microsoft.com/office/2019/extlst" xmlns:w16du="http://schemas.microsoft.com/office/word/2023/wordml/word16du" xmlns:w16sdtfl="http://schemas.microsoft.com/office/word/2024/wordml/sdtformatlock" xmlns:a="http://schemas.openxmlformats.org/drawingml/2006/main" xmlns:adec="http://schemas.microsoft.com/office/drawing/2017/decorative" xmlns:pic="http://schemas.openxmlformats.org/drawingml/2006/picture" xmlns:a14="http://schemas.microsoft.com/office/drawing/2010/main" xmlns:asvg="http://schemas.microsoft.com/office/drawing/2016/SVG/main">
+            <w:pict w14:anchorId="1EB57A50">
+              <v:rect id="Rectángulo 3" style="position:absolute;margin-left:-55.65pt;margin-top:26.95pt;width:613.85pt;height:165.5pt;z-index:-251655168;visibility:visible;mso-wrap-style:square;mso-height-percent:0;mso-wrap-distance-left:9pt;mso-wrap-distance-top:0;mso-wrap-distance-right:9pt;mso-wrap-distance-bottom:0;mso-position-horizontal:absolute;mso-position-horizontal-relative:text;mso-position-vertical:absolute;mso-position-vertical-relative:text;mso-height-percent:0;mso-height-relative:margin;v-text-anchor:middle" alt="&quot;&quot;" o:spid="_x0000_s1026" fillcolor="#00314d" stroked="f" strokeweight="1pt" w14:anchorId="393B4CD3" o:gfxdata="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"/>
             </w:pict>
           </mc:Fallback>
         </mc:AlternateContent>
@@ -308,7 +308,7 @@
                 <v:stroke joinstyle="miter"/>
                 <v:path gradientshapeok="t" o:connecttype="rect"/>
               </v:shapetype>
-              <v:shape id="Cuadro de texto 2" o:spid="_x0000_s1026" type="#_x0000_t202" alt="&quot;&quot;" style="position:absolute;left:0;text-align:left;margin-left:-19.8pt;margin-top:36.75pt;width:488.95pt;height:115.5pt;z-index:251663360;visibility:visible;mso-wrap-style:square;mso-width-percent:0;mso-height-percent:0;mso-wrap-distance-left:9pt;mso-wrap-distance-top:3.6pt;mso-wrap-distance-right:9pt;mso-wrap-distance-bottom:3.6pt;mso-position-horizontal:absolute;mso-position-horizontal-relative:text;mso-position-vertical:absolute;mso-position-vertical-relative:text;mso-width-percent:0;mso-height-percent:0;mso-width-relative:margin;mso-height-relative:margin;v-text-anchor:top" o:gfxdata="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" filled="f" stroked="f">
+              <v:shape id="Cuadro de texto 2" o:spid="_x0000_s1026" type="#_x0000_t202" alt="&quot;&quot;" style="position:absolute;left:0;text-align:left;margin-left:-19.8pt;margin-top:36.75pt;width:488.95pt;height:115.5pt;z-index:251663360;visibility:visible;mso-wrap-style:square;mso-width-percent:0;mso-height-percent:0;mso-wrap-distance-left:9pt;mso-wrap-distance-top:3.6pt;mso-wrap-distance-right:9pt;mso-wrap-distance-bottom:3.6pt;mso-position-horizontal:absolute;mso-position-horizontal-relative:text;mso-position-vertical:absolute;mso-position-vertical-relative:text;mso-width-percent:0;mso-height-percent:0;mso-width-relative:margin;mso-height-relative:margin;v-text-anchor:top" o:gfxdata="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" filled="f" stroked="f">
                 <v:textbox>
                   <w:txbxContent>
                     <w:p>
@@ -494,7 +494,7 @@
     <w:sdt>
       <w:sdtPr>
         <w:rPr>
-          <w:rFonts w:asciiTheme="minorHAnsi" w:eastAsiaTheme="minorHAnsi" w:hAnsiTheme="minorHAnsi" w:cstheme="minorBidi"/>
+          <w:rFonts w:asciiTheme="minorHAnsi" w:eastAsiaTheme="minorEastAsia" w:hAnsiTheme="minorHAnsi" w:cstheme="minorBidi"/>
           <w:b w:val="0"/>
           <w:color w:val="auto"/>
           <w:kern w:val="2"/>
@@ -509,12 +509,7 @@
           <w:docPartUnique/>
         </w:docPartObj>
       </w:sdtPr>
-      <w:sdtEndPr>
-        <w:rPr>
-          <w:rFonts w:cstheme="minorHAnsi"/>
-          <w:bCs/>
-        </w:rPr>
-      </w:sdtEndPr>
+      <w:sdtEndPr/>
       <w:sdtContent>
         <w:p>
           <w:pPr>
@@ -2510,10 +2505,10 @@
           <w:lang w:eastAsia="es-CO"/>
         </w:rPr>
         <w:drawing>
-          <wp:inline distT="0" distB="0" distL="0" distR="0" wp14:anchorId="74EEA502" wp14:editId="4091C7B8">
+          <wp:inline distT="0" distB="0" distL="0" distR="0" wp14:anchorId="74EEA502" wp14:editId="22929E1F">
             <wp:extent cx="4486275" cy="1314450"/>
             <wp:effectExtent l="0" t="0" r="9525" b="0"/>
-            <wp:docPr id="10" name="Imagen 10" descr="Contiene la palabra “PIQUETES” dispuesta en forma horizontal. A su derecha, hay líneas horizontales acompañadas por uno o dos rombos. Un rombo representa una marca de referencia sencilla en el patrón; dos rombos indican una referencia doble para unir piezas durante la confección."/>
+            <wp:docPr id="10" name="Imagen 10" descr="Contiene la palabra “piquetes” dispuesta en forma horizontal. A su derecha, hay líneas horizontales acompañadas por uno o dos rombos. Un rombo representa una marca de referencia sencilla en el patrón; dos rombos indican una referencia doble para unir piezas durante la confección."/>
             <wp:cNvGraphicFramePr>
               <a:graphicFrameLocks xmlns:a="http://schemas.openxmlformats.org/drawingml/2006/main" noChangeAspect="1"/>
             </wp:cNvGraphicFramePr>
@@ -2521,7 +2516,7 @@
               <a:graphicData uri="http://schemas.openxmlformats.org/drawingml/2006/picture">
                 <pic:pic xmlns:pic="http://schemas.openxmlformats.org/drawingml/2006/picture">
                   <pic:nvPicPr>
-                    <pic:cNvPr id="10" name="Imagen 10" descr="Contiene la palabra “PIQUETES” dispuesta en forma horizontal. A su derecha, hay líneas horizontales acompañadas por uno o dos rombos. Un rombo representa una marca de referencia sencilla en el patrón; dos rombos indican una referencia doble para unir piezas durante la confección."/>
+                    <pic:cNvPr id="10" name="Imagen 10" descr="Contiene la palabra “piquetes” dispuesta en forma horizontal. A su derecha, hay líneas horizontales acompañadas por uno o dos rombos. Un rombo representa una marca de referencia sencilla en el patrón; dos rombos indican una referencia doble para unir piezas durante la confección."/>
                     <pic:cNvPicPr>
                       <a:picLocks noChangeAspect="1" noChangeArrowheads="1"/>
                     </pic:cNvPicPr>
@@ -2698,10 +2693,10 @@
           <w:lang w:eastAsia="es-CO"/>
         </w:rPr>
         <w:drawing>
-          <wp:inline distT="0" distB="0" distL="0" distR="0" wp14:anchorId="3A2ED2D3" wp14:editId="11BEE0AA">
+          <wp:inline distT="0" distB="0" distL="0" distR="0" wp14:anchorId="3A2ED2D3" wp14:editId="0D4EEAB9">
             <wp:extent cx="4486275" cy="1314450"/>
             <wp:effectExtent l="0" t="0" r="9525" b="0"/>
-            <wp:docPr id="11" name="Imagen 11" descr="Incluye el texto “DOBLEZ DE LA TELA” alineado a la izquierda. A su derecha, hay un símbolo en forma de ángulo recto que indica el borde doblado del tejido. A lo largo de ese borde aparecen tres equis en fila vertical, señalando que esa parte del patrón debe colocarse sobre el doblez de la tela."/>
+            <wp:docPr id="11" name="Imagen 11" descr="Incluye el texto “doblez de la tela” alineado a la izquierda. A su derecha, hay un símbolo en forma de ángulo recto que indica el borde doblado del tejido. A lo largo de ese borde aparecen tres equis en fila vertical, señalando que esa parte del patrón debe colocarse sobre el doblez de la tela."/>
             <wp:cNvGraphicFramePr>
               <a:graphicFrameLocks xmlns:a="http://schemas.openxmlformats.org/drawingml/2006/main" noChangeAspect="1"/>
             </wp:cNvGraphicFramePr>
@@ -2709,7 +2704,7 @@
               <a:graphicData uri="http://schemas.openxmlformats.org/drawingml/2006/picture">
                 <pic:pic xmlns:pic="http://schemas.openxmlformats.org/drawingml/2006/picture">
                   <pic:nvPicPr>
-                    <pic:cNvPr id="11" name="Imagen 11" descr="Incluye el texto “DOBLEZ DE LA TELA” alineado a la izquierda. A su derecha, hay un símbolo en forma de ángulo recto que indica el borde doblado del tejido. A lo largo de ese borde aparecen tres equis en fila vertical, señalando que esa parte del patrón debe colocarse sobre el doblez de la tela."/>
+                    <pic:cNvPr id="11" name="Imagen 11" descr="Incluye el texto “doblez de la tela” alineado a la izquierda. A su derecha, hay un símbolo en forma de ángulo recto que indica el borde doblado del tejido. A lo largo de ese borde aparecen tres equis en fila vertical, señalando que esa parte del patrón debe colocarse sobre el doblez de la tela."/>
                     <pic:cNvPicPr>
                       <a:picLocks noChangeAspect="1" noChangeArrowheads="1"/>
                     </pic:cNvPicPr>
@@ -2884,10 +2879,10 @@
           <w:lang w:eastAsia="es-CO"/>
         </w:rPr>
         <w:drawing>
-          <wp:inline distT="0" distB="0" distL="0" distR="0" wp14:anchorId="6EC646CE" wp14:editId="4B1B638D">
+          <wp:inline distT="0" distB="0" distL="0" distR="0" wp14:anchorId="6EC646CE" wp14:editId="5EECE5AC">
             <wp:extent cx="4486275" cy="1314450"/>
             <wp:effectExtent l="0" t="0" r="9525" b="0"/>
-            <wp:docPr id="12" name="Imagen 12" descr="Presenta el texto “MARGEN DE COSTURA” en orientación horizontal. A la derecha, hay dos líneas: una continua que representa el borde del patrón y otra discontinua que indica el espacio añadido para la costura."/>
+            <wp:docPr id="12" name="Imagen 12" descr="Presenta el texto “margen de costura” en orientación horizontal. A la derecha, hay dos líneas: una continua que representa el borde del patrón y otra discontinua que indica el espacio añadido para la costura."/>
             <wp:cNvGraphicFramePr>
               <a:graphicFrameLocks xmlns:a="http://schemas.openxmlformats.org/drawingml/2006/main" noChangeAspect="1"/>
             </wp:cNvGraphicFramePr>
@@ -2895,7 +2890,7 @@
               <a:graphicData uri="http://schemas.openxmlformats.org/drawingml/2006/picture">
                 <pic:pic xmlns:pic="http://schemas.openxmlformats.org/drawingml/2006/picture">
                   <pic:nvPicPr>
-                    <pic:cNvPr id="12" name="Imagen 12" descr="Presenta el texto “MARGEN DE COSTURA” en orientación horizontal. A la derecha, hay dos líneas: una continua que representa el borde del patrón y otra discontinua que indica el espacio añadido para la costura."/>
+                    <pic:cNvPr id="12" name="Imagen 12" descr="Presenta el texto “margen de costura” en orientación horizontal. A la derecha, hay dos líneas: una continua que representa el borde del patrón y otra discontinua que indica el espacio añadido para la costura."/>
                     <pic:cNvPicPr>
                       <a:picLocks noChangeAspect="1" noChangeArrowheads="1"/>
                     </pic:cNvPicPr>
@@ -3091,10 +3086,10 @@
           <w:lang w:eastAsia="es-CO"/>
         </w:rPr>
         <w:drawing>
-          <wp:inline distT="0" distB="0" distL="0" distR="0" wp14:anchorId="57423D3D" wp14:editId="37F12853">
+          <wp:inline distT="0" distB="0" distL="0" distR="0" wp14:anchorId="57423D3D" wp14:editId="3E950377">
             <wp:extent cx="4486275" cy="1314450"/>
             <wp:effectExtent l="0" t="0" r="9525" b="0"/>
-            <wp:docPr id="13" name="Imagen 13" descr="Contiene la palabra “PINZAS” alineada horizontalmente. A su derecha, hay dos líneas que parten desde un punto circular y se abren hacia una línea vertical. Una línea es continua y la otra discontinua. "/>
+            <wp:docPr id="13" name="Imagen 13" descr="Contiene la palabra “pinzas” alineada horizontalmente. A su derecha, hay dos líneas que parten desde un punto circular y se abren hacia una línea vertical. Una línea es continua y la otra discontinua. "/>
             <wp:cNvGraphicFramePr>
               <a:graphicFrameLocks xmlns:a="http://schemas.openxmlformats.org/drawingml/2006/main" noChangeAspect="1"/>
             </wp:cNvGraphicFramePr>
@@ -3102,7 +3097,7 @@
               <a:graphicData uri="http://schemas.openxmlformats.org/drawingml/2006/picture">
                 <pic:pic xmlns:pic="http://schemas.openxmlformats.org/drawingml/2006/picture">
                   <pic:nvPicPr>
-                    <pic:cNvPr id="13" name="Imagen 13" descr="Contiene la palabra “PINZAS” alineada horizontalmente. A su derecha, hay dos líneas que parten desde un punto circular y se abren hacia una línea vertical. Una línea es continua y la otra discontinua. "/>
+                    <pic:cNvPr id="13" name="Imagen 13" descr="Contiene la palabra “pinzas” alineada horizontalmente. A su derecha, hay dos líneas que parten desde un punto circular y se abren hacia una línea vertical. Una línea es continua y la otra discontinua. "/>
                     <pic:cNvPicPr>
                       <a:picLocks noChangeAspect="1" noChangeArrowheads="1"/>
                     </pic:cNvPicPr>
@@ -13362,14 +13357,25 @@
         <w:pStyle w:val="Ttulo2"/>
         <w:rPr>
           <w:rStyle w:val="Extranjerismo"/>
+          <w:lang w:val="es-419"/>
         </w:rPr>
       </w:pPr>
       <w:bookmarkStart w:id="9" w:name="_Toc203649871"/>
+      <w:proofErr w:type="spellStart"/>
       <w:r>
         <w:rPr>
           <w:rStyle w:val="Extranjerismo"/>
-        </w:rPr>
-        <w:t>Crop tops</w:t>
+          <w:lang w:val="es-419"/>
+        </w:rPr>
+        <w:t>Crop</w:t>
+      </w:r>
+      <w:proofErr w:type="spellEnd"/>
+      <w:r>
+        <w:rPr>
+          <w:rStyle w:val="Extranjerismo"/>
+          <w:lang w:val="es-419"/>
+        </w:rPr>
+        <w:t xml:space="preserve"> tops</w:t>
       </w:r>
       <w:bookmarkEnd w:id="9"/>
     </w:p>
@@ -16578,8 +16584,13 @@
             <w:pPr>
               <w:pStyle w:val="TextoTablas"/>
             </w:pPr>
+            <w:proofErr w:type="spellStart"/>
             <w:r>
-              <w:t>Milady Tatiana Villamil Castellanos</w:t>
+              <w:t>Milady</w:t>
+            </w:r>
+            <w:proofErr w:type="spellEnd"/>
+            <w:r>
+              <w:t xml:space="preserve"> Tatiana Villamil Castellanos</w:t>
             </w:r>
           </w:p>
         </w:tc>
@@ -17009,7 +17020,7 @@
 </file>
 
 <file path=word/endnotes.xml><?xml version="1.0" encoding="utf-8"?>
-<w:endnotes xmlns:wpc="http://schemas.microsoft.com/office/word/2010/wordprocessingCanvas" xmlns:cx="http://schemas.microsoft.com/office/drawing/2014/chartex" xmlns:cx1="http://schemas.microsoft.com/office/drawing/2015/9/8/chartex" xmlns:cx2="http://schemas.microsoft.com/office/drawing/2015/10/21/chartex" xmlns:cx3="http://schemas.microsoft.com/office/drawing/2016/5/9/chartex" xmlns:cx4="http://schemas.microsoft.com/office/drawing/2016/5/10/chartex" xmlns:cx5="http://schemas.microsoft.com/office/drawing/2016/5/11/chartex" xmlns:cx6="http://schemas.microsoft.com/office/drawing/2016/5/12/chartex" xmlns:cx7="http://schemas.microsoft.com/office/drawing/2016/5/13/chartex" xmlns:cx8="http://schemas.microsoft.com/office/drawing/2016/5/14/chartex" xmlns:mc="http://schemas.openxmlformats.org/markup-compatibility/2006" xmlns:aink="http://schemas.microsoft.com/office/drawing/2016/ink" xmlns:am3d="http://schemas.microsoft.com/office/drawing/2017/model3d" xmlns:o="urn:schemas-microsoft-com:office:office" xmlns:oel="http://schemas.microsoft.com/office/2019/extlst" xmlns:r="http://schemas.openxmlformats.org/officeDocument/2006/relationships" xmlns:m="http://schemas.openxmlformats.org/officeDocument/2006/math" xmlns:v="urn:schemas-microsoft-com:vml" xmlns:wp14="http://schemas.microsoft.com/office/word/2010/wordprocessingDrawing" xmlns:wp="http://schemas.openxmlformats.org/drawingml/2006/wordprocessingDrawing" xmlns:w10="urn:schemas-microsoft-com:office:word" xmlns:w="http://schemas.openxmlformats.org/wordprocessingml/2006/main" xmlns:w14="http://schemas.microsoft.com/office/word/2010/wordml" xmlns:w15="http://schemas.microsoft.com/office/word/2012/wordml" xmlns:w16cex="http://schemas.microsoft.com/office/word/2018/wordml/cex" xmlns:w16cid="http://schemas.microsoft.com/office/word/2016/wordml/cid" xmlns:w16="http://schemas.microsoft.com/office/word/2018/wordml" xmlns:w16du="http://schemas.microsoft.com/office/word/2023/wordml/word16du" xmlns:w16sdtdh="http://schemas.microsoft.com/office/word/2020/wordml/sdtdatahash" xmlns:w16sdtfl="http://schemas.microsoft.com/office/word/2024/wordml/sdtformatlock" xmlns:w16se="http://schemas.microsoft.com/office/word/2015/wordml/symex" xmlns:wpg="http://schemas.microsoft.com/office/word/2010/wordprocessingGroup" xmlns:wpi="http://schemas.microsoft.com/office/word/2010/wordprocessingInk" xmlns:wne="http://schemas.microsoft.com/office/word/2006/wordml" xmlns:wps="http://schemas.microsoft.com/office/word/2010/wordprocessingShape" mc:Ignorable="w14 w15 w16se w16cid w16 w16cex w16sdtdh w16sdtfl w16du wp14">
+<w:endnotes xmlns:wpc="http://schemas.microsoft.com/office/word/2010/wordprocessingCanvas" xmlns:cx="http://schemas.microsoft.com/office/drawing/2014/chartex" xmlns:cx1="http://schemas.microsoft.com/office/drawing/2015/9/8/chartex" xmlns:cx2="http://schemas.microsoft.com/office/drawing/2015/10/21/chartex" xmlns:cx3="http://schemas.microsoft.com/office/drawing/2016/5/9/chartex" xmlns:cx4="http://schemas.microsoft.com/office/drawing/2016/5/10/chartex" xmlns:cx5="http://schemas.microsoft.com/office/drawing/2016/5/11/chartex" xmlns:cx6="http://schemas.microsoft.com/office/drawing/2016/5/12/chartex" xmlns:cx7="http://schemas.microsoft.com/office/drawing/2016/5/13/chartex" xmlns:cx8="http://schemas.microsoft.com/office/drawing/2016/5/14/chartex" xmlns:mc="http://schemas.openxmlformats.org/markup-compatibility/2006" xmlns:aink="http://schemas.microsoft.com/office/drawing/2016/ink" xmlns:am3d="http://schemas.microsoft.com/office/drawing/2017/model3d" xmlns:o="urn:schemas-microsoft-com:office:office" xmlns:r="http://schemas.openxmlformats.org/officeDocument/2006/relationships" xmlns:m="http://schemas.openxmlformats.org/officeDocument/2006/math" xmlns:v="urn:schemas-microsoft-com:vml" xmlns:wp14="http://schemas.microsoft.com/office/word/2010/wordprocessingDrawing" xmlns:wp="http://schemas.openxmlformats.org/drawingml/2006/wordprocessingDrawing" xmlns:w10="urn:schemas-microsoft-com:office:word" xmlns:w="http://schemas.openxmlformats.org/wordprocessingml/2006/main" xmlns:w14="http://schemas.microsoft.com/office/word/2010/wordml" xmlns:w15="http://schemas.microsoft.com/office/word/2012/wordml" xmlns:w16cex="http://schemas.microsoft.com/office/word/2018/wordml/cex" xmlns:w16cid="http://schemas.microsoft.com/office/word/2016/wordml/cid" xmlns:w16="http://schemas.microsoft.com/office/word/2018/wordml" xmlns:w16sdtdh="http://schemas.microsoft.com/office/word/2020/wordml/sdtdatahash" xmlns:w16se="http://schemas.microsoft.com/office/word/2015/wordml/symex" xmlns:wpg="http://schemas.microsoft.com/office/word/2010/wordprocessingGroup" xmlns:wpi="http://schemas.microsoft.com/office/word/2010/wordprocessingInk" xmlns:wne="http://schemas.microsoft.com/office/word/2006/wordml" xmlns:wps="http://schemas.microsoft.com/office/word/2010/wordprocessingShape" mc:Ignorable="w14 w15 w16se w16cid w16 w16cex w16sdtdh wp14">
   <w:endnote w:type="separator" w:id="-1">
     <w:p>
       <w:pPr>
@@ -17034,7 +17045,7 @@
 </file>
 
 <file path=word/footer1.xml><?xml version="1.0" encoding="utf-8"?>
-<w:ftr xmlns:wpc="http://schemas.microsoft.com/office/word/2010/wordprocessingCanvas" xmlns:cx="http://schemas.microsoft.com/office/drawing/2014/chartex" xmlns:cx1="http://schemas.microsoft.com/office/drawing/2015/9/8/chartex" xmlns:cx2="http://schemas.microsoft.com/office/drawing/2015/10/21/chartex" xmlns:cx3="http://schemas.microsoft.com/office/drawing/2016/5/9/chartex" xmlns:cx4="http://schemas.microsoft.com/office/drawing/2016/5/10/chartex" xmlns:cx5="http://schemas.microsoft.com/office/drawing/2016/5/11/chartex" xmlns:cx6="http://schemas.microsoft.com/office/drawing/2016/5/12/chartex" xmlns:cx7="http://schemas.microsoft.com/office/drawing/2016/5/13/chartex" xmlns:cx8="http://schemas.microsoft.com/office/drawing/2016/5/14/chartex" xmlns:mc="http://schemas.openxmlformats.org/markup-compatibility/2006" xmlns:aink="http://schemas.microsoft.com/office/drawing/2016/ink" xmlns:am3d="http://schemas.microsoft.com/office/drawing/2017/model3d" xmlns:o="urn:schemas-microsoft-com:office:office" xmlns:oel="http://schemas.microsoft.com/office/2019/extlst" xmlns:r="http://schemas.openxmlformats.org/officeDocument/2006/relationships" xmlns:m="http://schemas.openxmlformats.org/officeDocument/2006/math" xmlns:v="urn:schemas-microsoft-com:vml" xmlns:wp14="http://schemas.microsoft.com/office/word/2010/wordprocessingDrawing" xmlns:wp="http://schemas.openxmlformats.org/drawingml/2006/wordprocessingDrawing" xmlns:w10="urn:schemas-microsoft-com:office:word" xmlns:w="http://schemas.openxmlformats.org/wordprocessingml/2006/main" xmlns:w14="http://schemas.microsoft.com/office/word/2010/wordml" xmlns:w15="http://schemas.microsoft.com/office/word/2012/wordml" xmlns:w16cex="http://schemas.microsoft.com/office/word/2018/wordml/cex" xmlns:w16cid="http://schemas.microsoft.com/office/word/2016/wordml/cid" xmlns:w16="http://schemas.microsoft.com/office/word/2018/wordml" xmlns:w16du="http://schemas.microsoft.com/office/word/2023/wordml/word16du" xmlns:w16sdtdh="http://schemas.microsoft.com/office/word/2020/wordml/sdtdatahash" xmlns:w16sdtfl="http://schemas.microsoft.com/office/word/2024/wordml/sdtformatlock" xmlns:w16se="http://schemas.microsoft.com/office/word/2015/wordml/symex" xmlns:wpg="http://schemas.microsoft.com/office/word/2010/wordprocessingGroup" xmlns:wpi="http://schemas.microsoft.com/office/word/2010/wordprocessingInk" xmlns:wne="http://schemas.microsoft.com/office/word/2006/wordml" xmlns:wps="http://schemas.microsoft.com/office/word/2010/wordprocessingShape" mc:Ignorable="w14 w15 w16se w16cid w16 w16cex w16sdtdh w16sdtfl w16du wp14">
+<w:ftr xmlns:wpc="http://schemas.microsoft.com/office/word/2010/wordprocessingCanvas" xmlns:cx="http://schemas.microsoft.com/office/drawing/2014/chartex" xmlns:cx1="http://schemas.microsoft.com/office/drawing/2015/9/8/chartex" xmlns:cx2="http://schemas.microsoft.com/office/drawing/2015/10/21/chartex" xmlns:cx3="http://schemas.microsoft.com/office/drawing/2016/5/9/chartex" xmlns:cx4="http://schemas.microsoft.com/office/drawing/2016/5/10/chartex" xmlns:cx5="http://schemas.microsoft.com/office/drawing/2016/5/11/chartex" xmlns:cx6="http://schemas.microsoft.com/office/drawing/2016/5/12/chartex" xmlns:cx7="http://schemas.microsoft.com/office/drawing/2016/5/13/chartex" xmlns:cx8="http://schemas.microsoft.com/office/drawing/2016/5/14/chartex" xmlns:mc="http://schemas.openxmlformats.org/markup-compatibility/2006" xmlns:aink="http://schemas.microsoft.com/office/drawing/2016/ink" xmlns:am3d="http://schemas.microsoft.com/office/drawing/2017/model3d" xmlns:o="urn:schemas-microsoft-com:office:office" xmlns:r="http://schemas.openxmlformats.org/officeDocument/2006/relationships" xmlns:m="http://schemas.openxmlformats.org/officeDocument/2006/math" xmlns:v="urn:schemas-microsoft-com:vml" xmlns:wp14="http://schemas.microsoft.com/office/word/2010/wordprocessingDrawing" xmlns:wp="http://schemas.openxmlformats.org/drawingml/2006/wordprocessingDrawing" xmlns:w10="urn:schemas-microsoft-com:office:word" xmlns:w="http://schemas.openxmlformats.org/wordprocessingml/2006/main" xmlns:w14="http://schemas.microsoft.com/office/word/2010/wordml" xmlns:w15="http://schemas.microsoft.com/office/word/2012/wordml" xmlns:w16cex="http://schemas.microsoft.com/office/word/2018/wordml/cex" xmlns:w16cid="http://schemas.microsoft.com/office/word/2016/wordml/cid" xmlns:w16="http://schemas.microsoft.com/office/word/2018/wordml" xmlns:w16sdtdh="http://schemas.microsoft.com/office/word/2020/wordml/sdtdatahash" xmlns:w16se="http://schemas.microsoft.com/office/word/2015/wordml/symex" xmlns:wpg="http://schemas.microsoft.com/office/word/2010/wordprocessingGroup" xmlns:wpi="http://schemas.microsoft.com/office/word/2010/wordprocessingInk" xmlns:wne="http://schemas.microsoft.com/office/word/2006/wordml" xmlns:wps="http://schemas.microsoft.com/office/word/2010/wordprocessingShape" mc:Ignorable="w14 w15 w16se w16cid w16 w16cex w16sdtdh wp14">
   <w:sdt>
     <w:sdtPr>
       <w:id w:val="111017779"/>
@@ -17043,6 +17054,7 @@
         <w:docPartUnique/>
       </w:docPartObj>
     </w:sdtPr>
+    <w:sdtEndPr/>
     <w:sdtContent>
       <w:p>
         <w:pPr>
@@ -17061,7 +17073,7 @@
 </file>
 
 <file path=word/footer2.xml><?xml version="1.0" encoding="utf-8"?>
-<w:ftr xmlns:wpc="http://schemas.microsoft.com/office/word/2010/wordprocessingCanvas" xmlns:cx="http://schemas.microsoft.com/office/drawing/2014/chartex" xmlns:cx1="http://schemas.microsoft.com/office/drawing/2015/9/8/chartex" xmlns:cx2="http://schemas.microsoft.com/office/drawing/2015/10/21/chartex" xmlns:cx3="http://schemas.microsoft.com/office/drawing/2016/5/9/chartex" xmlns:cx4="http://schemas.microsoft.com/office/drawing/2016/5/10/chartex" xmlns:cx5="http://schemas.microsoft.com/office/drawing/2016/5/11/chartex" xmlns:cx6="http://schemas.microsoft.com/office/drawing/2016/5/12/chartex" xmlns:cx7="http://schemas.microsoft.com/office/drawing/2016/5/13/chartex" xmlns:cx8="http://schemas.microsoft.com/office/drawing/2016/5/14/chartex" xmlns:mc="http://schemas.openxmlformats.org/markup-compatibility/2006" xmlns:aink="http://schemas.microsoft.com/office/drawing/2016/ink" xmlns:am3d="http://schemas.microsoft.com/office/drawing/2017/model3d" xmlns:o="urn:schemas-microsoft-com:office:office" xmlns:oel="http://schemas.microsoft.com/office/2019/extlst" xmlns:r="http://schemas.openxmlformats.org/officeDocument/2006/relationships" xmlns:m="http://schemas.openxmlformats.org/officeDocument/2006/math" xmlns:v="urn:schemas-microsoft-com:vml" xmlns:wp14="http://schemas.microsoft.com/office/word/2010/wordprocessingDrawing" xmlns:wp="http://schemas.openxmlformats.org/drawingml/2006/wordprocessingDrawing" xmlns:w10="urn:schemas-microsoft-com:office:word" xmlns:w="http://schemas.openxmlformats.org/wordprocessingml/2006/main" xmlns:w14="http://schemas.microsoft.com/office/word/2010/wordml" xmlns:w15="http://schemas.microsoft.com/office/word/2012/wordml" xmlns:w16cex="http://schemas.microsoft.com/office/word/2018/wordml/cex" xmlns:w16cid="http://schemas.microsoft.com/office/word/2016/wordml/cid" xmlns:w16="http://schemas.microsoft.com/office/word/2018/wordml" xmlns:w16du="http://schemas.microsoft.com/office/word/2023/wordml/word16du" xmlns:w16sdtdh="http://schemas.microsoft.com/office/word/2020/wordml/sdtdatahash" xmlns:w16sdtfl="http://schemas.microsoft.com/office/word/2024/wordml/sdtformatlock" xmlns:w16se="http://schemas.microsoft.com/office/word/2015/wordml/symex" xmlns:wpg="http://schemas.microsoft.com/office/word/2010/wordprocessingGroup" xmlns:wpi="http://schemas.microsoft.com/office/word/2010/wordprocessingInk" xmlns:wne="http://schemas.microsoft.com/office/word/2006/wordml" xmlns:wps="http://schemas.microsoft.com/office/word/2010/wordprocessingShape" mc:Ignorable="w14 w15 w16se w16cid w16 w16cex w16sdtdh w16sdtfl w16du wp14">
+<w:ftr xmlns:wpc="http://schemas.microsoft.com/office/word/2010/wordprocessingCanvas" xmlns:cx="http://schemas.microsoft.com/office/drawing/2014/chartex" xmlns:cx1="http://schemas.microsoft.com/office/drawing/2015/9/8/chartex" xmlns:cx2="http://schemas.microsoft.com/office/drawing/2015/10/21/chartex" xmlns:cx3="http://schemas.microsoft.com/office/drawing/2016/5/9/chartex" xmlns:cx4="http://schemas.microsoft.com/office/drawing/2016/5/10/chartex" xmlns:cx5="http://schemas.microsoft.com/office/drawing/2016/5/11/chartex" xmlns:cx6="http://schemas.microsoft.com/office/drawing/2016/5/12/chartex" xmlns:cx7="http://schemas.microsoft.com/office/drawing/2016/5/13/chartex" xmlns:cx8="http://schemas.microsoft.com/office/drawing/2016/5/14/chartex" xmlns:mc="http://schemas.openxmlformats.org/markup-compatibility/2006" xmlns:aink="http://schemas.microsoft.com/office/drawing/2016/ink" xmlns:am3d="http://schemas.microsoft.com/office/drawing/2017/model3d" xmlns:o="urn:schemas-microsoft-com:office:office" xmlns:r="http://schemas.openxmlformats.org/officeDocument/2006/relationships" xmlns:m="http://schemas.openxmlformats.org/officeDocument/2006/math" xmlns:v="urn:schemas-microsoft-com:vml" xmlns:wp14="http://schemas.microsoft.com/office/word/2010/wordprocessingDrawing" xmlns:wp="http://schemas.openxmlformats.org/drawingml/2006/wordprocessingDrawing" xmlns:w10="urn:schemas-microsoft-com:office:word" xmlns:w="http://schemas.openxmlformats.org/wordprocessingml/2006/main" xmlns:w14="http://schemas.microsoft.com/office/word/2010/wordml" xmlns:w15="http://schemas.microsoft.com/office/word/2012/wordml" xmlns:w16cex="http://schemas.microsoft.com/office/word/2018/wordml/cex" xmlns:w16cid="http://schemas.microsoft.com/office/word/2016/wordml/cid" xmlns:w16="http://schemas.microsoft.com/office/word/2018/wordml" xmlns:w16sdtdh="http://schemas.microsoft.com/office/word/2020/wordml/sdtdatahash" xmlns:w16se="http://schemas.microsoft.com/office/word/2015/wordml/symex" xmlns:wpg="http://schemas.microsoft.com/office/word/2010/wordprocessingGroup" xmlns:wpi="http://schemas.microsoft.com/office/word/2010/wordprocessingInk" xmlns:wne="http://schemas.microsoft.com/office/word/2006/wordml" xmlns:wps="http://schemas.microsoft.com/office/word/2010/wordprocessingShape" mc:Ignorable="w14 w15 w16se w16cid w16 w16cex w16sdtdh wp14">
   <w:sdt>
     <w:sdtPr>
       <w:id w:val="-1465197936"/>
@@ -17070,6 +17082,7 @@
         <w:docPartUnique/>
       </w:docPartObj>
     </w:sdtPr>
+    <w:sdtEndPr/>
     <w:sdtContent>
       <w:p>
         <w:pPr>
@@ -17164,7 +17177,7 @@
                   <v:stroke joinstyle="miter"/>
                   <v:path gradientshapeok="t" o:connecttype="rect"/>
                 </v:shapetype>
-                <v:shape id="_x0000_s1027" type="#_x0000_t202" alt="&quot;&quot;" style="position:absolute;left:0;text-align:left;margin-left:16.1pt;margin-top:.65pt;width:455.15pt;height:41.4pt;z-index:251661312;visibility:visible;mso-wrap-style:square;mso-width-percent:0;mso-height-percent:0;mso-wrap-distance-left:9pt;mso-wrap-distance-top:3.6pt;mso-wrap-distance-right:9pt;mso-wrap-distance-bottom:3.6pt;mso-position-horizontal:absolute;mso-position-horizontal-relative:text;mso-position-vertical:absolute;mso-position-vertical-relative:text;mso-width-percent:0;mso-height-percent:0;mso-width-relative:margin;mso-height-relative:margin;v-text-anchor:top" o:gfxdata="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" stroked="f">
+                <v:shape id="_x0000_s1027" type="#_x0000_t202" alt="&quot;&quot;" style="position:absolute;left:0;text-align:left;margin-left:16.1pt;margin-top:.65pt;width:455.15pt;height:41.4pt;z-index:251661312;visibility:visible;mso-wrap-style:square;mso-width-percent:0;mso-height-percent:0;mso-wrap-distance-left:9pt;mso-wrap-distance-top:3.6pt;mso-wrap-distance-right:9pt;mso-wrap-distance-bottom:3.6pt;mso-position-horizontal:absolute;mso-position-horizontal-relative:text;mso-position-vertical:absolute;mso-position-vertical-relative:text;mso-width-percent:0;mso-height-percent:0;mso-width-relative:margin;mso-height-relative:margin;v-text-anchor:top" o:gfxdata="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" stroked="f">
                   <v:textbox>
                     <w:txbxContent>
                       <w:p>
@@ -17215,7 +17228,7 @@
 </file>
 
 <file path=word/footnotes.xml><?xml version="1.0" encoding="utf-8"?>
-<w:footnotes xmlns:wpc="http://schemas.microsoft.com/office/word/2010/wordprocessingCanvas" xmlns:cx="http://schemas.microsoft.com/office/drawing/2014/chartex" xmlns:cx1="http://schemas.microsoft.com/office/drawing/2015/9/8/chartex" xmlns:cx2="http://schemas.microsoft.com/office/drawing/2015/10/21/chartex" xmlns:cx3="http://schemas.microsoft.com/office/drawing/2016/5/9/chartex" xmlns:cx4="http://schemas.microsoft.com/office/drawing/2016/5/10/chartex" xmlns:cx5="http://schemas.microsoft.com/office/drawing/2016/5/11/chartex" xmlns:cx6="http://schemas.microsoft.com/office/drawing/2016/5/12/chartex" xmlns:cx7="http://schemas.microsoft.com/office/drawing/2016/5/13/chartex" xmlns:cx8="http://schemas.microsoft.com/office/drawing/2016/5/14/chartex" xmlns:mc="http://schemas.openxmlformats.org/markup-compatibility/2006" xmlns:aink="http://schemas.microsoft.com/office/drawing/2016/ink" xmlns:am3d="http://schemas.microsoft.com/office/drawing/2017/model3d" xmlns:o="urn:schemas-microsoft-com:office:office" xmlns:oel="http://schemas.microsoft.com/office/2019/extlst" xmlns:r="http://schemas.openxmlformats.org/officeDocument/2006/relationships" xmlns:m="http://schemas.openxmlformats.org/officeDocument/2006/math" xmlns:v="urn:schemas-microsoft-com:vml" xmlns:wp14="http://schemas.microsoft.com/office/word/2010/wordprocessingDrawing" xmlns:wp="http://schemas.openxmlformats.org/drawingml/2006/wordprocessingDrawing" xmlns:w10="urn:schemas-microsoft-com:office:word" xmlns:w="http://schemas.openxmlformats.org/wordprocessingml/2006/main" xmlns:w14="http://schemas.microsoft.com/office/word/2010/wordml" xmlns:w15="http://schemas.microsoft.com/office/word/2012/wordml" xmlns:w16cex="http://schemas.microsoft.com/office/word/2018/wordml/cex" xmlns:w16cid="http://schemas.microsoft.com/office/word/2016/wordml/cid" xmlns:w16="http://schemas.microsoft.com/office/word/2018/wordml" xmlns:w16du="http://schemas.microsoft.com/office/word/2023/wordml/word16du" xmlns:w16sdtdh="http://schemas.microsoft.com/office/word/2020/wordml/sdtdatahash" xmlns:w16sdtfl="http://schemas.microsoft.com/office/word/2024/wordml/sdtformatlock" xmlns:w16se="http://schemas.microsoft.com/office/word/2015/wordml/symex" xmlns:wpg="http://schemas.microsoft.com/office/word/2010/wordprocessingGroup" xmlns:wpi="http://schemas.microsoft.com/office/word/2010/wordprocessingInk" xmlns:wne="http://schemas.microsoft.com/office/word/2006/wordml" xmlns:wps="http://schemas.microsoft.com/office/word/2010/wordprocessingShape" mc:Ignorable="w14 w15 w16se w16cid w16 w16cex w16sdtdh w16sdtfl w16du wp14">
+<w:footnotes xmlns:wpc="http://schemas.microsoft.com/office/word/2010/wordprocessingCanvas" xmlns:cx="http://schemas.microsoft.com/office/drawing/2014/chartex" xmlns:cx1="http://schemas.microsoft.com/office/drawing/2015/9/8/chartex" xmlns:cx2="http://schemas.microsoft.com/office/drawing/2015/10/21/chartex" xmlns:cx3="http://schemas.microsoft.com/office/drawing/2016/5/9/chartex" xmlns:cx4="http://schemas.microsoft.com/office/drawing/2016/5/10/chartex" xmlns:cx5="http://schemas.microsoft.com/office/drawing/2016/5/11/chartex" xmlns:cx6="http://schemas.microsoft.com/office/drawing/2016/5/12/chartex" xmlns:cx7="http://schemas.microsoft.com/office/drawing/2016/5/13/chartex" xmlns:cx8="http://schemas.microsoft.com/office/drawing/2016/5/14/chartex" xmlns:mc="http://schemas.openxmlformats.org/markup-compatibility/2006" xmlns:aink="http://schemas.microsoft.com/office/drawing/2016/ink" xmlns:am3d="http://schemas.microsoft.com/office/drawing/2017/model3d" xmlns:o="urn:schemas-microsoft-com:office:office" xmlns:r="http://schemas.openxmlformats.org/officeDocument/2006/relationships" xmlns:m="http://schemas.openxmlformats.org/officeDocument/2006/math" xmlns:v="urn:schemas-microsoft-com:vml" xmlns:wp14="http://schemas.microsoft.com/office/word/2010/wordprocessingDrawing" xmlns:wp="http://schemas.openxmlformats.org/drawingml/2006/wordprocessingDrawing" xmlns:w10="urn:schemas-microsoft-com:office:word" xmlns:w="http://schemas.openxmlformats.org/wordprocessingml/2006/main" xmlns:w14="http://schemas.microsoft.com/office/word/2010/wordml" xmlns:w15="http://schemas.microsoft.com/office/word/2012/wordml" xmlns:w16cex="http://schemas.microsoft.com/office/word/2018/wordml/cex" xmlns:w16cid="http://schemas.microsoft.com/office/word/2016/wordml/cid" xmlns:w16="http://schemas.microsoft.com/office/word/2018/wordml" xmlns:w16sdtdh="http://schemas.microsoft.com/office/word/2020/wordml/sdtdatahash" xmlns:w16se="http://schemas.microsoft.com/office/word/2015/wordml/symex" xmlns:wpg="http://schemas.microsoft.com/office/word/2010/wordprocessingGroup" xmlns:wpi="http://schemas.microsoft.com/office/word/2010/wordprocessingInk" xmlns:wne="http://schemas.microsoft.com/office/word/2006/wordml" xmlns:wps="http://schemas.microsoft.com/office/word/2010/wordprocessingShape" mc:Ignorable="w14 w15 w16se w16cid w16 w16cex w16sdtdh wp14">
   <w:footnote w:type="separator" w:id="-1">
     <w:p>
       <w:pPr>
@@ -17240,7 +17253,7 @@
 </file>
 
 <file path=word/header1.xml><?xml version="1.0" encoding="utf-8"?>
-<w:hdr xmlns:wpc="http://schemas.microsoft.com/office/word/2010/wordprocessingCanvas" xmlns:cx="http://schemas.microsoft.com/office/drawing/2014/chartex" xmlns:cx1="http://schemas.microsoft.com/office/drawing/2015/9/8/chartex" xmlns:cx2="http://schemas.microsoft.com/office/drawing/2015/10/21/chartex" xmlns:cx3="http://schemas.microsoft.com/office/drawing/2016/5/9/chartex" xmlns:cx4="http://schemas.microsoft.com/office/drawing/2016/5/10/chartex" xmlns:cx5="http://schemas.microsoft.com/office/drawing/2016/5/11/chartex" xmlns:cx6="http://schemas.microsoft.com/office/drawing/2016/5/12/chartex" xmlns:cx7="http://schemas.microsoft.com/office/drawing/2016/5/13/chartex" xmlns:cx8="http://schemas.microsoft.com/office/drawing/2016/5/14/chartex" xmlns:mc="http://schemas.openxmlformats.org/markup-compatibility/2006" xmlns:aink="http://schemas.microsoft.com/office/drawing/2016/ink" xmlns:am3d="http://schemas.microsoft.com/office/drawing/2017/model3d" xmlns:o="urn:schemas-microsoft-com:office:office" xmlns:oel="http://schemas.microsoft.com/office/2019/extlst" xmlns:r="http://schemas.openxmlformats.org/officeDocument/2006/relationships" xmlns:m="http://schemas.openxmlformats.org/officeDocument/2006/math" xmlns:v="urn:schemas-microsoft-com:vml" xmlns:wp14="http://schemas.microsoft.com/office/word/2010/wordprocessingDrawing" xmlns:wp="http://schemas.openxmlformats.org/drawingml/2006/wordprocessingDrawing" xmlns:w10="urn:schemas-microsoft-com:office:word" xmlns:w="http://schemas.openxmlformats.org/wordprocessingml/2006/main" xmlns:w14="http://schemas.microsoft.com/office/word/2010/wordml" xmlns:w15="http://schemas.microsoft.com/office/word/2012/wordml" xmlns:w16cex="http://schemas.microsoft.com/office/word/2018/wordml/cex" xmlns:w16cid="http://schemas.microsoft.com/office/word/2016/wordml/cid" xmlns:w16="http://schemas.microsoft.com/office/word/2018/wordml" xmlns:w16du="http://schemas.microsoft.com/office/word/2023/wordml/word16du" xmlns:w16sdtdh="http://schemas.microsoft.com/office/word/2020/wordml/sdtdatahash" xmlns:w16sdtfl="http://schemas.microsoft.com/office/word/2024/wordml/sdtformatlock" xmlns:w16se="http://schemas.microsoft.com/office/word/2015/wordml/symex" xmlns:wpg="http://schemas.microsoft.com/office/word/2010/wordprocessingGroup" xmlns:wpi="http://schemas.microsoft.com/office/word/2010/wordprocessingInk" xmlns:wne="http://schemas.microsoft.com/office/word/2006/wordml" xmlns:wps="http://schemas.microsoft.com/office/word/2010/wordprocessingShape" mc:Ignorable="w14 w15 w16se w16cid w16 w16cex w16sdtdh w16sdtfl w16du wp14">
+<w:hdr xmlns:wpc="http://schemas.microsoft.com/office/word/2010/wordprocessingCanvas" xmlns:cx="http://schemas.microsoft.com/office/drawing/2014/chartex" xmlns:cx1="http://schemas.microsoft.com/office/drawing/2015/9/8/chartex" xmlns:cx2="http://schemas.microsoft.com/office/drawing/2015/10/21/chartex" xmlns:cx3="http://schemas.microsoft.com/office/drawing/2016/5/9/chartex" xmlns:cx4="http://schemas.microsoft.com/office/drawing/2016/5/10/chartex" xmlns:cx5="http://schemas.microsoft.com/office/drawing/2016/5/11/chartex" xmlns:cx6="http://schemas.microsoft.com/office/drawing/2016/5/12/chartex" xmlns:cx7="http://schemas.microsoft.com/office/drawing/2016/5/13/chartex" xmlns:cx8="http://schemas.microsoft.com/office/drawing/2016/5/14/chartex" xmlns:mc="http://schemas.openxmlformats.org/markup-compatibility/2006" xmlns:aink="http://schemas.microsoft.com/office/drawing/2016/ink" xmlns:am3d="http://schemas.microsoft.com/office/drawing/2017/model3d" xmlns:o="urn:schemas-microsoft-com:office:office" xmlns:r="http://schemas.openxmlformats.org/officeDocument/2006/relationships" xmlns:m="http://schemas.openxmlformats.org/officeDocument/2006/math" xmlns:v="urn:schemas-microsoft-com:vml" xmlns:wp14="http://schemas.microsoft.com/office/word/2010/wordprocessingDrawing" xmlns:wp="http://schemas.openxmlformats.org/drawingml/2006/wordprocessingDrawing" xmlns:w10="urn:schemas-microsoft-com:office:word" xmlns:w="http://schemas.openxmlformats.org/wordprocessingml/2006/main" xmlns:w14="http://schemas.microsoft.com/office/word/2010/wordml" xmlns:w15="http://schemas.microsoft.com/office/word/2012/wordml" xmlns:w16cex="http://schemas.microsoft.com/office/word/2018/wordml/cex" xmlns:w16cid="http://schemas.microsoft.com/office/word/2016/wordml/cid" xmlns:w16="http://schemas.microsoft.com/office/word/2018/wordml" xmlns:w16sdtdh="http://schemas.microsoft.com/office/word/2020/wordml/sdtdatahash" xmlns:w16se="http://schemas.microsoft.com/office/word/2015/wordml/symex" xmlns:wpg="http://schemas.microsoft.com/office/word/2010/wordprocessingGroup" xmlns:wpi="http://schemas.microsoft.com/office/word/2010/wordprocessingInk" xmlns:wne="http://schemas.microsoft.com/office/word/2006/wordml" xmlns:wps="http://schemas.microsoft.com/office/word/2010/wordprocessingShape" mc:Ignorable="w14 w15 w16se w16cid w16 w16cex w16sdtdh wp14">
   <w:p>
     <w:pPr>
       <w:pStyle w:val="Encabezado"/>
@@ -17326,7 +17339,7 @@
 </file>
 
 <file path=word/numbering.xml><?xml version="1.0" encoding="utf-8"?>
-<w:numbering xmlns:wpc="http://schemas.microsoft.com/office/word/2010/wordprocessingCanvas" xmlns:cx="http://schemas.microsoft.com/office/drawing/2014/chartex" xmlns:cx1="http://schemas.microsoft.com/office/drawing/2015/9/8/chartex" xmlns:cx2="http://schemas.microsoft.com/office/drawing/2015/10/21/chartex" xmlns:cx3="http://schemas.microsoft.com/office/drawing/2016/5/9/chartex" xmlns:cx4="http://schemas.microsoft.com/office/drawing/2016/5/10/chartex" xmlns:cx5="http://schemas.microsoft.com/office/drawing/2016/5/11/chartex" xmlns:cx6="http://schemas.microsoft.com/office/drawing/2016/5/12/chartex" xmlns:cx7="http://schemas.microsoft.com/office/drawing/2016/5/13/chartex" xmlns:cx8="http://schemas.microsoft.com/office/drawing/2016/5/14/chartex" xmlns:mc="http://schemas.openxmlformats.org/markup-compatibility/2006" xmlns:aink="http://schemas.microsoft.com/office/drawing/2016/ink" xmlns:am3d="http://schemas.microsoft.com/office/drawing/2017/model3d" xmlns:o="urn:schemas-microsoft-com:office:office" xmlns:oel="http://schemas.microsoft.com/office/2019/extlst" xmlns:r="http://schemas.openxmlformats.org/officeDocument/2006/relationships" xmlns:m="http://schemas.openxmlformats.org/officeDocument/2006/math" xmlns:v="urn:schemas-microsoft-com:vml" xmlns:wp14="http://schemas.microsoft.com/office/word/2010/wordprocessingDrawing" xmlns:wp="http://schemas.openxmlformats.org/drawingml/2006/wordprocessingDrawing" xmlns:w10="urn:schemas-microsoft-com:office:word" xmlns:w="http://schemas.openxmlformats.org/wordprocessingml/2006/main" xmlns:w14="http://schemas.microsoft.com/office/word/2010/wordml" xmlns:w15="http://schemas.microsoft.com/office/word/2012/wordml" xmlns:w16cex="http://schemas.microsoft.com/office/word/2018/wordml/cex" xmlns:w16cid="http://schemas.microsoft.com/office/word/2016/wordml/cid" xmlns:w16="http://schemas.microsoft.com/office/word/2018/wordml" xmlns:w16du="http://schemas.microsoft.com/office/word/2023/wordml/word16du" xmlns:w16sdtdh="http://schemas.microsoft.com/office/word/2020/wordml/sdtdatahash" xmlns:w16sdtfl="http://schemas.microsoft.com/office/word/2024/wordml/sdtformatlock" xmlns:w16se="http://schemas.microsoft.com/office/word/2015/wordml/symex" xmlns:wpg="http://schemas.microsoft.com/office/word/2010/wordprocessingGroup" xmlns:wpi="http://schemas.microsoft.com/office/word/2010/wordprocessingInk" xmlns:wne="http://schemas.microsoft.com/office/word/2006/wordml" xmlns:wps="http://schemas.microsoft.com/office/word/2010/wordprocessingShape" mc:Ignorable="w14 w15 w16se w16cid w16 w16cex w16sdtdh w16sdtfl w16du wp14">
+<w:numbering xmlns:wpc="http://schemas.microsoft.com/office/word/2010/wordprocessingCanvas" xmlns:cx="http://schemas.microsoft.com/office/drawing/2014/chartex" xmlns:cx1="http://schemas.microsoft.com/office/drawing/2015/9/8/chartex" xmlns:cx2="http://schemas.microsoft.com/office/drawing/2015/10/21/chartex" xmlns:cx3="http://schemas.microsoft.com/office/drawing/2016/5/9/chartex" xmlns:cx4="http://schemas.microsoft.com/office/drawing/2016/5/10/chartex" xmlns:cx5="http://schemas.microsoft.com/office/drawing/2016/5/11/chartex" xmlns:cx6="http://schemas.microsoft.com/office/drawing/2016/5/12/chartex" xmlns:cx7="http://schemas.microsoft.com/office/drawing/2016/5/13/chartex" xmlns:cx8="http://schemas.microsoft.com/office/drawing/2016/5/14/chartex" xmlns:mc="http://schemas.openxmlformats.org/markup-compatibility/2006" xmlns:aink="http://schemas.microsoft.com/office/drawing/2016/ink" xmlns:am3d="http://schemas.microsoft.com/office/drawing/2017/model3d" xmlns:o="urn:schemas-microsoft-com:office:office" xmlns:r="http://schemas.openxmlformats.org/officeDocument/2006/relationships" xmlns:m="http://schemas.openxmlformats.org/officeDocument/2006/math" xmlns:v="urn:schemas-microsoft-com:vml" xmlns:wp14="http://schemas.microsoft.com/office/word/2010/wordprocessingDrawing" xmlns:wp="http://schemas.openxmlformats.org/drawingml/2006/wordprocessingDrawing" xmlns:w10="urn:schemas-microsoft-com:office:word" xmlns:w="http://schemas.openxmlformats.org/wordprocessingml/2006/main" xmlns:w14="http://schemas.microsoft.com/office/word/2010/wordml" xmlns:w15="http://schemas.microsoft.com/office/word/2012/wordml" xmlns:w16cex="http://schemas.microsoft.com/office/word/2018/wordml/cex" xmlns:w16cid="http://schemas.microsoft.com/office/word/2016/wordml/cid" xmlns:w16="http://schemas.microsoft.com/office/word/2018/wordml" xmlns:w16sdtdh="http://schemas.microsoft.com/office/word/2020/wordml/sdtdatahash" xmlns:w16se="http://schemas.microsoft.com/office/word/2015/wordml/symex" xmlns:wpg="http://schemas.microsoft.com/office/word/2010/wordprocessingGroup" xmlns:wpi="http://schemas.microsoft.com/office/word/2010/wordprocessingInk" xmlns:wne="http://schemas.microsoft.com/office/word/2006/wordml" xmlns:wps="http://schemas.microsoft.com/office/word/2010/wordprocessingShape" mc:Ignorable="w14 w15 w16se w16cid w16 w16cex w16sdtdh wp14">
   <w:numPicBullet w:numPicBulletId="0">
     <w:pict>
       <v:shapetype id="_x0000_t75" coordsize="21600,21600" o:spt="75" o:preferrelative="t" path="m@4@5l@4@11@9@11@9@5xe" filled="f" stroked="f">
@@ -17348,7 +17361,7 @@
         <v:path o:extrusionok="f" gradientshapeok="t" o:connecttype="rect"/>
         <o:lock v:ext="edit" aspectratio="t"/>
       </v:shapetype>
-      <v:shape id="_x0000_i1042" type="#_x0000_t75" style="width:6.95pt;height:6.95pt" o:bullet="t">
+      <v:shape id="_x0000_i1047" type="#_x0000_t75" style="width:6.75pt;height:6.75pt" o:bullet="t">
         <v:imagedata r:id="rId1" o:title="mso8C56"/>
       </v:shape>
     </w:pict>
@@ -22365,151 +22378,151 @@
       </w:rPr>
     </w:lvl>
   </w:abstractNum>
-  <w:num w:numId="1" w16cid:durableId="1938556426">
+  <w:num w:numId="1">
     <w:abstractNumId w:val="47"/>
   </w:num>
-  <w:num w:numId="2" w16cid:durableId="1415201693">
+  <w:num w:numId="2">
     <w:abstractNumId w:val="0"/>
   </w:num>
-  <w:num w:numId="3" w16cid:durableId="1316495441">
+  <w:num w:numId="3">
     <w:abstractNumId w:val="13"/>
   </w:num>
-  <w:num w:numId="4" w16cid:durableId="1279263832">
+  <w:num w:numId="4">
     <w:abstractNumId w:val="26"/>
   </w:num>
-  <w:num w:numId="5" w16cid:durableId="232933615">
+  <w:num w:numId="5">
     <w:abstractNumId w:val="20"/>
   </w:num>
-  <w:num w:numId="6" w16cid:durableId="437868737">
+  <w:num w:numId="6">
     <w:abstractNumId w:val="7"/>
   </w:num>
-  <w:num w:numId="7" w16cid:durableId="227693008">
+  <w:num w:numId="7">
     <w:abstractNumId w:val="40"/>
   </w:num>
-  <w:num w:numId="8" w16cid:durableId="834879789">
+  <w:num w:numId="8">
     <w:abstractNumId w:val="22"/>
   </w:num>
-  <w:num w:numId="9" w16cid:durableId="1816143419">
+  <w:num w:numId="9">
     <w:abstractNumId w:val="10"/>
   </w:num>
-  <w:num w:numId="10" w16cid:durableId="1017972719">
+  <w:num w:numId="10">
     <w:abstractNumId w:val="11"/>
   </w:num>
-  <w:num w:numId="11" w16cid:durableId="175727753">
+  <w:num w:numId="11">
     <w:abstractNumId w:val="24"/>
   </w:num>
-  <w:num w:numId="12" w16cid:durableId="1317296939">
+  <w:num w:numId="12">
     <w:abstractNumId w:val="41"/>
   </w:num>
-  <w:num w:numId="13" w16cid:durableId="2037148292">
+  <w:num w:numId="13">
     <w:abstractNumId w:val="29"/>
   </w:num>
-  <w:num w:numId="14" w16cid:durableId="2048946265">
+  <w:num w:numId="14">
     <w:abstractNumId w:val="43"/>
   </w:num>
-  <w:num w:numId="15" w16cid:durableId="1763257565">
+  <w:num w:numId="15">
     <w:abstractNumId w:val="4"/>
   </w:num>
-  <w:num w:numId="16" w16cid:durableId="1553690579">
+  <w:num w:numId="16">
     <w:abstractNumId w:val="19"/>
   </w:num>
-  <w:num w:numId="17" w16cid:durableId="158497886">
+  <w:num w:numId="17">
     <w:abstractNumId w:val="28"/>
   </w:num>
-  <w:num w:numId="18" w16cid:durableId="1245995237">
+  <w:num w:numId="18">
     <w:abstractNumId w:val="35"/>
   </w:num>
-  <w:num w:numId="19" w16cid:durableId="1917085662">
+  <w:num w:numId="19">
     <w:abstractNumId w:val="2"/>
   </w:num>
-  <w:num w:numId="20" w16cid:durableId="1278945908">
+  <w:num w:numId="20">
     <w:abstractNumId w:val="33"/>
   </w:num>
-  <w:num w:numId="21" w16cid:durableId="1002004319">
+  <w:num w:numId="21">
     <w:abstractNumId w:val="46"/>
   </w:num>
-  <w:num w:numId="22" w16cid:durableId="701975693">
+  <w:num w:numId="22">
     <w:abstractNumId w:val="45"/>
   </w:num>
-  <w:num w:numId="23" w16cid:durableId="604116343">
+  <w:num w:numId="23">
     <w:abstractNumId w:val="36"/>
   </w:num>
-  <w:num w:numId="24" w16cid:durableId="838078749">
+  <w:num w:numId="24">
     <w:abstractNumId w:val="38"/>
   </w:num>
-  <w:num w:numId="25" w16cid:durableId="366102110">
+  <w:num w:numId="25">
     <w:abstractNumId w:val="8"/>
   </w:num>
-  <w:num w:numId="26" w16cid:durableId="485435986">
+  <w:num w:numId="26">
     <w:abstractNumId w:val="23"/>
   </w:num>
-  <w:num w:numId="27" w16cid:durableId="664555813">
+  <w:num w:numId="27">
     <w:abstractNumId w:val="21"/>
   </w:num>
-  <w:num w:numId="28" w16cid:durableId="1787918753">
+  <w:num w:numId="28">
     <w:abstractNumId w:val="48"/>
   </w:num>
-  <w:num w:numId="29" w16cid:durableId="98764870">
+  <w:num w:numId="29">
     <w:abstractNumId w:val="17"/>
   </w:num>
-  <w:num w:numId="30" w16cid:durableId="1167328483">
+  <w:num w:numId="30">
     <w:abstractNumId w:val="30"/>
   </w:num>
-  <w:num w:numId="31" w16cid:durableId="1306400051">
+  <w:num w:numId="31">
     <w:abstractNumId w:val="14"/>
   </w:num>
-  <w:num w:numId="32" w16cid:durableId="1039864139">
+  <w:num w:numId="32">
     <w:abstractNumId w:val="15"/>
   </w:num>
-  <w:num w:numId="33" w16cid:durableId="342127194">
+  <w:num w:numId="33">
     <w:abstractNumId w:val="5"/>
   </w:num>
-  <w:num w:numId="34" w16cid:durableId="1734160909">
+  <w:num w:numId="34">
     <w:abstractNumId w:val="34"/>
   </w:num>
-  <w:num w:numId="35" w16cid:durableId="651714818">
+  <w:num w:numId="35">
     <w:abstractNumId w:val="9"/>
   </w:num>
-  <w:num w:numId="36" w16cid:durableId="174267150">
+  <w:num w:numId="36">
     <w:abstractNumId w:val="32"/>
   </w:num>
-  <w:num w:numId="37" w16cid:durableId="1974021131">
+  <w:num w:numId="37">
     <w:abstractNumId w:val="12"/>
   </w:num>
-  <w:num w:numId="38" w16cid:durableId="173690145">
+  <w:num w:numId="38">
     <w:abstractNumId w:val="31"/>
   </w:num>
-  <w:num w:numId="39" w16cid:durableId="614605956">
+  <w:num w:numId="39">
     <w:abstractNumId w:val="25"/>
   </w:num>
-  <w:num w:numId="40" w16cid:durableId="504562072">
+  <w:num w:numId="40">
     <w:abstractNumId w:val="16"/>
   </w:num>
-  <w:num w:numId="41" w16cid:durableId="1309624410">
+  <w:num w:numId="41">
     <w:abstractNumId w:val="37"/>
   </w:num>
-  <w:num w:numId="42" w16cid:durableId="554463859">
+  <w:num w:numId="42">
     <w:abstractNumId w:val="18"/>
   </w:num>
-  <w:num w:numId="43" w16cid:durableId="456722661">
+  <w:num w:numId="43">
     <w:abstractNumId w:val="27"/>
   </w:num>
-  <w:num w:numId="44" w16cid:durableId="1325863576">
+  <w:num w:numId="44">
     <w:abstractNumId w:val="44"/>
   </w:num>
-  <w:num w:numId="45" w16cid:durableId="564489595">
+  <w:num w:numId="45">
     <w:abstractNumId w:val="3"/>
   </w:num>
-  <w:num w:numId="46" w16cid:durableId="895162490">
+  <w:num w:numId="46">
     <w:abstractNumId w:val="6"/>
   </w:num>
-  <w:num w:numId="47" w16cid:durableId="1813446892">
+  <w:num w:numId="47">
     <w:abstractNumId w:val="39"/>
   </w:num>
-  <w:num w:numId="48" w16cid:durableId="1864902208">
+  <w:num w:numId="48">
     <w:abstractNumId w:val="42"/>
   </w:num>
-  <w:num w:numId="49" w16cid:durableId="71902003">
+  <w:num w:numId="49">
     <w:abstractNumId w:val="1"/>
   </w:num>
   <w:numIdMacAtCleanup w:val="49"/>
@@ -22517,7 +22530,7 @@
 </file>
 
 <file path=word/styles.xml><?xml version="1.0" encoding="utf-8"?>
-<w:styles xmlns:mc="http://schemas.openxmlformats.org/markup-compatibility/2006" xmlns:r="http://schemas.openxmlformats.org/officeDocument/2006/relationships" xmlns:w="http://schemas.openxmlformats.org/wordprocessingml/2006/main" xmlns:w14="http://schemas.microsoft.com/office/word/2010/wordml" xmlns:w15="http://schemas.microsoft.com/office/word/2012/wordml" xmlns:w16cex="http://schemas.microsoft.com/office/word/2018/wordml/cex" xmlns:w16cid="http://schemas.microsoft.com/office/word/2016/wordml/cid" xmlns:w16="http://schemas.microsoft.com/office/word/2018/wordml" xmlns:w16du="http://schemas.microsoft.com/office/word/2023/wordml/word16du" xmlns:w16sdtdh="http://schemas.microsoft.com/office/word/2020/wordml/sdtdatahash" xmlns:w16sdtfl="http://schemas.microsoft.com/office/word/2024/wordml/sdtformatlock" xmlns:w16se="http://schemas.microsoft.com/office/word/2015/wordml/symex" mc:Ignorable="w14 w15 w16se w16cid w16 w16cex w16sdtdh w16sdtfl w16du">
+<w:styles xmlns:mc="http://schemas.openxmlformats.org/markup-compatibility/2006" xmlns:r="http://schemas.openxmlformats.org/officeDocument/2006/relationships" xmlns:w="http://schemas.openxmlformats.org/wordprocessingml/2006/main" xmlns:w14="http://schemas.microsoft.com/office/word/2010/wordml" xmlns:w15="http://schemas.microsoft.com/office/word/2012/wordml" xmlns:w16cex="http://schemas.microsoft.com/office/word/2018/wordml/cex" xmlns:w16cid="http://schemas.microsoft.com/office/word/2016/wordml/cid" xmlns:w16="http://schemas.microsoft.com/office/word/2018/wordml" xmlns:w16sdtdh="http://schemas.microsoft.com/office/word/2020/wordml/sdtdatahash" xmlns:w16se="http://schemas.microsoft.com/office/word/2015/wordml/symex" mc:Ignorable="w14 w15 w16se w16cid w16 w16cex w16sdtdh">
   <w:docDefaults>
     <w:rPrDefault>
       <w:rPr>
@@ -24240,15 +24253,21 @@
 </file>
 
 <file path=customXml/item1.xml><?xml version="1.0" encoding="utf-8"?>
-<?mso-contentType ?>
-<FormTemplates xmlns="http://schemas.microsoft.com/sharepoint/v3/contenttype/forms">
-  <Display>DocumentLibraryForm</Display>
-  <Edit>DocumentLibraryForm</Edit>
-  <New>DocumentLibraryForm</New>
-</FormTemplates>
+<p:properties xmlns:p="http://schemas.microsoft.com/office/2006/metadata/properties" xmlns:xsi="http://www.w3.org/2001/XMLSchema-instance" xmlns:pc="http://schemas.microsoft.com/office/infopath/2007/PartnerControls">
+  <documentManagement>
+    <TaxCatchAll xmlns="cb45339b-ced9-4d0d-8f64-77573914d53b" xsi:nil="true"/>
+    <lcf76f155ced4ddcb4097134ff3c332f xmlns="43a3ca16-9c26-4813-b83f-4aec9927b43f">
+      <Terms xmlns="http://schemas.microsoft.com/office/infopath/2007/PartnerControls"/>
+    </lcf76f155ced4ddcb4097134ff3c332f>
+  </documentManagement>
+</p:properties>
 </file>
 
 <file path=customXml/item2.xml><?xml version="1.0" encoding="utf-8"?>
+<b:Sources xmlns:b="http://schemas.openxmlformats.org/officeDocument/2006/bibliography" xmlns="http://schemas.openxmlformats.org/officeDocument/2006/bibliography" SelectedStyle="\APASixthEditionOfficeOnline.xsl" StyleName="APA" Version="6"/>
+</file>
+
+<file path=customXml/item3.xml><?xml version="1.0" encoding="utf-8"?>
 <ct:contentTypeSchema xmlns:ct="http://schemas.microsoft.com/office/2006/metadata/contentType" xmlns:ma="http://schemas.microsoft.com/office/2006/metadata/properties/metaAttributes" ct:_="" ma:_="" ma:contentTypeName="Documento" ma:contentTypeID="0x01010049282E1EDBE9234EA9E6D38F720E265F" ma:contentTypeVersion="15" ma:contentTypeDescription="Crear nuevo documento." ma:contentTypeScope="" ma:versionID="b31c7aa9eaf043a08b87120b3c4916e3">
   <xsd:schema xmlns:xsd="http://www.w3.org/2001/XMLSchema" xmlns:xs="http://www.w3.org/2001/XMLSchema" xmlns:p="http://schemas.microsoft.com/office/2006/metadata/properties" xmlns:ns2="cb45339b-ced9-4d0d-8f64-77573914d53b" xmlns:ns3="43a3ca16-9c26-4813-b83f-4aec9927b43f" targetNamespace="http://schemas.microsoft.com/office/2006/metadata/properties" ma:root="true" ma:fieldsID="3533d065b04d75c457075bc55f1f5315" ns2:_="" ns3:_="">
     <xsd:import namespace="cb45339b-ced9-4d0d-8f64-77573914d53b"/>
@@ -24483,30 +24502,35 @@
 </ct:contentTypeSchema>
 </file>
 
-<file path=customXml/item3.xml><?xml version="1.0" encoding="utf-8"?>
-<b:Sources xmlns:b="http://schemas.openxmlformats.org/officeDocument/2006/bibliography" xmlns="http://schemas.openxmlformats.org/officeDocument/2006/bibliography" SelectedStyle="\APASixthEditionOfficeOnline.xsl" StyleName="APA" Version="6"/>
-</file>
-
 <file path=customXml/item4.xml><?xml version="1.0" encoding="utf-8"?>
-<p:properties xmlns:p="http://schemas.microsoft.com/office/2006/metadata/properties" xmlns:xsi="http://www.w3.org/2001/XMLSchema-instance" xmlns:pc="http://schemas.microsoft.com/office/infopath/2007/PartnerControls">
-  <documentManagement>
-    <TaxCatchAll xmlns="cb45339b-ced9-4d0d-8f64-77573914d53b" xsi:nil="true"/>
-    <lcf76f155ced4ddcb4097134ff3c332f xmlns="43a3ca16-9c26-4813-b83f-4aec9927b43f">
-      <Terms xmlns="http://schemas.microsoft.com/office/infopath/2007/PartnerControls"/>
-    </lcf76f155ced4ddcb4097134ff3c332f>
-  </documentManagement>
-</p:properties>
+<?mso-contentType ?>
+<FormTemplates xmlns="http://schemas.microsoft.com/sharepoint/v3/contenttype/forms">
+  <Display>DocumentLibraryForm</Display>
+  <Edit>DocumentLibraryForm</Edit>
+  <New>DocumentLibraryForm</New>
+</FormTemplates>
 </file>
 
 <file path=customXml/itemProps1.xml><?xml version="1.0" encoding="utf-8"?>
-<ds:datastoreItem xmlns:ds="http://schemas.openxmlformats.org/officeDocument/2006/customXml" ds:itemID="{D00A4A46-BDBD-48AC-87B9-2BA42D9CC06F}">
+<ds:datastoreItem xmlns:ds="http://schemas.openxmlformats.org/officeDocument/2006/customXml" ds:itemID="{26259216-AD86-464A-AEAD-95B1F9E17392}">
   <ds:schemaRefs>
-    <ds:schemaRef ds:uri="http://schemas.microsoft.com/sharepoint/v3/contenttype/forms"/>
+    <ds:schemaRef ds:uri="http://schemas.microsoft.com/office/2006/metadata/properties"/>
+    <ds:schemaRef ds:uri="http://schemas.microsoft.com/office/infopath/2007/PartnerControls"/>
+    <ds:schemaRef ds:uri="cb45339b-ced9-4d0d-8f64-77573914d53b"/>
+    <ds:schemaRef ds:uri="43a3ca16-9c26-4813-b83f-4aec9927b43f"/>
   </ds:schemaRefs>
 </ds:datastoreItem>
 </file>
 
 <file path=customXml/itemProps2.xml><?xml version="1.0" encoding="utf-8"?>
+<ds:datastoreItem xmlns:ds="http://schemas.openxmlformats.org/officeDocument/2006/customXml" ds:itemID="{A9F2CEBA-C824-4C86-81A8-E32CBD0EB92D}">
+  <ds:schemaRefs>
+    <ds:schemaRef ds:uri="http://schemas.openxmlformats.org/officeDocument/2006/bibliography"/>
+  </ds:schemaRefs>
+</ds:datastoreItem>
+</file>
+
+<file path=customXml/itemProps3.xml><?xml version="1.0" encoding="utf-8"?>
 <ds:datastoreItem xmlns:ds="http://schemas.openxmlformats.org/officeDocument/2006/customXml" ds:itemID="{0BC4A0A4-89EA-4C0C-9011-C1B351E892BC}">
   <ds:schemaRefs>
     <ds:schemaRef ds:uri="http://schemas.microsoft.com/office/2006/metadata/contentType"/>
@@ -24525,21 +24549,10 @@
 </ds:datastoreItem>
 </file>
 
-<file path=customXml/itemProps3.xml><?xml version="1.0" encoding="utf-8"?>
-<ds:datastoreItem xmlns:ds="http://schemas.openxmlformats.org/officeDocument/2006/customXml" ds:itemID="{A9F2CEBA-C824-4C86-81A8-E32CBD0EB92D}">
+<file path=customXml/itemProps4.xml><?xml version="1.0" encoding="utf-8"?>
+<ds:datastoreItem xmlns:ds="http://schemas.openxmlformats.org/officeDocument/2006/customXml" ds:itemID="{D00A4A46-BDBD-48AC-87B9-2BA42D9CC06F}">
   <ds:schemaRefs>
-    <ds:schemaRef ds:uri="http://schemas.openxmlformats.org/officeDocument/2006/bibliography"/>
-  </ds:schemaRefs>
-</ds:datastoreItem>
-</file>
-
-<file path=customXml/itemProps4.xml><?xml version="1.0" encoding="utf-8"?>
-<ds:datastoreItem xmlns:ds="http://schemas.openxmlformats.org/officeDocument/2006/customXml" ds:itemID="{26259216-AD86-464A-AEAD-95B1F9E17392}">
-  <ds:schemaRefs>
-    <ds:schemaRef ds:uri="http://schemas.microsoft.com/office/2006/metadata/properties"/>
-    <ds:schemaRef ds:uri="http://schemas.microsoft.com/office/infopath/2007/PartnerControls"/>
-    <ds:schemaRef ds:uri="cb45339b-ced9-4d0d-8f64-77573914d53b"/>
-    <ds:schemaRef ds:uri="43a3ca16-9c26-4813-b83f-4aec9927b43f"/>
+    <ds:schemaRef ds:uri="http://schemas.microsoft.com/sharepoint/v3/contenttype/forms"/>
   </ds:schemaRefs>
 </ds:datastoreItem>
 </file>